--- a/klagomål/A 53355-2024 FSC-klagomål.docx
+++ b/klagomål/A 53355-2024 FSC-klagomål.docx
@@ -163,7 +163,7 @@
         <w:pStyle w:val="Title"/>
       </w:pPr>
       <w:r>
-        <w:t>Inledande FSC- /PEFC-klagomål – information om höga naturvärden i avverkningsanmälan A 53355-2024 i Älvdalens kommun</w:t>
+        <w:t>Inledande FSC- /PEFC-klagomål – information om höga naturvärden och fridlysta arter i avverkningsanmälan A 53355-2024 i Älvdalens kommun</w:t>
       </w:r>
     </w:p>
     <w:p>
@@ -173,7 +173,7 @@
     </w:p>
     <w:p>
       <w:r>
-        <w:t>Nedan presenteras fynd av naturvårdsarter som gjorts i det avverkningsanmälda området, samt relevanta utdrag ur standarderna för FSC, Chain of Custody, Controlled Wood och PEFC. I BILAGA 1 finns artfakta om rödlistade arter.</w:t>
+        <w:t>Nedan presenteras fynd av naturvårdsarter och fridlysta arter som gjorts i det avverkningsanmälda området, samt relevanta utdrag ur standarderna för FSC, Chain of Custody, Controlled Wood och PEFC. I BILAGA 1 finns artfakta om fridlysta och rödlistade arter.</w:t>
       </w:r>
     </w:p>
     <w:p>
@@ -191,7 +191,7 @@
     </w:p>
     <w:p>
       <w:r>
-        <w:t>I avverkningsanmälan har följande 2 naturvårdsarter hittats: garnlav (NT) och mindre märgborre (S). Av dessa är 1 rödlistade. För rödlistade arter har rödlistekategorin angivits inom parentes. Arter som är signalarter enligt Skogsstyrelsen har markerats med (S).</w:t>
+        <w:t>I avverkningsanmälan har följande 29 naturvårdsarter hittats: gräddticka (VU), knärot (VU, §8), liten sotlav (VU), ulltickeporing (VU), doftskinn (NT), gammelgransskål (NT), garnlav (NT), granticka (NT), gränsticka (NT), hornvaxskinn (NT), järpe (NT, §4), knottrig blåslav (NT), kortskaftad ärgspik (NT), spillkråka (NT, §4), talltita (NT, §4), ullticka (NT), vedflamlav (NT), vedskivlav (NT), violettgrå tagellav (NT), bronshjon (S), bårdlav (S), mindre märgborre (S), skuggblåslav (S), spindelblomster (S, §8), thomsons trägnagare (S), vedticka (S), tjäder (§4), fläcknycklar (§8) och revlummer (§9). Av dessa är 19 rödlistade. För rödlistade arter har rödlistekategorin angivits inom parentes. Arter som är signalarter enligt Skogsstyrelsen har markerats med (S). För fridlysta arter anges även paragrafen i Artskyddsförordningen som arten är fridlyst enligt.</w:t>
       </w:r>
     </w:p>
     <w:p>
@@ -206,7 +206,7 @@
       <w:r>
         <w:drawing>
           <wp:inline xmlns:a="http://schemas.openxmlformats.org/drawingml/2006/main" xmlns:pic="http://schemas.openxmlformats.org/drawingml/2006/picture">
-            <wp:extent cx="5486400" cy="3529334"/>
+            <wp:extent cx="5486400" cy="3471430"/>
             <wp:docPr id="1" name="Picture 1"/>
             <wp:cNvGraphicFramePr>
               <a:graphicFrameLocks noChangeAspect="1"/>
@@ -227,7 +227,7 @@
                   <pic:spPr>
                     <a:xfrm>
                       <a:off x="0" y="0"/>
-                      <a:ext cx="5486400" cy="3529334"/>
+                      <a:ext cx="5486400" cy="3471430"/>
                     </a:xfrm>
                     <a:prstGeom prst="rect"/>
                   </pic:spPr>
@@ -251,10 +251,109 @@
         <w:rPr>
           <w:b/>
         </w:rPr>
+        <w:t>Doftskinn (NT)</w:t>
+      </w:r>
+      <w:r>
+        <w:t>, rödlistad som nära hotad, är en mycket bra signalart för boreal granskog och indikerar ett gran-skogsekosystem med lång kontinuitet av grova lågor. Arten är placerad i toppen av Skogsstyrelsens värdepyramid för bedömning av skog med höga naturvärden och har klassats som en “urskogsindikator”, då den förekommer med ett tydligt optimum i helt eller nästan helt orörda skogar (Nitare &amp; Skogsstyrelsen, 2019).</w:t>
+      </w:r>
+    </w:p>
+    <w:p>
+      <w:r>
+        <w:rPr>
+          <w:b/>
+        </w:rPr>
+        <w:t>Gammelgransskål (NT)</w:t>
+      </w:r>
+      <w:r>
+        <w:t xml:space="preserve"> är en liten skålsvamp som växer på gamla granar med skrovlig bark. Typiska växtplatser är gransumpskog i myrkanter, bäckdråg, bäckraviner och skuggiga bergssluttningar, men också skog på torrare mark kan hysa arten om beståndet har stark naturskogskaraktär. Bestånd med arten bör behandlas som nyckelbiotoper och sparas vid en slutavverkning. Även gallring bör undvikas (SLU Artdatabanken, 2024; Nitare &amp; Skogsstyrelsen, 2019).</w:t>
+      </w:r>
+    </w:p>
+    <w:p>
+      <w:r>
+        <w:rPr>
+          <w:b/>
+        </w:rPr>
         <w:t>Garnlav (NT)</w:t>
       </w:r>
       <w:r>
         <w:t xml:space="preserve"> är en utpräglad barrskogsart som ibland kan drapera träden i norrländska grannaturskogar med hög luftfuktighet. Den förekommer även i talldominerade bestånd där den, förutom i trädens grenverk, påträffas hängande över ojämnheter i tallbarken. Arten har minskat starkt i södra och mellersta Sverige och den minskar även i sitt nordliga utbredningsområde. Orsaken till tillbakagången beror främst på slutavverkningar av naturskogsartade skogar. Bestånd med riklig förekomst bör regelmässigt sparas. Garnlav är värdväxt för den mycket sällsynta och akut hotade fjärilen barrskogslavfly (CR) som hör hemma i boreala barrskogar med riklig förekomst av värdväxten. Tidigare kunde arten konstateras årligen på flera platser vid Dala-Floda i Dalarna innan lokalerna kalavverkades. Senaste fyndet i landet av barrskogslavfly är från år 2000 då den påträffades vid Högberget i Sollefteå kommun (SLU Artdatabanken, 2024).</w:t>
+      </w:r>
+    </w:p>
+    <w:p>
+      <w:r>
+        <w:rPr>
+          <w:b/>
+        </w:rPr>
+        <w:t>Granticka (NT)</w:t>
+      </w:r>
+      <w:r>
+        <w:t xml:space="preserve"> förekommer främst i äldre skogar med naturskogskaraktär, liksom i dimensionsavverkade och plockhuggna skogar. I äldre grannaturskog i norra Sverige är den alltjämt en förhållandevis vanlig karaktärsart, medan den längre söderut blir allt mer sällsynt. I Götaland och delar av Svealand är den en god signalart för skyddsvärda granskogsmiljöer. Arten bedöms ha minskat starkt under senare år på grund av skogsavverkningar, då den framför allt växer i äldre granskog med långvarig grankontinuitet. I urskogsliknande bestånd i norra Sverige kan ibland påträffas den mycket sällsynta tickan grantickeporing (VU), som lever på döda grantickor (SLU Artdatabanken, 2024; Nitare &amp; Skogsstyrelsen, 2019).</w:t>
+      </w:r>
+    </w:p>
+    <w:p>
+      <w:r>
+        <w:rPr>
+          <w:b/>
+        </w:rPr>
+        <w:t>Gräddticka (VU)</w:t>
+      </w:r>
+      <w:r>
+        <w:t xml:space="preserve"> har klassificerats som en ”gammelskogsindikator” och signalerar granskogar med höga naturvärden. Den kräver miljöer med hög och jämn fuktighet och växtplatserna ligger oftast på näringsrik, fuktig eller blöt mark där lågan och den murkna veden hålls konstant fuktig. Slutavverkning av gammelgranskog är ett direkt hot mot artens existens i landet och artens växtplatser måste undantas från skogsbruk (SLU Artdatabanken, 2024; Nitare &amp; Skogsstyrelsen, 2019).</w:t>
+      </w:r>
+    </w:p>
+    <w:p>
+      <w:r>
+        <w:rPr>
+          <w:b/>
+        </w:rPr>
+        <w:t>Gränsticka (NT)</w:t>
+      </w:r>
+      <w:r>
+        <w:t xml:space="preserve"> är en mycket bra signalart inom hela sitt utbredningsområde. Den är huvudsakligen knuten till restbestånd av barrnaturskog och förekommer med ett tydligt optimum i orörda eller måttligt påverkade gamla granskogar där det föreligger långvarig kontinuitet av grov död ved. Lokaler som hyser arten, speciellt i mellersta och södra Sverige, bör undantas från skogsbruk (SLU Artdatabanken, 2024; Nitare &amp; Skogsstyrelsen, 2019).</w:t>
+      </w:r>
+    </w:p>
+    <w:p>
+      <w:r>
+        <w:rPr>
+          <w:b/>
+        </w:rPr>
+        <w:t xml:space="preserve">Hornvaxskinn (NT) </w:t>
+      </w:r>
+      <w:r>
+        <w:t>påträffas på gamla senvuxna, torra och hårda lågor i gamla naturskogsartade eller plockhuggna tallskogar i norra Sverige. Arten hotas av avverkning av naturskogsartade tallskogar och uttag av torrakor till timring av byggnader. Avverkning av naturskogsliknande tallskogar bör ej förekomma (SLU Artdatabanken, 2024).</w:t>
+      </w:r>
+    </w:p>
+    <w:p>
+      <w:r>
+        <w:rPr>
+          <w:b/>
+        </w:rPr>
+        <w:t>Knottrig blåslav (NT)</w:t>
+      </w:r>
+      <w:r>
+        <w:t xml:space="preserve"> har sin huvudutbredning i gamla granskogar i det övre barrskogsbältet mot fjällen. Den signalerar alltid höga naturvärden och växer i skogar med lång kontinuitet, mest i opåverkade naturskogsbestånd. Arten överlever inte en slutavverkning (inklusive hänsyn) och den finns idag enbart i kontinuitetsskog. Lavens fortsatta förekomst bör säkerställas genom att lokaler med äldre barrskog skyddas (SLU Artdatabanken, 2024; Nitare &amp; Skogsstyrelsen, 2019).</w:t>
+      </w:r>
+    </w:p>
+    <w:p>
+      <w:r>
+        <w:rPr>
+          <w:b/>
+        </w:rPr>
+        <w:t>Kortskaftad ärgspik (NT)</w:t>
+      </w:r>
+      <w:r>
+        <w:t xml:space="preserve"> förekommer i barrträdsdominerade skogar och växer nästan uteslutande på tallved. Den föredrar gamla högstubbar i fuktig och halvöppen miljö, t.ex. i myrkanter, sumpskog och brandpräglad skog. Arten indikerar kontinuerlig tillgång till gamla högstubbar i kombination med hög och jämn luftfuktighet. Skogsbruk på lokaler med kortskaftad ärgspik utgör ett hot. På lång sikt bildas färre lämpliga substrat än vad som försvinner. Avverkning av barrträdsdominerade bestånd av naturskogskaraktär utgör ett långsiktigt hot. Naturskogsartade bestånd med riklig förekomst av gamla och grova tallhögstubbar bör undantas från skogsbruk (SLU Artdatabanken, 2024).</w:t>
+      </w:r>
+    </w:p>
+    <w:p>
+      <w:r>
+        <w:rPr>
+          <w:b/>
+        </w:rPr>
+        <w:t>Liten sotlav (VU)</w:t>
+      </w:r>
+      <w:r>
+        <w:t xml:space="preserve"> förekommer i gamla brandrefugiala boreala granskogar där den oftast påträffas på grovbarkiga, senvuxna, mycket gamla granar. Arten är en av de mest krävande arterna i fuktig grannaturskog och är placerad högst upp i Skogsstyrelsens värdepyramid för bedömning av skog med höga naturvärden. Samtliga förekomster bör skyddas (SLU Artdatabanken, 2024; Nitare &amp; Skogsstyrelsen, 2019).</w:t>
       </w:r>
     </w:p>
     <w:p>
@@ -275,6 +374,236 @@
       </w:r>
       <w:r>
         <w:t xml:space="preserve"> (VU), tallbarksvartbagge (VU), tallgångbagge (VU) och cholodkovskys bastborre (NT). Den mindre märgborrens måsvingeliknande gnaggångar är lätta att känna igen och hittas ofta på grova tallgrenar på marken. Rika förekomster av främst mindre märgborre men även skarptandad barkborre (NT) är en signal för artrikedom och inventeringar har visat att det är i skogar med en naturlig självgallring som det skapas förutsättningar för dessa arter samt de efterföljande åtgärdsprogramsarterna. Tallskogar med stark förekomst av mindre märgborre och skarptandad barkborre bör avsättas som reservat. Generellt bör hänsyn tas vid slutavverkning av talldominerad skog så att avverkningsrester som gren- och toppdelar lämnas (Pettersson, 2014; Hedgren, 2012; Gunnarsson m fl., 1999).</w:t>
+      </w:r>
+    </w:p>
+    <w:p>
+      <w:r>
+        <w:rPr>
+          <w:b/>
+        </w:rPr>
+        <w:t>Ullticka (NT)</w:t>
+      </w:r>
+      <w:r>
+        <w:t xml:space="preserve"> är knuten till restbestånd av barrnaturskog och förekommer med ett tydligt optimum i orörda eller måttligt påverkade gamla granskogar där det föreligger viss kontinuitet av grov död ved. Ullticka är en bra signalart inom hela sitt utbredningsområde och i södra Sverige är den sällsynt och en god signalart för skyddsvärda granskogsmiljöer. Den hotas av avverkning och fragmentering av naturskog och äldre granskog med lång trädkontinuitet. På ullticka kan ibland ulltickeporing (VU) påträffas - det är en sällsynt ticka som nyligen delats upp i tre olika arter: </w:t>
+      </w:r>
+      <w:r>
+        <w:rPr>
+          <w:i/>
+        </w:rPr>
+        <w:t xml:space="preserve">Skeletocutis brevispora </w:t>
+      </w:r>
+      <w:r>
+        <w:t>(ulltickeporing)</w:t>
+      </w:r>
+      <w:r>
+        <w:rPr>
+          <w:i/>
+        </w:rPr>
+        <w:t>, Skeletocutis delicata och Skeletocutis exilis</w:t>
+      </w:r>
+      <w:r>
+        <w:t>. De två sistnämnda arterna står för närvarande (2020) som ej bedömda i rödlistan (SLU Artdatabanken, 2024; Nitare &amp; Skogsstyrelsen, 2019; Miettinen &amp; Niemelä, 2018).</w:t>
+      </w:r>
+    </w:p>
+    <w:p>
+      <w:r>
+        <w:rPr>
+          <w:b/>
+        </w:rPr>
+        <w:t xml:space="preserve">Ulltickeporing </w:t>
+      </w:r>
+      <w:r>
+        <w:rPr>
+          <w:b/>
+          <w:i/>
+        </w:rPr>
+        <w:t>Skeletocutis brevispora</w:t>
+      </w:r>
+      <w:r>
+        <w:rPr>
+          <w:b/>
+        </w:rPr>
+        <w:t xml:space="preserve"> (VU)</w:t>
+      </w:r>
+      <w:r>
+        <w:t>, rödlistad som sårbar, växer på ullticka (NT) i naturskogsartade granskogar. Avverkning av naturskogslika miljöer och av grova granar där ulltickeporing förekommer är ett direkt hot mot artens fortlevnad. Alla skogliga åtgärder som innebär att lågor och döda eller skadade träd tas bort missgynnar arten. På sikt är minskad tillgång till lämpligt substrat och krympande areal av naturskog ett hot, framförallt råder brist på grov ved som lågor i sena nedbrytningsstadier. Ytterligare fragmentering av skogslandskapet minskar artens möjligheter till spridning. Gamla granskogar som hyser arten undantas helt från skogsbruk (SLU Artdatabanken, 2024).</w:t>
+      </w:r>
+    </w:p>
+    <w:p>
+      <w:r>
+        <w:rPr>
+          <w:b/>
+        </w:rPr>
+        <w:t>Vedflamlav (NT)</w:t>
+      </w:r>
+      <w:r>
+        <w:t xml:space="preserve"> växer på gammal hård och torr, exponerad kärnved av tall, främst på högstubbar i ljusöppna lägen, t.ex. vid och på myrar, sjökanter, i glesa hällmarkskogar och i brandpräglade tallnaturskogar. Substratet nyskapas i begränsad omfattning och arten är en utmärkt indikator på höga naturvärden i denna skogstyp. Tall- och barrblandskogar med naturskogskaraktär och spår av bränder har ofta höga biologiska värden och bör skyddas (SLU Artdatabanken, 2024).</w:t>
+      </w:r>
+    </w:p>
+    <w:p>
+      <w:r>
+        <w:rPr>
+          <w:b/>
+        </w:rPr>
+        <w:t>Vedskivlav (NT)</w:t>
+      </w:r>
+      <w:r>
+        <w:t xml:space="preserve"> växer på gammal, torr, exponerad, hård kärnved av framförallt tall i naturskogsartade bestånd. Avverkning av tallskog av naturskogskaraktär med spår av återkommande bränder är ett hot. Mängden lämplig ved att växa på för vedskivlav minskar, dels på grund av naturlig nedbrytning men framförallt på grund av att de förstörs i samband med slutavverkningar, gallringar och markberedning. Tall- och blandbarrskogar av naturskogskaraktär med spår av återkommande bränder bör skyddas (SLU Artdatabanken, 2024).</w:t>
+      </w:r>
+    </w:p>
+    <w:p>
+      <w:r>
+        <w:rPr>
+          <w:b/>
+        </w:rPr>
+        <w:t>Violettgrå tagellav (NT)</w:t>
+      </w:r>
+      <w:r>
+        <w:t xml:space="preserve"> växer nästan uteslutande i gamla olikåldriga barrnaturskogar med lång skoglig kontinuitet och är en utmärkt signal på skog med höga naturvärden. Slutavverkning av tidigare aldrig slutavverkad skog (kontinuitetsskog) är det största hotet. Biotopen nyskapas i begränsad omfattning och barrskog äldre än 160 år, där den violettgrå tagellaven huvudsakligen påträffas har minskat med 50% de senaste 50 åren. Lågproduktiv skogsmark där laven förekommer bör undantas från skogsbruk och rika förekomster i äldre granskog bör skyddas. Arten är känslig för uttorkning och det är väsentligt att tillräckligt stora bestånd avsätts (SLU Artdatabanken, 2024; Nitare &amp; Skogsstyrelsen, 2019).</w:t>
+      </w:r>
+    </w:p>
+    <w:p>
+      <w:pPr>
+        <w:pStyle w:val="Heading1"/>
+      </w:pPr>
+      <w:r>
+        <w:t>Fridlysta arter</w:t>
+      </w:r>
+    </w:p>
+    <w:p>
+      <w:r>
+        <w:t>Följande fridlysta arter har sina livsmiljöer och växtplatser i den avverkningsanmälda skogen: knärot (VU, §8), järpe (NT, §4), spillkråka (NT, §4), talltita (NT, §4), spindelblomster (S, §8), tjäder (§4), fläcknycklar (§8) och revlummer (§9).</w:t>
+      </w:r>
+    </w:p>
+    <w:p>
+      <w:r>
+        <w:t xml:space="preserve">Observera att medlemsländerna är skyldiga att agera i enlighet med EU:s fågeldirektiv där det uttryckligen står att direktivet gäller för fåglar samt för deras ägg, bon och </w:t>
+      </w:r>
+      <w:r>
+        <w:rPr>
+          <w:b/>
+        </w:rPr>
+        <w:t xml:space="preserve">livsmiljöer </w:t>
+      </w:r>
+      <w:r>
+        <w:t>(artikel 1). Vidare att de åtgärder som vidtas inte får leda till en försämring av den nuvarande situationen beträffande bevarandet av de fågelarter som avses i artikel 1 (artikel 13). Fågeldirektivet är styrande för tillsynsansvariga myndigheters ärendehantering, ställningstaganden och beslutsfattande.</w:t>
+      </w:r>
+    </w:p>
+    <w:p>
+      <w:r>
+        <w:rPr>
+          <w:b/>
+        </w:rPr>
+        <w:t>Järpe (NT, §4)</w:t>
+      </w:r>
+      <w:r>
+        <w:t>, rödlistad som nära hotad och prioriterad art i Skogsvårdslagen har häckningsrevir i avverkningsanmälan. Arten har minskat med 25 (10–40) % under de senaste 12 åren och är mycket stationär inom sitt revir som är minst 25 hektar stort. Dess livsmiljöer utgörs av tät barrskog med inblandning av lövträd och en väl utvecklad flerskiktad struktur med bärris och yngre eller undertryckta, täta granar i ett lägre skikt, ofta utmed bäckar och åar inne i den skyddande granskogen. Järpen överlever inte om dess livsmiljö kalavverkas och är även känslig för röjning, gallring och avverkning där unga granar och lövträd inte sparas i tillräcklig omfattning (SLU Artdatabanken, 2022).</w:t>
+      </w:r>
+    </w:p>
+    <w:p>
+      <w:r>
+        <w:rPr>
+          <w:b/>
+        </w:rPr>
+        <w:t>Knärot (VU, §8)</w:t>
+      </w:r>
+      <w:r>
+        <w:t xml:space="preserve"> är rödlistad som sårbar (VU). För att knärot inte ska ta skada av skogsbruksåtgärder i intilliggande skog krävs buffertzoner på minst 50 meter (Johnson, 2014; Koelmeijer m.fl., 2022; Skogsstyrelsen, 2022). Arten är även känslig för gallring vilket framgår av Skogsstyrelsens egen vägledning för hänsyn till knärot (Skogsstyrelsen, 2022). För rika förekomster av knärot är reservatsbildning eller biotopskydd lämpliga åtgärder för att skydda den (SLU Artdatabanken, 2023).</w:t>
+      </w:r>
+    </w:p>
+    <w:p>
+      <w:r>
+        <w:t>I det avverkningsanmälda området finns 1 fyndplatser för knärot registrerade på Artportalen. Figur 2 visar gränserna för buffertzoner på 50 m, som behöver lämnas kring fyndplatserna för att knärotslokalerna inte ska försvinna vid en avverkning. Av det avverkningsanmälda området överlappar 0.79 ha med buffertzonerna och får av detta skäl inte avverkas.</w:t>
+      </w:r>
+    </w:p>
+    <w:p>
+      <w:pPr>
+        <w:pStyle w:val="Caption"/>
+      </w:pPr>
+      <w:r>
+        <w:drawing>
+          <wp:inline xmlns:a="http://schemas.openxmlformats.org/drawingml/2006/main" xmlns:pic="http://schemas.openxmlformats.org/drawingml/2006/picture">
+            <wp:extent cx="5486400" cy="4028898"/>
+            <wp:docPr id="2" name="Picture 2"/>
+            <wp:cNvGraphicFramePr>
+              <a:graphicFrameLocks noChangeAspect="1"/>
+            </wp:cNvGraphicFramePr>
+            <a:graphic>
+              <a:graphicData uri="http://schemas.openxmlformats.org/drawingml/2006/picture">
+                <pic:pic>
+                  <pic:nvPicPr>
+                    <pic:cNvPr id="0" name="A 53355-2024 karta knärot.png"/>
+                    <pic:cNvPicPr/>
+                  </pic:nvPicPr>
+                  <pic:blipFill>
+                    <a:blip r:embed="rId17"/>
+                    <a:stretch>
+                      <a:fillRect/>
+                    </a:stretch>
+                  </pic:blipFill>
+                  <pic:spPr>
+                    <a:xfrm>
+                      <a:off x="0" y="0"/>
+                      <a:ext cx="5486400" cy="4028898"/>
+                    </a:xfrm>
+                    <a:prstGeom prst="rect"/>
+                  </pic:spPr>
+                </pic:pic>
+              </a:graphicData>
+            </a:graphic>
+          </wp:inline>
+        </w:drawing>
+      </w:r>
+    </w:p>
+    <w:p>
+      <w:pPr>
+        <w:pStyle w:val="Caption"/>
+      </w:pPr>
+      <w:r>
+        <w:t>Figur 2. Fyndplatser och buffertzoner för knärot i det avverkningsanmälda området. Endast fyndplatser vars buffertzoner överlappar med det avverkningsanmälda området har tagits med i visualiseringen. Kartans mittpunktskoordinat är N 6783683, E 438607 i SWEREF 99 TM.</w:t>
+      </w:r>
+    </w:p>
+    <w:p>
+      <w:pPr>
+        <w:pStyle w:val="Caption"/>
+      </w:pPr>
+    </w:p>
+    <w:p>
+      <w:r>
+        <w:rPr>
+          <w:b/>
+        </w:rPr>
+        <w:t>Spillkråka (NT, §4)</w:t>
+      </w:r>
+      <w:r>
+        <w:t xml:space="preserve"> är rödlistad som nära hotad och ingår i bilaga 1 i EU:s fågeldirektiv. Den minskar i population på grund av minskad tillgång på lämpliga bo- och födoträd och minskad födotillgång. Spillkråkans minskningstakt har uppgått till 19 (24–10) % under de senaste 15 åren. Minskningstakten för den svenska populationen bedöms vara nära gränsvärdet för Sårbar (VU) (A2bc). Skogsbruk med korta omloppstider och täta, homogena ungskogar utgör det största hotet, (SLU Artdatabanken, 2023).</w:t>
+      </w:r>
+    </w:p>
+    <w:p>
+      <w:r>
+        <w:rPr>
+          <w:b/>
+        </w:rPr>
+        <w:t>Spindelblomster (§8)</w:t>
+      </w:r>
+      <w:r>
+        <w:t xml:space="preserve"> växer i äldre mossrik granskog eller barrblandskog, men även i fjällbjörkskog. Arten indikerar långvarig trädkontinuitet och hög luftfuktighet och är mycket känslig för uttorkning och markskador. Spindelblomster har i många trakter minskat starkt under senare tid på grund av slutavverkningar och skogsmarksdikning (Nitare &amp; Skogsstyrelsen, 2019).</w:t>
+      </w:r>
+    </w:p>
+    <w:p>
+      <w:r>
+        <w:rPr>
+          <w:b/>
+        </w:rPr>
+        <w:t>Talltita (NT, §4)</w:t>
+      </w:r>
+      <w:r>
+        <w:t>, rödlistad som nära hotad och prioriterad art i Skogsvårdslagen har häckningsrevir i anmälan. Arten har minskat kraftigt de senaste 30 åren och minskningstakten innevarande 10-årsperiod beräknas till 20 (10–30) %. Talltitan är synnerligen trogen sitt cirka 15 hektar stora revir och är beroende av flerskiktade olikåldriga skogar för att kunna föda upp sina ungar. Talltitan försvinner om dess livsmiljö kalavverkas (Eggers &amp; Low (2014); Ekman (1979); Griesser et al (2007); Klein (2020); Siffczyk et al (2003); SLU Artdatabanken (2021).</w:t>
+      </w:r>
+    </w:p>
+    <w:p>
+      <w:r>
+        <w:t>I BILAGA 1 finns mer detaljerad information om ekologi samt krav på livsmiljö hos fridlysta arter.</w:t>
       </w:r>
     </w:p>
     <w:p>
@@ -329,6 +658,22 @@
       <w:r>
         <w:t>I den avverkningsanmälda skogen har fridlysta arter sina livsmiljöer och växtplatser. Att skada de fridlysta arternas livsmiljöer, växtplatser eller ekologiska funktion är inte tillåtet enligt artskyddsförordningen.</w:t>
       </w:r>
+      <w:r>
+        <w:rPr>
+          <w:i/>
+        </w:rPr>
+        <w:t xml:space="preserve"> EU:s medlemsländer och skogsbolag är skyldiga att agera i enlighet med EU:s fågeldirektiv där det uttryckligen står att direktivet gäller för fåglar samt för deras ägg, bon och </w:t>
+      </w:r>
+      <w:r>
+        <w:rPr>
+          <w:b/>
+          <w:i/>
+        </w:rPr>
+        <w:t xml:space="preserve">livsmiljöer </w:t>
+      </w:r>
+      <w:r>
+        <w:t>(artikel 1). Vidare att de åtgärder som vidtas inte får leda till en försämring av den nuvarande situationen beträffande bevarandet av de fågelarter som avses i artikel 1 (artikel 13).</w:t>
+      </w:r>
     </w:p>
     <w:p>
       <w:r>
@@ -346,10 +691,18 @@
         <w:rPr>
           <w:b/>
         </w:rPr>
-        <w:t xml:space="preserve">6.4.3 </w:t>
-      </w:r>
-      <w:r>
-        <w:t>Bevarandeåtgärder genomförs för de kända förekomster av rödlistade arter som påverkas av skogsbruk.</w:t>
+        <w:t xml:space="preserve">6.4.1 </w:t>
+      </w:r>
+      <w:r>
+        <w:t>Följande biotoper undantas från alla skogsbruksåtgärder, förutom åtgärder påkallade för att bevara eller främja biotopens naturliga eller hävdbetingade biologiska mångfald:</w:t>
+      </w:r>
+    </w:p>
+    <w:p>
+      <w:pPr>
+        <w:ind w:left="357"/>
+      </w:pPr>
+      <w:r>
+        <w:t>b) nyckelbiotoper enligt Skogsstyrelsens definition och metod (1995)</w:t>
       </w:r>
     </w:p>
     <w:p>
@@ -367,15 +720,7 @@
         <w:rPr>
           <w:i/>
         </w:rPr>
-        <w:t>I det avverkningsanmälda skogsområdet har 2 naturvårdsarter varav 1 rödlistade arter sina livsmiljöer och växtplatser.</w:t>
-      </w:r>
-    </w:p>
-    <w:p>
-      <w:pPr>
-        <w:pStyle w:val="Heading2"/>
-      </w:pPr>
-      <w:r>
-        <w:t>Ur Chain of Custody Certification (FSC-STD-40-004 ver 3.0)</w:t>
+        <w:t>I det avverkningsanmälda skogsområdet har 26 rödlistade arter och signalarter påträffats. Detta ska jämföras med Skogsstyrelsens uppföljning 2017 av nyckelbiotoper som visade att man i genomsnitt hittar 20,6 olika rödlistade arter och signalarter i en nyckelbiotop (Wijk, S. 2017. Biologisk mångfald i nyckelbiotoper – Resultat från inventeringen “Uppföljning biologisk mångfald” 2009–2015. Rapport 4/2017 Skogsstyrelsen, Jönköping).</w:t>
       </w:r>
     </w:p>
     <w:p>
@@ -383,63 +728,10 @@
         <w:rPr>
           <w:b/>
         </w:rPr>
-        <w:t xml:space="preserve">1.3 </w:t>
-      </w:r>
-      <w:r>
-        <w:t xml:space="preserve">The organization shall commit to the FSC values as defined in FSC-POL-01-004 Policy for the Association of Organizations with FSC. </w:t>
-      </w:r>
-    </w:p>
-    <w:p>
-      <w:pPr>
-        <w:pStyle w:val="Heading2"/>
-      </w:pPr>
-      <w:r>
-        <w:t>Ur FSC:s policy för associerade organisationer (FSC-POL-01-004)</w:t>
-      </w:r>
-    </w:p>
-    <w:p>
-      <w:r>
-        <w:t xml:space="preserve">Som “Chain of Custody”-certifierad organisation är skogsbolaget bunden av de fastställda reglerna i Del 1 Punkt 1 c) i Policy för organisationer associerade med FSC (FSC-POL-01-004 V2-0 EN + SVE version 2012-03-02): </w:t>
-      </w:r>
-    </w:p>
-    <w:p>
-      <w:pPr>
-        <w:pStyle w:val="ListNumber"/>
-      </w:pPr>
-      <w:r>
-        <w:t>De organisationer FSC kan acceptera association med får inte direkt eller indirekt ha några kopplingar till nedanstående, oacceptabla aktiviteter:</w:t>
-      </w:r>
-    </w:p>
-    <w:p>
-      <w:pPr>
-        <w:ind w:left="357"/>
-      </w:pPr>
-      <w:r>
-        <w:t>a) Olaglig skogsavverkning och handel med olagligt avverkat virke eller skogsprodukter</w:t>
-      </w:r>
-    </w:p>
-    <w:p>
-      <w:pPr>
-        <w:ind w:left="357"/>
-      </w:pPr>
-      <w:r>
-        <w:t>...</w:t>
-      </w:r>
-    </w:p>
-    <w:p>
-      <w:pPr>
-        <w:ind w:left="357"/>
-      </w:pPr>
-      <w:r>
-        <w:t>c) Skogsbruk som förstör höga naturvärden</w:t>
-      </w:r>
-    </w:p>
-    <w:p>
-      <w:pPr>
-        <w:ind w:left="357"/>
-      </w:pPr>
-      <w:r>
-        <w:t>d) Betydande omvandling av skog till plantager eller annan, icke skoglig, markanvändning</w:t>
+        <w:t xml:space="preserve">6.4.3 </w:t>
+      </w:r>
+      <w:r>
+        <w:t>Bevarandeåtgärder genomförs för de kända förekomster av rödlistade arter som påverkas av skogsbruk.</w:t>
       </w:r>
     </w:p>
     <w:p>
@@ -457,7 +749,7 @@
         <w:rPr>
           <w:i/>
         </w:rPr>
-        <w:t>Avverkning av skog med höga naturvärden samt skada på fridlysta arter strider både mot FSC Controlled Wood-standarden och FSC:s policy for associerade organisationer.</w:t>
+        <w:t>I det avverkningsanmälda skogsområdet har 29 naturvårdsarter varav 19 rödlistade arter sina livsmiljöer och växtplatser.</w:t>
       </w:r>
     </w:p>
     <w:p>
@@ -465,12 +757,31 @@
         <w:pStyle w:val="Heading2"/>
       </w:pPr>
       <w:r>
-        <w:t>Ur FSC Controlled Wood (FSC-STD-40-005)</w:t>
-      </w:r>
-    </w:p>
-    <w:p>
-      <w:r>
-        <w:t>Virke som inte accepteras i FSC-märkta produkter (oacceptabelt ursprung) enligt FSC Controlled Wood (FSC-STD-40-005):</w:t>
+        <w:t>Ur Chain of Custody Certification (FSC-STD-40-004 ver 3.0)</w:t>
+      </w:r>
+    </w:p>
+    <w:p>
+      <w:r>
+        <w:rPr>
+          <w:b/>
+        </w:rPr>
+        <w:t xml:space="preserve">1.3 </w:t>
+      </w:r>
+      <w:r>
+        <w:t xml:space="preserve">The organization shall commit to the FSC values as defined in FSC-POL-01-004 Policy for the Association of Organizations with FSC. </w:t>
+      </w:r>
+    </w:p>
+    <w:p>
+      <w:pPr>
+        <w:pStyle w:val="Heading2"/>
+      </w:pPr>
+      <w:r>
+        <w:t>Ur FSC:s policy för associerade organisationer (FSC-POL-01-004)</w:t>
+      </w:r>
+    </w:p>
+    <w:p>
+      <w:r>
+        <w:t xml:space="preserve">Som “Chain of Custody”-certifierad organisation är skogsbolaget bunden av de fastställda reglerna i Del 1 Punkt 1 c) i Policy för organisationer associerade med FSC (FSC-POL-01-004 V2-0 EN + SVE version 2012-03-02): </w:t>
       </w:r>
     </w:p>
     <w:p>
@@ -478,31 +789,39 @@
         <w:pStyle w:val="ListNumber"/>
       </w:pPr>
       <w:r>
-        <w:t>Illegalt avverkat virke.</w:t>
+        <w:t>De organisationer FSC kan acceptera association med får inte direkt eller indirekt ha några kopplingar till nedanstående, oacceptabla aktiviteter:</w:t>
       </w:r>
     </w:p>
     <w:p>
       <w:pPr>
-        <w:pStyle w:val="ListNumber"/>
+        <w:ind w:left="357"/>
       </w:pPr>
       <w:r>
+        <w:t>a) Olaglig skogsavverkning och handel med olagligt avverkat virke eller skogsprodukter</w:t>
+      </w:r>
+    </w:p>
+    <w:p>
+      <w:pPr>
+        <w:ind w:left="357"/>
+      </w:pPr>
+      <w:r>
         <w:t>...</w:t>
       </w:r>
     </w:p>
     <w:p>
       <w:pPr>
-        <w:pStyle w:val="ListNumber"/>
+        <w:ind w:left="357"/>
       </w:pPr>
       <w:r>
-        <w:t>Virke från avverkningar som hotar höga naturvärden.</w:t>
+        <w:t>c) Skogsbruk som förstör höga naturvärden</w:t>
       </w:r>
     </w:p>
     <w:p>
       <w:pPr>
-        <w:pStyle w:val="ListNumber"/>
+        <w:ind w:left="357"/>
       </w:pPr>
       <w:r>
-        <w:t>Virke från skog som konverteras till plantager eller icke-skogligt bruk.</w:t>
+        <w:t>d) Betydande omvandling av skog till plantager eller annan, icke skoglig, markanvändning</w:t>
       </w:r>
     </w:p>
     <w:p>
@@ -525,15 +844,47 @@
     </w:p>
     <w:p>
       <w:pPr>
-        <w:pStyle w:val="Heading1"/>
+        <w:pStyle w:val="Heading2"/>
       </w:pPr>
       <w:r>
-        <w:t>Ur PEFC-standarden gällande lagefterlevnad</w:t>
-      </w:r>
-    </w:p>
-    <w:p>
-      <w:r>
-        <w:t>PEFC-standarden förutsätter att tillämplig svensk lagstiftning följs. Det är utsedd tillsynsmyndighet som ansvarar för tillsyn av lagens efterlevnad. PEFC-standarden återger innehållet i vissa certifieringskritiska lag- och föreskriftskrav vilka ska ingå i granskning av PEFC-systemets efterlevnad.</w:t>
+        <w:t>Ur FSC Controlled Wood (FSC-STD-40-005)</w:t>
+      </w:r>
+    </w:p>
+    <w:p>
+      <w:r>
+        <w:t>Virke som inte accepteras i FSC-märkta produkter (oacceptabelt ursprung) enligt FSC Controlled Wood (FSC-STD-40-005):</w:t>
+      </w:r>
+    </w:p>
+    <w:p>
+      <w:pPr>
+        <w:pStyle w:val="ListNumber"/>
+      </w:pPr>
+      <w:r>
+        <w:t>Illegalt avverkat virke.</w:t>
+      </w:r>
+    </w:p>
+    <w:p>
+      <w:pPr>
+        <w:pStyle w:val="ListNumber"/>
+      </w:pPr>
+      <w:r>
+        <w:t>...</w:t>
+      </w:r>
+    </w:p>
+    <w:p>
+      <w:pPr>
+        <w:pStyle w:val="ListNumber"/>
+      </w:pPr>
+      <w:r>
+        <w:t>Virke från avverkningar som hotar höga naturvärden.</w:t>
+      </w:r>
+    </w:p>
+    <w:p>
+      <w:pPr>
+        <w:pStyle w:val="ListNumber"/>
+      </w:pPr>
+      <w:r>
+        <w:t>Virke från skog som konverteras till plantager eller icke-skogligt bruk.</w:t>
       </w:r>
     </w:p>
     <w:p>
@@ -551,6 +902,37 @@
         <w:rPr>
           <w:i/>
         </w:rPr>
+        <w:t>Avverkning av skog med höga naturvärden samt skada på fridlysta arter strider både mot FSC Controlled Wood-standarden och FSC:s policy for associerade organisationer.</w:t>
+      </w:r>
+    </w:p>
+    <w:p>
+      <w:pPr>
+        <w:pStyle w:val="Heading1"/>
+      </w:pPr>
+      <w:r>
+        <w:t>Ur PEFC-standarden gällande lagefterlevnad</w:t>
+      </w:r>
+    </w:p>
+    <w:p>
+      <w:r>
+        <w:t>PEFC-standarden förutsätter att tillämplig svensk lagstiftning följs. Det är utsedd tillsynsmyndighet som ansvarar för tillsyn av lagens efterlevnad. PEFC-standarden återger innehållet i vissa certifieringskritiska lag- och föreskriftskrav vilka ska ingå i granskning av PEFC-systemets efterlevnad.</w:t>
+      </w:r>
+    </w:p>
+    <w:p>
+      <w:pPr>
+        <w:pStyle w:val="ListBullet"/>
+      </w:pPr>
+      <w:r>
+        <w:rPr>
+          <w:b/>
+          <w:i/>
+        </w:rPr>
+        <w:t xml:space="preserve">Kommentar: </w:t>
+      </w:r>
+      <w:r>
+        <w:rPr>
+          <w:i/>
+        </w:rPr>
         <w:t>I den avverkningsanmälda skogen har fridlysta arter sina livsmiljöer och växtplatser. Att skada de fridlysta arternas livsmiljöer, växtplatser eller ekologiska funktion är inte tillåtet enligt artskyddsförordningen</w:t>
       </w:r>
     </w:p>
@@ -564,7 +946,204 @@
         <w:pStyle w:val="Title"/>
       </w:pPr>
       <w:r>
-        <w:t>BILAGA 1 – Rödlistade arter</w:t>
+        <w:t>BILAGA 1 –</w:t>
+        <w:br/>
+        <w:t>Fridlysta och rödlistade arter</w:t>
+      </w:r>
+    </w:p>
+    <w:p>
+      <w:pPr>
+        <w:pStyle w:val="Heading1"/>
+      </w:pPr>
+      <w:r>
+        <w:t>Järpe – ekologi samt krav på livsmiljön</w:t>
+      </w:r>
+    </w:p>
+    <w:p>
+      <w:r>
+        <w:t>Järpe är rödlistad som nära hotad (NT), fridlyst enligt 4§ Artskyddsförordningen och prioriterad art i Skogsvårdslagen. Järpen, som minskat med 25 (10–40) % under de senaste 12 åren, har sina livsmiljöer i tät barrskog med inblandning av lövträd och en väl utvecklad flerskiktad struktur med bärris och yngre eller undertryckta, täta granar i ett lägre skikt, ofta utmed bäckar och åar inne i den skyddande granskogen.</w:t>
+      </w:r>
+    </w:p>
+    <w:p>
+      <w:r>
+        <w:t>Arten behöver lämpliga skogsbestånd om sammanlagt minst 25 hektar. Den är mycket stationär inom sitt revir och när ett par etablerat sig stannar de så länge miljön är intakt. Den undviker öppen mark och förﬂyttar sig sällan över större öppna myrar eller åkermark, och är därför känslig för fragmentering. Järpen överlever inte om dess livsmiljö kalavverkas och är även känslig för röjning, gallring och avverkning där unga granar och lövträd inte sparas i tillräcklig omfattning (SLU Artdatabanken, 2022).</w:t>
+      </w:r>
+    </w:p>
+    <w:p>
+      <w:pPr>
+        <w:pStyle w:val="Heading2"/>
+      </w:pPr>
+      <w:r>
+        <w:t>Referenser – järpe</w:t>
+      </w:r>
+    </w:p>
+    <w:p>
+      <w:r>
+        <w:t xml:space="preserve">SLU Artdatabanken, 2022. </w:t>
+      </w:r>
+      <w:r>
+        <w:rPr>
+          <w:i/>
+        </w:rPr>
+        <w:t xml:space="preserve">Artfaktablad. Naturvård – artfakta. </w:t>
+      </w:r>
+      <w:r>
+        <w:t>SLU Artdatabanken, Uppsala</w:t>
+      </w:r>
+    </w:p>
+    <w:p>
+      <w:pPr>
+        <w:pStyle w:val="Heading1"/>
+      </w:pPr>
+      <w:r>
+        <w:t>Knärot – ekologi samt krav på livsmiljön</w:t>
+      </w:r>
+    </w:p>
+    <w:p>
+      <w:r>
+        <w:t>Knärot är fridlyst enligt 8 och 15 §§ artskyddsförordningen och klassad som sårbar (VU) enligt rödlistan 2020. Knärot är beroende av hög och jämn luftfuktighet i gamla, ostörda skogsmiljöer och är känslig för snabba förändringar av ljus-/vindförhållanden eller uttorkning. På grund av ett alltför intensivt skogsbruk har den minskat med 40 (25–50) % under de senaste 60 åren och i framtiden bedöms minskningstakten uppgå till 30 (20–40) %. Till följd av att arten har en dokumenterat högre minskningstakt i förhållande till sin generationstid än vad som tidigare varit känt (data från Riksskogstaxeringen) höjdes den till hotkategori sårbar (VU) i rödlistan 2020 (SLU Artdatabanken, 2021).</w:t>
+      </w:r>
+    </w:p>
+    <w:p>
+      <w:r>
+        <w:t xml:space="preserve">Samuel Johnsons doktorsavhandling </w:t>
+      </w:r>
+      <w:r>
+        <w:rPr>
+          <w:i/>
+        </w:rPr>
+        <w:t>“Retention Forestry as a Conservation Measure for Boreal Forest Ground Vegetation”</w:t>
+      </w:r>
+      <w:r>
+        <w:t xml:space="preserve"> (SLU, Uppsala 2014) visar att det krävs väl tilltagna skyddszoner för att knärotens växtplatser inte ska ta skada av skogsbruksåtgärder i intilliggande områden: </w:t>
+      </w:r>
+      <w:r>
+        <w:rPr>
+          <w:i/>
+        </w:rPr>
+        <w:t xml:space="preserve">“Study III shows that retention patches smaller than 0.5 ha do not lifeboat the sensitive forest herb G. repens, a species that depend on stable microclimatic conditions typical for intact forest stands.” </w:t>
+      </w:r>
+      <w:r>
+        <w:t xml:space="preserve">Vidare </w:t>
+      </w:r>
+      <w:r>
+        <w:rPr>
+          <w:i/>
+        </w:rPr>
+        <w:t>“More sensitive forest species are not lifeboated in retention patches ranging from 0.05 to 0.5 ha (Papers II &amp; III).”</w:t>
+      </w:r>
+    </w:p>
+    <w:p>
+      <w:r>
+        <w:t xml:space="preserve">Johnsons (2014) rekommendation på minst 50 meters breda skyddszoner runt knärotens växtplatser motsvarar en areal på 0,78 hektar, vilket ligger i linje med andra studier som gjorts på känsliga skogsarter: </w:t>
+      </w:r>
+      <w:r>
+        <w:rPr>
+          <w:i/>
+        </w:rPr>
+        <w:t>“In study III I also show that translocated specimens of G. repens survives well in mature forests at least 50 m from the nearest edge to an open area. Moreover, measures of temperature and humidity show that such distances from an open area is far enough to offer a microclimate that is more stable compared to what present in retention patches of around 0.1 ha. This means that the very centre of a circular patch with radius 50 m (equals a size of 0.78 ha) should offer conditions similar to interior forest and would perhaps be a suitable habitat for G. repens and similar species. Previous studies from both North America and Sweden have also concluded that patches between 0.5 and one ha are sufficient for preserving interior forest vegetation as well as sensitive lichens and bryophytes (de Graaf &amp; Roberts 2009; Halpern et al. 2012; Rudolphi et al. 2014).”</w:t>
+      </w:r>
+    </w:p>
+    <w:p>
+      <w:r>
+        <w:t>En nyligen publicerad vetenskaplig uppsats av Koelmeijer m.fl. (2022) inkluderar orkidén knärots skyddsbehov. I uppsatsen berörs problemet med uttorkning för växter, bl.a. för knärot, ett problem som blivit accentuerat på grund av den pågående klimatförändringen och torra somrar, t.ex. den exceptionellt torra sommaren 2018. I uppsatsen undersöks områden med tre olika avstånd från kalhyggeskant med avseende på skydd bl.a. för knärot. Det första området har avstånd upp till 20 m från hyggeskant (Strong edge effect), det andra 20–40 m från hyggeskant (Weak edge effect) och det tredje avser större avstånd från hyggeskant, där kanteffekten anses vara försumbar (Interior). Ett resultat var att man fann stor eller mycket stor uttorkningseffekt på känsliga och rödlistade skogsarter vid de kortare avstånden till hyggeskant, medan effekt av uttorkning inte konstaterades på större avstånd (Interior). För orkidén knärot fann man en rik förekomst (upp till 0,06 dm2/m2) på stort avstånd från hyggeskant (Interior), medan förekomsten var liten eller närmast försumbar i de områden som klassificerades som Weak edge effect respektive Strong edge effect. Arbetet påpekar att de allt oftare förekommande torra somrarna ger ytterligare skäl att utöka skyddsavståndet från hyggen till den fuktkrävande arten knärot (Koelmeijer m.fl., 2022).</w:t>
+      </w:r>
+    </w:p>
+    <w:p>
+      <w:r>
+        <w:t>Även Skogsstyrelsens egen vägledning för hänsyn till knärot ligger i linje med ovanstående forskningsstudier. Av vägledningen framgår det att för med hög sannolikhet kunna bevara befintliga förekomster krävs relativt stora avsättningar av uppvuxen skog med slutet och relativt tätt kronskikt. Som riktlinje kan krävas ett avstånd på 50 meter in från brynet för att vidmakthålla ett fungerande mikroklimat. Detta innebär att fristående hänsynsytor för många arter (kärlväxter, lavar och mossor) kan behöva ha en area överstigande 0,8 hektar (cirkelyta med radien 50 meter = 0,78 hektar) för att bibehålla lokalklimatet. Även ganska små förändringar i form av förändrade ljus- och fuktighetsförhållanden, till exempel till följd av gallring, kan leda till att arten försvinner till följd av konkurrens med mera ljuskrävande och snabbväxande arter (Skogsstyrelsen, 2022).</w:t>
+      </w:r>
+    </w:p>
+    <w:p>
+      <w:pPr>
+        <w:pStyle w:val="Heading2"/>
+      </w:pPr>
+      <w:r>
+        <w:t>Referenser – knärot</w:t>
+      </w:r>
+    </w:p>
+    <w:p>
+      <w:r>
+        <w:t xml:space="preserve">de Graaf M &amp; Roberts M.R., 2009. </w:t>
+      </w:r>
+      <w:r>
+        <w:rPr>
+          <w:i/>
+        </w:rPr>
+        <w:t xml:space="preserve">Short-term response of the herbaceous layer within leave patches after harvest. </w:t>
+      </w:r>
+      <w:r>
+        <w:t>Forest Ecology and Management 257, 1014–1025</w:t>
+      </w:r>
+    </w:p>
+    <w:p>
+      <w:r>
+        <w:t xml:space="preserve">Halpern, C. B., Halaj, J., Evans, S. A., &amp; Dovciak, M., 2012. </w:t>
+      </w:r>
+      <w:r>
+        <w:rPr>
+          <w:i/>
+        </w:rPr>
+        <w:t xml:space="preserve">Level and pattern of overstory retention interact to shape long-term responses of understories to timber harvest. </w:t>
+      </w:r>
+      <w:r>
+        <w:t>Ecological Applications, 22, 2049–2064</w:t>
+      </w:r>
+    </w:p>
+    <w:p>
+      <w:r>
+        <w:t xml:space="preserve">Koelmeijer, I. A., Ehrlén, J., Jönsson, M., De Frenne, P., Berg, P., Andersson, J., Weibull, H. &amp; Hylander, N. 2022. </w:t>
+      </w:r>
+      <w:r>
+        <w:rPr>
+          <w:i/>
+        </w:rPr>
+        <w:t xml:space="preserve">Interactive effects of drought and edge exposure on old-growth forest understory species. </w:t>
+      </w:r>
+      <w:r>
+        <w:t>Landscape Ecology, 37, sid 1839–1853</w:t>
+      </w:r>
+    </w:p>
+    <w:p>
+      <w:r>
+        <w:t xml:space="preserve">Rudolphi, J., Jönsson, M. T., &amp; Gustafsson, L., 2014. </w:t>
+      </w:r>
+      <w:r>
+        <w:rPr>
+          <w:i/>
+        </w:rPr>
+        <w:t xml:space="preserve">Biological legacies buffer local species extinction after logging. </w:t>
+      </w:r>
+      <w:r>
+        <w:t>Journal of Applied Ecology. 51, 53–62.</w:t>
+      </w:r>
+    </w:p>
+    <w:p>
+      <w:r>
+        <w:t xml:space="preserve">Skogsstyrelsen, 2022. </w:t>
+      </w:r>
+      <w:r>
+        <w:rPr>
+          <w:i/>
+        </w:rPr>
+        <w:t xml:space="preserve">Vägledning för hänsyn till knärot. </w:t>
+      </w:r>
+      <w:r>
+        <w:t>https://www.skogsstyrelsen.se/lag-och-tillsyn/artskydd/vagledningar-och-kunskapsstod-artskydd/vagledning-for-hansyn-till-knarot/</w:t>
+      </w:r>
+    </w:p>
+    <w:p>
+      <w:r>
+        <w:t xml:space="preserve">SLU Artdatabanken, 2021. </w:t>
+      </w:r>
+      <w:r>
+        <w:rPr>
+          <w:i/>
+        </w:rPr>
+        <w:t xml:space="preserve">Artfaktablad. Naturvård – artfakta. </w:t>
+      </w:r>
+      <w:r>
+        <w:t>SLU Artdatabanken, Uppsala</w:t>
       </w:r>
     </w:p>
     <w:p>
@@ -736,6 +1315,287 @@
       </w:r>
       <w:r>
         <w:t xml:space="preserve"> Länsstyrelsen Gävleborg, Rapport 2009:14.</w:t>
+      </w:r>
+    </w:p>
+    <w:p>
+      <w:pPr>
+        <w:pStyle w:val="Heading1"/>
+      </w:pPr>
+      <w:r>
+        <w:t>Spillkråka – ekologi samt krav på livsmiljön</w:t>
+      </w:r>
+    </w:p>
+    <w:p>
+      <w:r>
+        <w:t>Spillkråka (NT) är rödlistad som nära hotad, fridlyst enligt §4 Artskyddsförordningen och ingår i bilaga 1 i EU:s fågeldirektiv. Spillkråka lever i både barr- och blandskog liksom i ren lövskog. De tätaste populationerna tenderar att finnas i äldre, variationsrik blandskog med gott om död ved och gamla träd.</w:t>
+      </w:r>
+    </w:p>
+    <w:p>
+      <w:r>
+        <w:t>Varje par utnyttjar 400–1000 hektar skog beroende på skogens kvalitet. En minskning av populationen pågår på grund av minskad tillgång på lämpliga bo- och födoträd och minskad födotillgång. Spillkråkans minskningstakt har uppgått till 19 (24–10) % under de senaste 15 åren. Minskningstakten för den svenska populationen bedöms vara nära gränsvärdet för Sårbar (VU) (A2bc). Skogsbruk med korta omloppstider och täta, homogena ungskogar utgör det största hotet (Artdatabanken 2023).</w:t>
+      </w:r>
+    </w:p>
+    <w:p>
+      <w:pPr>
+        <w:pStyle w:val="Heading2"/>
+      </w:pPr>
+      <w:r>
+        <w:t>Referenser – spillkråka</w:t>
+      </w:r>
+    </w:p>
+    <w:p>
+      <w:r>
+        <w:t xml:space="preserve">SLU Artdatabanken, 2021. </w:t>
+      </w:r>
+      <w:r>
+        <w:rPr>
+          <w:i/>
+        </w:rPr>
+        <w:t xml:space="preserve">Artfaktablad. Naturvård – artfakta. </w:t>
+      </w:r>
+      <w:r>
+        <w:t>SLU Artdatabanken, Uppsala</w:t>
+      </w:r>
+    </w:p>
+    <w:p>
+      <w:pPr>
+        <w:pStyle w:val="Heading1"/>
+      </w:pPr>
+      <w:r>
+        <w:t>Talltita – ekologi samt krav på livsmiljön</w:t>
+      </w:r>
+    </w:p>
+    <w:p>
+      <w:r>
+        <w:t>Talltita är rödlistad som NT, fridlyst och prioriterad art i Skogsvårdslagen. Den omfattas av EU:s fågeldirektiv. Arten har minskat kraftigt de senaste 30 åren och minskningstakten innevarande 10-årsperiod beräknas till 20 (10–30) % (SLU Artdatabanken, 2022).</w:t>
+      </w:r>
+    </w:p>
+    <w:p>
+      <w:r>
+        <w:t>Talltita föredrar större sammanhängande barrskogar, och finns såväl i tallskog som granskog och i lövblandad barrskog. Skogens struktur är viktig och ska helst vara flerskiktad med riklig underväxt av mindre granar, björk och andra lövträd och buskar. Tillgång på murknande högstubbar är särskilt viktig, eftersom talltitan helst själv hackar ut sitt bohål (SLU Artdatabanken, 2022).</w:t>
+      </w:r>
+    </w:p>
+    <w:p>
+      <w:r>
+        <w:t>Det finns flera studier som visar att talltita är känslig för gallring och inte överlever när dess livsmiljö kalavverkas (Eggers and Low, 2014; Griesser et al., 2007; Klein, 2020). Talltitans revir är förhållandevis stora, 10–20 hektar och arten missgynnas när skogen fragmenteras. Kalavverkning av större delar av reviret innebär att det överges (Artdatabanken, 2021).</w:t>
+      </w:r>
+    </w:p>
+    <w:p>
+      <w:r>
+        <w:t>Talltitan är synnerligen trogen sitt revir så länge paret lever och biotopen förblir intakt. Paret stannar i sitt revir året om. En förlust av ett revir har därför en stor inverkan på den lokala populationen och trakthyggesbruket anses vara orsak till den svenska populationens kraftiga minskning. Talltiteparets revirtrohet innebär att närhelst under året man observerar en adult talltita så ingår denna plats i reviret (Siffczyk et al., 2003; Ekman, 1979).</w:t>
+      </w:r>
+    </w:p>
+    <w:p>
+      <w:pPr>
+        <w:pStyle w:val="Heading2"/>
+      </w:pPr>
+      <w:r>
+        <w:t>Referenser – talltita</w:t>
+      </w:r>
+    </w:p>
+    <w:p>
+      <w:r>
+        <w:t xml:space="preserve">Eggers, S., Low, M., 2014. </w:t>
+      </w:r>
+      <w:r>
+        <w:rPr>
+          <w:i/>
+        </w:rPr>
+        <w:t xml:space="preserve">Differential demographic responses of sympatric Parids to vegetation management in boreal forest. </w:t>
+      </w:r>
+      <w:r>
+        <w:t>For. Ecol. Manage. 319, 169–175.</w:t>
+      </w:r>
+    </w:p>
+    <w:p>
+      <w:r>
+        <w:t xml:space="preserve">Ekman, J., 1979. </w:t>
+      </w:r>
+      <w:r>
+        <w:rPr>
+          <w:i/>
+        </w:rPr>
+        <w:t xml:space="preserve">Coherence, composition and territories of winter social groups of the Willow Tit Parus montanus and the Crested Tit P. cristatus. </w:t>
+      </w:r>
+      <w:r>
+        <w:t>Ornis Scandinavica, 10, pp 56–68</w:t>
+      </w:r>
+    </w:p>
+    <w:p>
+      <w:r>
+        <w:t xml:space="preserve">Griesser, M., Nystrand, M., Eggers, S., Ekman, J., 2007. </w:t>
+      </w:r>
+      <w:r>
+        <w:rPr>
+          <w:i/>
+        </w:rPr>
+        <w:t xml:space="preserve">Impact of forestry practices on fitness correlates and population productivity in an open-nesting bird species. </w:t>
+      </w:r>
+      <w:r>
+        <w:t>Conserv. Biol. 21, 767–774. https://doi.org/10.1111/j.1523- 1739.2007.00675.x</w:t>
+      </w:r>
+    </w:p>
+    <w:p>
+      <w:r>
+        <w:t xml:space="preserve">Klein, J., 2020. </w:t>
+      </w:r>
+      <w:r>
+        <w:rPr>
+          <w:i/>
+        </w:rPr>
+        <w:t xml:space="preserve">The forgotten forest – On thinning, retention, and biodiversity in the boreal forest. </w:t>
+      </w:r>
+      <w:r>
+        <w:t>Doctoral Thesis No. 2020:50</w:t>
+      </w:r>
+    </w:p>
+    <w:p>
+      <w:r>
+        <w:t xml:space="preserve">Siffczyk, C., Brotons, L., Kangas, K., Orell, M., 2003. </w:t>
+      </w:r>
+      <w:r>
+        <w:rPr>
+          <w:i/>
+        </w:rPr>
+        <w:t xml:space="preserve">Home range size of willow tits. </w:t>
+      </w:r>
+      <w:r>
+        <w:t>Oecologica, 136, 635–642 (2003)</w:t>
+      </w:r>
+    </w:p>
+    <w:p>
+      <w:r>
+        <w:t xml:space="preserve">SLU Artdatabanken, 2021. </w:t>
+      </w:r>
+      <w:r>
+        <w:rPr>
+          <w:i/>
+        </w:rPr>
+        <w:t xml:space="preserve">Artfaktablad. Naturvård – artfakta. </w:t>
+      </w:r>
+      <w:r>
+        <w:t>SLU Artdatabanken, Uppsala</w:t>
+      </w:r>
+    </w:p>
+    <w:p>
+      <w:pPr>
+        <w:pStyle w:val="Heading1"/>
+      </w:pPr>
+      <w:r>
+        <w:t>Tjäder – ekologi samt krav på livsmiljön</w:t>
+      </w:r>
+    </w:p>
+    <w:p>
+      <w:r>
+        <w:t>Tjäder (§4) är en utpräglad skogsfågel knuten till större sammanhängande barrskogsområden. Tupparna och hönorna utnyttjar till viss del olika miljöer, och habitatvalet varierar dessutom mellan olika delar av året. För att det ska finnas livskraftiga tjäderbestånd krävs funktionella skogslandskap med en blandning av uppvuxen, gles och luckig skog, täta sumpskogar, myrar och andra små våtmarker (Skogsstyrelsen, 2019).</w:t>
+      </w:r>
+    </w:p>
+    <w:p>
+      <w:r>
+        <w:t>Arten försvinner när skogen fragmenteras och den sammanlagda arealen hyggen och andra öppna områden blir för stor. Ett småskaligt och försiktigt virkesuttag genom hyggesfria metoder kan i vissa fall vara möjligt i området inom 200 m från lekcentrum. Längre ut från lekcentrum, inom 200–500 m bör den avverkade ytan inte överskrida 1 hektar för att undvika alltför stora och snabba förändringar (Skogsstyrelsen, 2019).</w:t>
+      </w:r>
+    </w:p>
+    <w:p>
+      <w:pPr>
+        <w:pStyle w:val="Heading2"/>
+      </w:pPr>
+      <w:r>
+        <w:t>Referenser – tjäder</w:t>
+      </w:r>
+    </w:p>
+    <w:p>
+      <w:r>
+        <w:t xml:space="preserve">Skogsstyrelsen, 2019. </w:t>
+      </w:r>
+      <w:r>
+        <w:rPr>
+          <w:i/>
+        </w:rPr>
+        <w:t xml:space="preserve">Vägledning för hänsyn till fåglar – tjäder. </w:t>
+      </w:r>
+      <w:r>
+        <w:t>https://www.skogsstyrelsen.se/globalassets/lag-och-tillsyn/artskydd/vagledningar-for-hansyn-till-faglar/tjader-vagledning-hansyn2.pdf</w:t>
+      </w:r>
+    </w:p>
+    <w:p>
+      <w:pPr>
+        <w:pStyle w:val="Heading1"/>
+      </w:pPr>
+      <w:r>
+        <w:t>Ulltickeporing – ekologi samt krav på livsmiljön</w:t>
+      </w:r>
+    </w:p>
+    <w:p>
+      <w:r>
+        <w:t xml:space="preserve">Ulltickeporing </w:t>
+      </w:r>
+      <w:r>
+        <w:rPr>
+          <w:i/>
+        </w:rPr>
+        <w:t>Skeletocutis brevispora</w:t>
+      </w:r>
+      <w:r>
+        <w:t xml:space="preserve"> (VU), rödlistad som sårbar, växer på ullticka (NT) i naturskogsartade granskogar. Avverkning av naturskogslika miljöer och av grova granar där ulltickeporing förekommer är ett direkt hot mot artens fortlevnad Alla skogliga åtgärder som innebär att lågor och döda eller skadade träd tas bort missgynnar arten. På sikt är minskad tillgång till lämpligt substrat och krympande areal av naturskog ett hot, framförallt råder brist på grov ved som lågor i sena nedbrytningsstadier. Ytterligare fragmentering av skogslandskapet minskar artens möjligheter till spridning. Gamla granskogar som hyser arten undantas helt från skogsbruk (SLU Artdatabanken, 2024).</w:t>
+      </w:r>
+    </w:p>
+    <w:p>
+      <w:r>
+        <w:t xml:space="preserve">Ulltickeporingen har nyligen delats upp i tre olika arter: </w:t>
+      </w:r>
+      <w:r>
+        <w:rPr>
+          <w:i/>
+        </w:rPr>
+        <w:t xml:space="preserve">Skeletocutis brevispora </w:t>
+      </w:r>
+      <w:r>
+        <w:t>(ulltickeporing)</w:t>
+      </w:r>
+      <w:r>
+        <w:rPr>
+          <w:i/>
+        </w:rPr>
+        <w:t>, Skeletocutis delicata och Skeletocutis exilis</w:t>
+      </w:r>
+      <w:r>
+        <w:t xml:space="preserve"> (Miettinen &amp; Niemelä, 2018). Skeletocutis delicata och Skeletocutis exilis står för närvarande (2020) som ej bedömda i rödlistan.</w:t>
+      </w:r>
+    </w:p>
+    <w:p>
+      <w:pPr>
+        <w:pStyle w:val="Heading2"/>
+      </w:pPr>
+      <w:r>
+        <w:t>Referenser – ulltickeporing</w:t>
+      </w:r>
+    </w:p>
+    <w:p>
+      <w:r>
+        <w:t xml:space="preserve">Miettinen, O. &amp; Niemelä, T., 2018. </w:t>
+      </w:r>
+      <w:r>
+        <w:rPr>
+          <w:i/>
+        </w:rPr>
+        <w:t>Two new temperate polypore species of Skeletocutis (Polyporales, Basidiomycota)</w:t>
+      </w:r>
+      <w:r>
+        <w:t>. Ann. Bot. Fennici 55: 195–206.</w:t>
+      </w:r>
+    </w:p>
+    <w:p>
+      <w:r>
+        <w:t xml:space="preserve">SLU Artdatabanken, 2024. </w:t>
+      </w:r>
+      <w:r>
+        <w:rPr>
+          <w:i/>
+        </w:rPr>
+        <w:t xml:space="preserve">Artfaktablad. Naturvård – artfakta. </w:t>
+      </w:r>
+      <w:r>
+        <w:t>SLU Artdatabanken, Uppsala</w:t>
       </w:r>
     </w:p>
     <w:sectPr>
@@ -866,7 +1726,7 @@
     <w:r>
       <w:tab/>
       <w:tab/>
-      <w:t>2025-06-27</w:t>
+      <w:t>2025-06-28</w:t>
       <w:br/>
       <w:br/>
     </w:r>

--- a/klagomål/A 53355-2024 FSC-klagomål.docx
+++ b/klagomål/A 53355-2024 FSC-klagomål.docx
@@ -1726,7 +1726,7 @@
     <w:r>
       <w:tab/>
       <w:tab/>
-      <w:t>2025-06-28</w:t>
+      <w:t>2025-06-29</w:t>
       <w:br/>
       <w:br/>
     </w:r>

--- a/klagomål/A 53355-2024 FSC-klagomål.docx
+++ b/klagomål/A 53355-2024 FSC-klagomål.docx
@@ -1726,7 +1726,7 @@
     <w:r>
       <w:tab/>
       <w:tab/>
-      <w:t>2025-06-29</w:t>
+      <w:t>2025-06-30</w:t>
       <w:br/>
       <w:br/>
     </w:r>

--- a/klagomål/A 53355-2024 FSC-klagomål.docx
+++ b/klagomål/A 53355-2024 FSC-klagomål.docx
@@ -1726,7 +1726,7 @@
     <w:r>
       <w:tab/>
       <w:tab/>
-      <w:t>2025-06-30</w:t>
+      <w:t>2025-07-01</w:t>
       <w:br/>
       <w:br/>
     </w:r>

--- a/klagomål/A 53355-2024 FSC-klagomål.docx
+++ b/klagomål/A 53355-2024 FSC-klagomål.docx
@@ -1726,7 +1726,7 @@
     <w:r>
       <w:tab/>
       <w:tab/>
-      <w:t>2025-07-01</w:t>
+      <w:t>2025-07-02</w:t>
       <w:br/>
       <w:br/>
     </w:r>

--- a/klagomål/A 53355-2024 FSC-klagomål.docx
+++ b/klagomål/A 53355-2024 FSC-klagomål.docx
@@ -1726,7 +1726,7 @@
     <w:r>
       <w:tab/>
       <w:tab/>
-      <w:t>2025-07-02</w:t>
+      <w:t>2025-07-03</w:t>
       <w:br/>
       <w:br/>
     </w:r>

--- a/klagomål/A 53355-2024 FSC-klagomål.docx
+++ b/klagomål/A 53355-2024 FSC-klagomål.docx
@@ -1726,7 +1726,7 @@
     <w:r>
       <w:tab/>
       <w:tab/>
-      <w:t>2025-07-03</w:t>
+      <w:t>2025-07-04</w:t>
       <w:br/>
       <w:br/>
     </w:r>

--- a/klagomål/A 53355-2024 FSC-klagomål.docx
+++ b/klagomål/A 53355-2024 FSC-klagomål.docx
@@ -1726,7 +1726,7 @@
     <w:r>
       <w:tab/>
       <w:tab/>
-      <w:t>2025-07-04</w:t>
+      <w:t>2025-07-05</w:t>
       <w:br/>
       <w:br/>
     </w:r>

--- a/klagomål/A 53355-2024 FSC-klagomål.docx
+++ b/klagomål/A 53355-2024 FSC-klagomål.docx
@@ -1726,7 +1726,7 @@
     <w:r>
       <w:tab/>
       <w:tab/>
-      <w:t>2025-07-05</w:t>
+      <w:t>2025-07-06</w:t>
       <w:br/>
       <w:br/>
     </w:r>

--- a/klagomål/A 53355-2024 FSC-klagomål.docx
+++ b/klagomål/A 53355-2024 FSC-klagomål.docx
@@ -191,7 +191,7 @@
     </w:p>
     <w:p>
       <w:r>
-        <w:t>I avverkningsanmälan har följande 29 naturvårdsarter hittats: gräddticka (VU), knärot (VU, §8), liten sotlav (VU), ulltickeporing (VU), doftskinn (NT), gammelgransskål (NT), garnlav (NT), granticka (NT), gränsticka (NT), hornvaxskinn (NT), järpe (NT, §4), knottrig blåslav (NT), kortskaftad ärgspik (NT), spillkråka (NT, §4), talltita (NT, §4), ullticka (NT), vedflamlav (NT), vedskivlav (NT), violettgrå tagellav (NT), bronshjon (S), bårdlav (S), mindre märgborre (S), skuggblåslav (S), spindelblomster (S, §8), thomsons trägnagare (S), vedticka (S), tjäder (§4), fläcknycklar (§8) och revlummer (§9). Av dessa är 19 rödlistade. För rödlistade arter har rödlistekategorin angivits inom parentes. Arter som är signalarter enligt Skogsstyrelsen har markerats med (S). För fridlysta arter anges även paragrafen i Artskyddsförordningen som arten är fridlyst enligt.</w:t>
+        <w:t>I avverkningsanmälan har följande 31 naturvårdsarter hittats: gräddticka (VU), knärot (VU, §8), liten sotlav (VU), ulltickeporing (VU), doftskinn (NT), gammelgransskål (NT), garnlav (NT), granticka (NT), gränsticka (NT), hornvaxskinn (NT), järpe (NT, §4), knottrig blåslav (NT), kolflarnlav (NT), kortskaftad ärgspik (NT), mörk kolflarnlav (NT), spillkråka (NT, §4), talltita (NT, §4), ullticka (NT), vedflamlav (NT), vedskivlav (NT), violettgrå tagellav (NT), bronshjon (S), bårdlav (S), mindre märgborre (S), skuggblåslav (S), spindelblomster (S, §8), thomsons trägnagare (S), vedticka (S), tjäder (§4), fläcknycklar (§8) och revlummer (§9). Av dessa är 21 rödlistade. För rödlistade arter har rödlistekategorin angivits inom parentes. Arter som är signalarter enligt Skogsstyrelsen har markerats med (S). För fridlysta arter anges även paragrafen i Artskyddsförordningen som arten är fridlyst enligt.</w:t>
       </w:r>
     </w:p>
     <w:p>
@@ -339,6 +339,17 @@
         <w:rPr>
           <w:b/>
         </w:rPr>
+        <w:t>Kolflarnlav (NT)</w:t>
+      </w:r>
+      <w:r>
+        <w:t xml:space="preserve"> är brandberoende och växer nästan uteslutande på kolad hård kärnved av tall. Etableringen verkar ske först 100–300 år efter brand och nytt substrat nybildas i mycket begränsad omfattning. Avverkning av tallskog av naturskogskaraktär med spår av återkommande bränder är ett hot och mängden lämplig ved att växa på för arten minskar dels på grund av naturlig nedbrytning men framförallt på grund av att det förstörs i samband med slutavverkningar, gallringar och markberedning. Såväl kolflarnlav som mörk kolflarnlav har glänsande bålfjäll och förekommer främst i tall- och blandbarrskogar av naturskogskaraktär med spår av återkommande bränder. Skogar som dessa hyser höga biologiska värden och bör skyddas (SLU Artdatabanken, 2024).</w:t>
+      </w:r>
+    </w:p>
+    <w:p>
+      <w:r>
+        <w:rPr>
+          <w:b/>
+        </w:rPr>
         <w:t>Kortskaftad ärgspik (NT)</w:t>
       </w:r>
       <w:r>
@@ -374,6 +385,17 @@
       </w:r>
       <w:r>
         <w:t xml:space="preserve"> (VU), tallbarksvartbagge (VU), tallgångbagge (VU) och cholodkovskys bastborre (NT). Den mindre märgborrens måsvingeliknande gnaggångar är lätta att känna igen och hittas ofta på grova tallgrenar på marken. Rika förekomster av främst mindre märgborre men även skarptandad barkborre (NT) är en signal för artrikedom och inventeringar har visat att det är i skogar med en naturlig självgallring som det skapas förutsättningar för dessa arter samt de efterföljande åtgärdsprogramsarterna. Tallskogar med stark förekomst av mindre märgborre och skarptandad barkborre bör avsättas som reservat. Generellt bör hänsyn tas vid slutavverkning av talldominerad skog så att avverkningsrester som gren- och toppdelar lämnas (Pettersson, 2014; Hedgren, 2012; Gunnarsson m fl., 1999).</w:t>
+      </w:r>
+    </w:p>
+    <w:p>
+      <w:r>
+        <w:rPr>
+          <w:b/>
+        </w:rPr>
+        <w:t>Mörk kolflarnlav (NT)</w:t>
+      </w:r>
+      <w:r>
+        <w:t xml:space="preserve"> är brandberoende och växer nästan uteslutande på kolad hård kärnved av tall. Arten förekommer främst i glesa, öppna tall- och blandbarrskogar av naturskogskaraktär och etableringen verkar ske sent efter brand, kanske först efter 100–300 år. Mörk kolflarnlav indikerar skog med höga naturvärden och vanligast är att den påträffas på rester av nedbrunna torrakor och högstubbar och lågstubbar som är så grova att hela innandömet är urbränt. Tall- och blandbarrskogar av naturskogskaraktär med spår av återkommande bränder hyser höga biologiska värden och bör skyddas (SLU Artdatabanken, 2024).</w:t>
       </w:r>
     </w:p>
     <w:p>
@@ -513,7 +535,7 @@
     </w:p>
     <w:p>
       <w:r>
-        <w:t>I det avverkningsanmälda området finns 1 fyndplatser för knärot registrerade på Artportalen. Figur 2 visar gränserna för buffertzoner på 50 m, som behöver lämnas kring fyndplatserna för att knärotslokalerna inte ska försvinna vid en avverkning. Av det avverkningsanmälda området överlappar 0.79 ha med buffertzonerna och får av detta skäl inte avverkas.</w:t>
+        <w:t>I det avverkningsanmälda området finns 2 fyndplatser för knärot registrerade på Artportalen. Figur 2 visar gränserna för buffertzoner på 50 m, som behöver lämnas kring fyndplatserna för att knärotslokalerna inte ska försvinna vid en avverkning. Av det avverkningsanmälda området överlappar 1.24 ha med buffertzonerna och får av detta skäl inte avverkas.</w:t>
       </w:r>
     </w:p>
     <w:p>
@@ -720,7 +742,7 @@
         <w:rPr>
           <w:i/>
         </w:rPr>
-        <w:t>I det avverkningsanmälda skogsområdet har 26 rödlistade arter och signalarter påträffats. Detta ska jämföras med Skogsstyrelsens uppföljning 2017 av nyckelbiotoper som visade att man i genomsnitt hittar 20,6 olika rödlistade arter och signalarter i en nyckelbiotop (Wijk, S. 2017. Biologisk mångfald i nyckelbiotoper – Resultat från inventeringen “Uppföljning biologisk mångfald” 2009–2015. Rapport 4/2017 Skogsstyrelsen, Jönköping).</w:t>
+        <w:t>I det avverkningsanmälda skogsområdet har 28 rödlistade arter och signalarter påträffats. Detta ska jämföras med Skogsstyrelsens uppföljning 2017 av nyckelbiotoper som visade att man i genomsnitt hittar 20,6 olika rödlistade arter och signalarter i en nyckelbiotop (Wijk, S. 2017. Biologisk mångfald i nyckelbiotoper – Resultat från inventeringen “Uppföljning biologisk mångfald” 2009–2015. Rapport 4/2017 Skogsstyrelsen, Jönköping).</w:t>
       </w:r>
     </w:p>
     <w:p>
@@ -749,7 +771,7 @@
         <w:rPr>
           <w:i/>
         </w:rPr>
-        <w:t>I det avverkningsanmälda skogsområdet har 29 naturvårdsarter varav 19 rödlistade arter sina livsmiljöer och växtplatser.</w:t>
+        <w:t>I det avverkningsanmälda skogsområdet har 31 naturvårdsarter varav 21 rödlistade arter sina livsmiljöer och växtplatser.</w:t>
       </w:r>
     </w:p>
     <w:p>
@@ -1726,7 +1748,7 @@
     <w:r>
       <w:tab/>
       <w:tab/>
-      <w:t>2025-07-06</w:t>
+      <w:t>2025-07-07</w:t>
       <w:br/>
       <w:br/>
     </w:r>

--- a/klagomål/A 53355-2024 FSC-klagomål.docx
+++ b/klagomål/A 53355-2024 FSC-klagomål.docx
@@ -1748,7 +1748,7 @@
     <w:r>
       <w:tab/>
       <w:tab/>
-      <w:t>2025-07-07</w:t>
+      <w:t>2025-07-08</w:t>
       <w:br/>
       <w:br/>
     </w:r>

--- a/klagomål/A 53355-2024 FSC-klagomål.docx
+++ b/klagomål/A 53355-2024 FSC-klagomål.docx
@@ -1748,7 +1748,7 @@
     <w:r>
       <w:tab/>
       <w:tab/>
-      <w:t>2025-07-08</w:t>
+      <w:t>2025-07-09</w:t>
       <w:br/>
       <w:br/>
     </w:r>

--- a/klagomål/A 53355-2024 FSC-klagomål.docx
+++ b/klagomål/A 53355-2024 FSC-klagomål.docx
@@ -1748,7 +1748,7 @@
     <w:r>
       <w:tab/>
       <w:tab/>
-      <w:t>2025-07-09</w:t>
+      <w:t>2025-07-11</w:t>
       <w:br/>
       <w:br/>
     </w:r>

--- a/klagomål/A 53355-2024 FSC-klagomål.docx
+++ b/klagomål/A 53355-2024 FSC-klagomål.docx
@@ -1748,7 +1748,7 @@
     <w:r>
       <w:tab/>
       <w:tab/>
-      <w:t>2025-07-11</w:t>
+      <w:t>2025-07-12</w:t>
       <w:br/>
       <w:br/>
     </w:r>

--- a/klagomål/A 53355-2024 FSC-klagomål.docx
+++ b/klagomål/A 53355-2024 FSC-klagomål.docx
@@ -1748,7 +1748,7 @@
     <w:r>
       <w:tab/>
       <w:tab/>
-      <w:t>2025-07-12</w:t>
+      <w:t>2025-07-13</w:t>
       <w:br/>
       <w:br/>
     </w:r>

--- a/klagomål/A 53355-2024 FSC-klagomål.docx
+++ b/klagomål/A 53355-2024 FSC-klagomål.docx
@@ -1748,7 +1748,7 @@
     <w:r>
       <w:tab/>
       <w:tab/>
-      <w:t>2025-07-13</w:t>
+      <w:t>2025-07-14</w:t>
       <w:br/>
       <w:br/>
     </w:r>

--- a/klagomål/A 53355-2024 FSC-klagomål.docx
+++ b/klagomål/A 53355-2024 FSC-klagomål.docx
@@ -1786,7 +1786,7 @@
     <w:r>
       <w:tab/>
       <w:tab/>
-      <w:t>2025-08-06</w:t>
+      <w:t>2025-08-09</w:t>
       <w:br/>
       <w:br/>
     </w:r>

--- a/klagomål/A 53355-2024 FSC-klagomål.docx
+++ b/klagomål/A 53355-2024 FSC-klagomål.docx
@@ -168,7 +168,7 @@
     </w:p>
     <w:p>
       <w:r>
-        <w:t>Detta dokument behandlar höga naturvärden i avverkningsanmälan A 53355-2024 i Älvdalens kommun. Denna avverkningsanmälan inkom 2024-11-18 och omfattar 14,0 ha.</w:t>
+        <w:t>Detta dokument behandlar höga naturvärden i avverkningsanmälan A 53355-2024 i Älvdalens kommun. Denna avverkningsanmälan inkom 2024-11-18 10:55:29 och omfattar 14,0 ha.</w:t>
       </w:r>
     </w:p>
     <w:p>

--- a/klagomål/A 53355-2024 FSC-klagomål.docx
+++ b/klagomål/A 53355-2024 FSC-klagomål.docx
@@ -1786,7 +1786,7 @@
     <w:r>
       <w:tab/>
       <w:tab/>
-      <w:t>2025-08-09</w:t>
+      <w:t>2025-08-10</w:t>
       <w:br/>
       <w:br/>
     </w:r>

--- a/klagomål/A 53355-2024 FSC-klagomål.docx
+++ b/klagomål/A 53355-2024 FSC-klagomål.docx
@@ -1786,7 +1786,7 @@
     <w:r>
       <w:tab/>
       <w:tab/>
-      <w:t>2025-08-10</w:t>
+      <w:t>2025-08-11</w:t>
       <w:br/>
       <w:br/>
     </w:r>

--- a/klagomål/A 53355-2024 FSC-klagomål.docx
+++ b/klagomål/A 53355-2024 FSC-klagomål.docx
@@ -1786,7 +1786,7 @@
     <w:r>
       <w:tab/>
       <w:tab/>
-      <w:t>2025-08-11</w:t>
+      <w:t>2025-08-12</w:t>
       <w:br/>
       <w:br/>
     </w:r>

--- a/klagomål/A 53355-2024 FSC-klagomål.docx
+++ b/klagomål/A 53355-2024 FSC-klagomål.docx
@@ -1786,7 +1786,7 @@
     <w:r>
       <w:tab/>
       <w:tab/>
-      <w:t>2025-08-12</w:t>
+      <w:t>2025-08-13</w:t>
       <w:br/>
       <w:br/>
     </w:r>

--- a/klagomål/A 53355-2024 FSC-klagomål.docx
+++ b/klagomål/A 53355-2024 FSC-klagomål.docx
@@ -1786,7 +1786,7 @@
     <w:r>
       <w:tab/>
       <w:tab/>
-      <w:t>2025-08-13</w:t>
+      <w:t>2025-08-14</w:t>
       <w:br/>
       <w:br/>
     </w:r>

--- a/klagomål/A 53355-2024 FSC-klagomål.docx
+++ b/klagomål/A 53355-2024 FSC-klagomål.docx
@@ -1786,7 +1786,7 @@
     <w:r>
       <w:tab/>
       <w:tab/>
-      <w:t>2025-08-14</w:t>
+      <w:t>2025-08-15</w:t>
       <w:br/>
       <w:br/>
     </w:r>

--- a/klagomål/A 53355-2024 FSC-klagomål.docx
+++ b/klagomål/A 53355-2024 FSC-klagomål.docx
@@ -1786,7 +1786,7 @@
     <w:r>
       <w:tab/>
       <w:tab/>
-      <w:t>2025-08-15</w:t>
+      <w:t>2025-08-16</w:t>
       <w:br/>
       <w:br/>
     </w:r>

--- a/klagomål/A 53355-2024 FSC-klagomål.docx
+++ b/klagomål/A 53355-2024 FSC-klagomål.docx
@@ -1786,7 +1786,7 @@
     <w:r>
       <w:tab/>
       <w:tab/>
-      <w:t>2025-08-16</w:t>
+      <w:t>2025-08-17</w:t>
       <w:br/>
       <w:br/>
     </w:r>

--- a/klagomål/A 53355-2024 FSC-klagomål.docx
+++ b/klagomål/A 53355-2024 FSC-klagomål.docx
@@ -1786,7 +1786,7 @@
     <w:r>
       <w:tab/>
       <w:tab/>
-      <w:t>2025-08-17</w:t>
+      <w:t>2025-08-18</w:t>
       <w:br/>
       <w:br/>
     </w:r>

--- a/klagomål/A 53355-2024 FSC-klagomål.docx
+++ b/klagomål/A 53355-2024 FSC-klagomål.docx
@@ -1786,7 +1786,7 @@
     <w:r>
       <w:tab/>
       <w:tab/>
-      <w:t>2025-08-18</w:t>
+      <w:t>2025-08-19</w:t>
       <w:br/>
       <w:br/>
     </w:r>

--- a/klagomål/A 53355-2024 FSC-klagomål.docx
+++ b/klagomål/A 53355-2024 FSC-klagomål.docx
@@ -1786,7 +1786,7 @@
     <w:r>
       <w:tab/>
       <w:tab/>
-      <w:t>2025-08-19</w:t>
+      <w:t>2025-08-20</w:t>
       <w:br/>
       <w:br/>
     </w:r>

--- a/klagomål/A 53355-2024 FSC-klagomål.docx
+++ b/klagomål/A 53355-2024 FSC-klagomål.docx
@@ -1786,7 +1786,7 @@
     <w:r>
       <w:tab/>
       <w:tab/>
-      <w:t>2025-08-20</w:t>
+      <w:t>2025-08-21</w:t>
       <w:br/>
       <w:br/>
     </w:r>

--- a/klagomål/A 53355-2024 FSC-klagomål.docx
+++ b/klagomål/A 53355-2024 FSC-klagomål.docx
@@ -1786,7 +1786,7 @@
     <w:r>
       <w:tab/>
       <w:tab/>
-      <w:t>2025-08-21</w:t>
+      <w:t>2025-08-22</w:t>
       <w:br/>
       <w:br/>
     </w:r>

--- a/klagomål/A 53355-2024 FSC-klagomål.docx
+++ b/klagomål/A 53355-2024 FSC-klagomål.docx
@@ -1786,7 +1786,7 @@
     <w:r>
       <w:tab/>
       <w:tab/>
-      <w:t>2025-08-22</w:t>
+      <w:t>2025-08-23</w:t>
       <w:br/>
       <w:br/>
     </w:r>

--- a/klagomål/A 53355-2024 FSC-klagomål.docx
+++ b/klagomål/A 53355-2024 FSC-klagomål.docx
@@ -1786,7 +1786,7 @@
     <w:r>
       <w:tab/>
       <w:tab/>
-      <w:t>2025-08-23</w:t>
+      <w:t>2025-08-24</w:t>
       <w:br/>
       <w:br/>
     </w:r>

--- a/klagomål/A 53355-2024 FSC-klagomål.docx
+++ b/klagomål/A 53355-2024 FSC-klagomål.docx
@@ -1786,7 +1786,7 @@
     <w:r>
       <w:tab/>
       <w:tab/>
-      <w:t>2025-08-24</w:t>
+      <w:t>2025-08-25</w:t>
       <w:br/>
       <w:br/>
     </w:r>

--- a/klagomål/A 53355-2024 FSC-klagomål.docx
+++ b/klagomål/A 53355-2024 FSC-klagomål.docx
@@ -1786,7 +1786,7 @@
     <w:r>
       <w:tab/>
       <w:tab/>
-      <w:t>2025-08-25</w:t>
+      <w:t>2025-08-26</w:t>
       <w:br/>
       <w:br/>
     </w:r>

--- a/klagomål/A 53355-2024 FSC-klagomål.docx
+++ b/klagomål/A 53355-2024 FSC-klagomål.docx
@@ -1786,7 +1786,7 @@
     <w:r>
       <w:tab/>
       <w:tab/>
-      <w:t>2025-08-26</w:t>
+      <w:t>2025-08-30</w:t>
       <w:br/>
       <w:br/>
     </w:r>

--- a/klagomål/A 53355-2024 FSC-klagomål.docx
+++ b/klagomål/A 53355-2024 FSC-klagomål.docx
@@ -1786,7 +1786,7 @@
     <w:r>
       <w:tab/>
       <w:tab/>
-      <w:t>2025-08-30</w:t>
+      <w:t>2025-08-31</w:t>
       <w:br/>
       <w:br/>
     </w:r>

--- a/klagomål/A 53355-2024 FSC-klagomål.docx
+++ b/klagomål/A 53355-2024 FSC-klagomål.docx
@@ -1786,7 +1786,7 @@
     <w:r>
       <w:tab/>
       <w:tab/>
-      <w:t>2025-08-31</w:t>
+      <w:t>2025-09-01</w:t>
       <w:br/>
       <w:br/>
     </w:r>

--- a/klagomål/A 53355-2024 FSC-klagomål.docx
+++ b/klagomål/A 53355-2024 FSC-klagomål.docx
@@ -1786,7 +1786,7 @@
     <w:r>
       <w:tab/>
       <w:tab/>
-      <w:t>2025-09-01</w:t>
+      <w:t>2025-09-04</w:t>
       <w:br/>
       <w:br/>
     </w:r>

--- a/klagomål/A 53355-2024 FSC-klagomål.docx
+++ b/klagomål/A 53355-2024 FSC-klagomål.docx
@@ -1786,7 +1786,7 @@
     <w:r>
       <w:tab/>
       <w:tab/>
-      <w:t>2025-09-04</w:t>
+      <w:t>2025-09-05</w:t>
       <w:br/>
       <w:br/>
     </w:r>

--- a/klagomål/A 53355-2024 FSC-klagomål.docx
+++ b/klagomål/A 53355-2024 FSC-klagomål.docx
@@ -1786,7 +1786,7 @@
     <w:r>
       <w:tab/>
       <w:tab/>
-      <w:t>2025-09-05</w:t>
+      <w:t>2025-09-07</w:t>
       <w:br/>
       <w:br/>
     </w:r>

--- a/klagomål/A 53355-2024 FSC-klagomål.docx
+++ b/klagomål/A 53355-2024 FSC-klagomål.docx
@@ -1786,7 +1786,7 @@
     <w:r>
       <w:tab/>
       <w:tab/>
-      <w:t>2025-09-07</w:t>
+      <w:t>2025-09-08</w:t>
       <w:br/>
       <w:br/>
     </w:r>

--- a/klagomål/A 53355-2024 FSC-klagomål.docx
+++ b/klagomål/A 53355-2024 FSC-klagomål.docx
@@ -1786,7 +1786,7 @@
     <w:r>
       <w:tab/>
       <w:tab/>
-      <w:t>2025-09-08</w:t>
+      <w:t>2025-09-10</w:t>
       <w:br/>
       <w:br/>
     </w:r>

--- a/klagomål/A 53355-2024 FSC-klagomål.docx
+++ b/klagomål/A 53355-2024 FSC-klagomål.docx
@@ -1786,7 +1786,7 @@
     <w:r>
       <w:tab/>
       <w:tab/>
-      <w:t>2025-09-10</w:t>
+      <w:t>2025-09-11</w:t>
       <w:br/>
       <w:br/>
     </w:r>

--- a/klagomål/A 53355-2024 FSC-klagomål.docx
+++ b/klagomål/A 53355-2024 FSC-klagomål.docx
@@ -1786,7 +1786,7 @@
     <w:r>
       <w:tab/>
       <w:tab/>
-      <w:t>2025-09-11</w:t>
+      <w:t>2025-09-12</w:t>
       <w:br/>
       <w:br/>
     </w:r>

--- a/klagomål/A 53355-2024 FSC-klagomål.docx
+++ b/klagomål/A 53355-2024 FSC-klagomål.docx
@@ -191,7 +191,7 @@
     </w:p>
     <w:p>
       <w:r>
-        <w:t>I avverkningsanmälan har följande 31 naturvårdsarter hittats: gräddticka (VU), knärot (VU, §8), liten sotlav (VU), ulltickeporing (VU), doftskinn (NT), gammelgransskål (NT), garnlav (NT), granticka (NT), gränsticka (NT), hornvaxskinn (NT), järpe (NT, §4), knottrig blåslav (NT), kolflarnlav (NT), kortskaftad ärgspik (NT), mörk kolflarnlav (NT), spillkråka (NT, §4), talltita (NT, §4), ullticka (NT), vedflamlav (NT), vedskivlav (NT), violettgrå tagellav (NT), bronshjon (S), bårdlav (S), mindre märgborre (S), skuggblåslav (S), spindelblomster (S, §8), thomsons trägnagare (S), vedticka (S), tjäder (§4), fläcknycklar (§8) och revlummer (§9). Av dessa är 21 rödlistade. För rödlistade arter har rödlistekategorin angivits inom parentes. Arter som är signalarter enligt Skogsstyrelsen har markerats med (S). För fridlysta arter anges även paragrafen i Artskyddsförordningen som arten är fridlyst enligt.</w:t>
+        <w:t>I avverkningsanmälan har följande 36 naturvårdsarter hittats: gräddticka (VU), knärot (VU, §8), liten sotlav (VU), rynkskinn (VU), ulltickeporing (VU), doftskinn (NT), gammelgransskål (NT), garnlav (NT), granticka (NT), gränsticka (NT), hornvaxskinn (NT), järpe (NT, §4), knottrig blåslav (NT), kolflarnlav (NT), kortskaftad ärgspik (NT), mörk kolflarnlav (NT), spillkråka (NT, §4), talltita (NT, §4), tretåig hackspett (NT, §4), ullticka (NT), vedflamlav (NT), vedskivlav (NT), violettgrå tagellav (NT), bronshjon (S), brun nållav (S), bårdlav (S), mindre märgborre (S), skuggblåslav (S), spindelblomster (S, §8), thomsons trägnagare (S), trådticka (S), vedticka (S), orre (§4), tjäder (§4), fläcknycklar (§8) och revlummer (§9). Av dessa är 23 rödlistade. För rödlistade arter har rödlistekategorin angivits inom parentes. Arter som är signalarter enligt Skogsstyrelsen har markerats med (S). För fridlysta arter anges även paragrafen i Artskyddsförordningen som arten är fridlyst enligt.</w:t>
       </w:r>
     </w:p>
     <w:p>
@@ -206,7 +206,7 @@
       <w:r>
         <w:drawing>
           <wp:inline xmlns:a="http://schemas.openxmlformats.org/drawingml/2006/main" xmlns:pic="http://schemas.openxmlformats.org/drawingml/2006/picture">
-            <wp:extent cx="5486400" cy="3471430"/>
+            <wp:extent cx="5486400" cy="3467318"/>
             <wp:docPr id="1" name="Picture 1"/>
             <wp:cNvGraphicFramePr>
               <a:graphicFrameLocks noChangeAspect="1"/>
@@ -227,7 +227,7 @@
                   <pic:spPr>
                     <a:xfrm>
                       <a:off x="0" y="0"/>
-                      <a:ext cx="5486400" cy="3471430"/>
+                      <a:ext cx="5486400" cy="3467318"/>
                     </a:xfrm>
                     <a:prstGeom prst="rect"/>
                   </pic:spPr>
@@ -403,6 +403,17 @@
         <w:rPr>
           <w:b/>
         </w:rPr>
+        <w:t>Rynkskinn (VU)</w:t>
+      </w:r>
+      <w:r>
+        <w:t>, rödlistad som sårbar, är en vednedbrytare som växer på grova granlågor och ingår i en karaktäristisk association av vedsvampar knutna till urskogsartade barrskogar. Den har klassificerats som en “urskogsindikator” och är placerad i toppen av Skogsstyrelsens värdepyramid för bedömning av skog med höga naturvärden. Allt tyder på att rynkskinn är mycket känslig för skogliga ingrepp (Nitare &amp; Skogsstyrelsen, 2019; SLU Artdatabanken, 2024).</w:t>
+      </w:r>
+    </w:p>
+    <w:p>
+      <w:r>
+        <w:rPr>
+          <w:b/>
+        </w:rPr>
         <w:t>Ullticka (NT)</w:t>
       </w:r>
       <w:r>
@@ -494,7 +505,7 @@
     </w:p>
     <w:p>
       <w:r>
-        <w:t>Följande fridlysta arter har sina livsmiljöer och växtplatser i den avverkningsanmälda skogen: knärot (VU, §8), järpe (NT, §4), spillkråka (NT, §4), talltita (NT, §4), spindelblomster (S, §8), tjäder (§4), fläcknycklar (§8) och revlummer (§9).</w:t>
+        <w:t>Följande fridlysta arter har sina livsmiljöer och växtplatser i den avverkningsanmälda skogen: knärot (VU, §8), järpe (NT, §4), spillkråka (NT, §4), talltita (NT, §4), tretåig hackspett (NT, §4), spindelblomster (S, §8), orre (§4), tjäder (§4), fläcknycklar (§8) och revlummer (§9).</w:t>
       </w:r>
     </w:p>
     <w:p>
@@ -535,7 +546,7 @@
     </w:p>
     <w:p>
       <w:r>
-        <w:t>I det avverkningsanmälda området finns 2 fyndplatser för knärot registrerade på Artportalen. Figur 2 visar gränserna för buffertzoner på 50 m, som behöver lämnas kring fyndplatserna för att knärotslokalerna inte ska försvinna vid en avverkning. Av det avverkningsanmälda området överlappar 1.24 ha med buffertzonerna och får av detta skäl inte avverkas.</w:t>
+        <w:t>I det avverkningsanmälda området finns 4 fyndplatser för knärot registrerade på Artportalen. Figur 2 visar gränserna för buffertzoner på 50 m, som behöver lämnas kring fyndplatserna för att knärotslokalerna inte ska försvinna vid en avverkning. Av det avverkningsanmälda området överlappar 2.76 ha med buffertzonerna och får av detta skäl inte avverkas.</w:t>
       </w:r>
     </w:p>
     <w:p>
@@ -625,6 +636,17 @@
     </w:p>
     <w:p>
       <w:r>
+        <w:rPr>
+          <w:b/>
+        </w:rPr>
+        <w:t>Tretåig hackspett (NT, §4)</w:t>
+      </w:r>
+      <w:r>
+        <w:t xml:space="preserve"> är rödlistad som nära hotad och ingår i bilaga 1 i EU:s fågeldirektiv. Tretåig hackspett är för sin överlevnad beroende av kontinuerlig tillförsel av äldre döende och död ved, som sker genom naturliga självgallringsprocesser i äldre grannaturskogar och barrblandade naturskogar. Om en skog genom skogsbruk gallras eller glesas ur så upphör och uteblir i stort sett den naturliga självgallringsprocessen för mycket lång tid framöver vilket omöjliggör upprätthållandet av den kontinuerliga ekologiska funktionen i ett område. Det finns studier som visar att naturskogens självgallringsprocess som den tretåiga hackspetten är beroende av, inte kan ersättas med efterlämnad hänsyn i skogsbruket (Imbeau &amp; Desrochers, 2002). Storleken på häckningsreviret varierar med skogstypen, förekomsten av död ved och graden av fragmentering, men är i allmänhet i storleksordningen 25–100 hektar. Vintertid krävs ofta betydligt större områden och det finns studier som antyder att arten behöver minst 100 hektar äldre skog. I områden med låg bonitet kan det behövas över 200 hektar lämpligt habitat för att ett par ska kunna reproducera sig. Områden med dokumenterad permanent förekomst i naturskogsmiljöer har vanligen så stora naturvärden att skogsbruk är olämpligt (Skogsstyrelsen, 2016).</w:t>
+      </w:r>
+    </w:p>
+    <w:p>
+      <w:r>
         <w:t>I BILAGA 1 finns mer detaljerad information om ekologi samt krav på livsmiljö hos fridlysta arter.</w:t>
       </w:r>
     </w:p>
@@ -742,7 +764,7 @@
         <w:rPr>
           <w:i/>
         </w:rPr>
-        <w:t>I det avverkningsanmälda skogsområdet har 28 rödlistade arter och signalarter påträffats. Detta ska jämföras med Skogsstyrelsens uppföljning 2017 av nyckelbiotoper som visade att man i genomsnitt hittar 20,6 olika rödlistade arter och signalarter i en nyckelbiotop (Wijk, S. 2017. Biologisk mångfald i nyckelbiotoper – Resultat från inventeringen “Uppföljning biologisk mångfald” 2009–2015. Rapport 4/2017 Skogsstyrelsen, Jönköping).</w:t>
+        <w:t>I det avverkningsanmälda skogsområdet har 32 rödlistade arter och signalarter påträffats. Detta ska jämföras med Skogsstyrelsens uppföljning 2017 av nyckelbiotoper som visade att man i genomsnitt hittar 20,6 olika rödlistade arter och signalarter i en nyckelbiotop (Wijk, S. 2017. Biologisk mångfald i nyckelbiotoper – Resultat från inventeringen “Uppföljning biologisk mångfald” 2009–2015. Rapport 4/2017 Skogsstyrelsen, Jönköping).</w:t>
       </w:r>
     </w:p>
     <w:p>
@@ -771,7 +793,7 @@
         <w:rPr>
           <w:i/>
         </w:rPr>
-        <w:t>I det avverkningsanmälda skogsområdet har 31 naturvårdsarter varav 21 rödlistade arter sina livsmiljöer och växtplatser.</w:t>
+        <w:t>I det avverkningsanmälda skogsområdet har 36 naturvårdsarter varav 23 rödlistade arter sina livsmiljöer och växtplatser.</w:t>
       </w:r>
     </w:p>
     <w:p>
@@ -1575,6 +1597,169 @@
       </w:r>
       <w:r>
         <w:t>https://www.skogsstyrelsen.se/globalassets/lag-och-tillsyn/artskydd/vagledningar-for-hansyn-till-faglar/tjader-vagledning-hansyn2.pdf</w:t>
+      </w:r>
+    </w:p>
+    <w:p>
+      <w:pPr>
+        <w:pStyle w:val="Heading1"/>
+      </w:pPr>
+      <w:r>
+        <w:t>Tretåig hackspett – ekologi samt krav på livsmiljön</w:t>
+      </w:r>
+    </w:p>
+    <w:p>
+      <w:r>
+        <w:t xml:space="preserve">Tretåig hackspett (NT) är fridlyst enligt §4 Artskyddsförordningen och finns med som prioriterad art i Skogsstyrelsen vägledning för skogsbruket (bilaga 4 till SVL). I vägledningen står bland annat att: </w:t>
+      </w:r>
+      <w:r>
+        <w:rPr>
+          <w:i/>
+        </w:rPr>
+        <w:t xml:space="preserve">“Tretåig hackspett har stora arealkrav och höga krav på sin livsmiljö. Omdaningen av naturskogar till kulturskogar medför en förlust av viktiga miljöer, något som förstärks av ökad fragmentering till följd av avverkningar.” </w:t>
+      </w:r>
+      <w:r>
+        <w:t xml:space="preserve">Vidare att: </w:t>
+      </w:r>
+      <w:r>
+        <w:rPr>
+          <w:i/>
+        </w:rPr>
+        <w:t>“Områden med dokumenterad permanent förekomst i naturskogsmiljöer har vanligen så stora naturvärden att skogsbruk är olämpligt”.</w:t>
+      </w:r>
+    </w:p>
+    <w:p>
+      <w:r>
+        <w:t>Tretåig hackspett är beroende av större sammanhängande naturskogar med kontinuerlig tillgång och nybildning av död ved och fragmentering av livsmiljöerna utgör ett stort hot mot arten (se exempelvis Stachura-Skierczynska et al., 2009; Wesolowski et al., 2005; Butler et al., 2004; Pakkala et al., 2002; Amcoff et al., 1996; Virkkala, 1991). Det finns studier som visar att naturskogens självgallringsprocess som den tretåiga hackspetten är beroende av, inte kan ersättas med efterlämnad hänsyn i skogsbruket (Imbeau &amp; Desrochers, 2002).</w:t>
+      </w:r>
+    </w:p>
+    <w:p>
+      <w:r>
+        <w:t>Permanenta revir av tretåig hackspett karaktäriseras ofta av artens typiska ringformigt ordnade hackmärken på framför allt gamla granar. För att säkerställa att inte revir av tretåig hackspett drabbas av avverkningsplanerna bör en inventering göras i området både under häckningstid och under vintern, då arten utnyttjar betydligt större områden än under sommarens häckningsrevir. Storleken på häckningsreviret varierar med skogstypen, förekomsten av död ved och graden av fragmentering, men är i allmänhet i storleksordningen 25–100 hektar.</w:t>
+      </w:r>
+    </w:p>
+    <w:p>
+      <w:r>
+        <w:t>Förutom fridlysning enligt §4 Artskyddsförordningen är tretåig hackspett även förtecknad i EU:s fågeldirektiv bilaga 1. Den ingår också i Natura 2000 och är förtecknad i Bernkonventionen bilaga II (strikt skyddade djurarter).</w:t>
+      </w:r>
+    </w:p>
+    <w:p>
+      <w:pPr>
+        <w:pStyle w:val="Heading2"/>
+      </w:pPr>
+      <w:r>
+        <w:t>Referenser – tretåig hackspett</w:t>
+      </w:r>
+    </w:p>
+    <w:p>
+      <w:r>
+        <w:t xml:space="preserve">Amcoff, M. &amp; Eriksson, P. 1996. </w:t>
+      </w:r>
+      <w:r>
+        <w:rPr>
+          <w:i/>
+        </w:rPr>
+        <w:t xml:space="preserve">Förekomst av tretåig hackspett Picoides tridactylus på bestånds- och landskapsnivå. </w:t>
+      </w:r>
+      <w:r>
+        <w:t>Ornis Svecica 6: 107–119</w:t>
+      </w:r>
+    </w:p>
+    <w:p>
+      <w:r>
+        <w:t xml:space="preserve">Butler, R., Angelstam, P., Ekelund, P. &amp; Schlaeffer, R. 2004. </w:t>
+      </w:r>
+      <w:r>
+        <w:rPr>
+          <w:i/>
+        </w:rPr>
+        <w:t xml:space="preserve">Dead wood threshold values for the three-toed woodpecker presence in boreal and sub-Alpine forest. </w:t>
+      </w:r>
+      <w:r>
+        <w:t>Biological conservation 119(3): 305–318</w:t>
+      </w:r>
+    </w:p>
+    <w:p>
+      <w:r>
+        <w:t xml:space="preserve">Imbeau, L. &amp; Desrochers, A. 2002. </w:t>
+      </w:r>
+      <w:r>
+        <w:rPr>
+          <w:i/>
+        </w:rPr>
+        <w:t xml:space="preserve">Foraging Ecology and Use of Drumming Trees by Three-Toed Woodpeckers. </w:t>
+      </w:r>
+      <w:r>
+        <w:t>The Journal of Wildlife Management. Vol. 66, No. 1 (Jan., 2002), pp. 222–231.</w:t>
+      </w:r>
+    </w:p>
+    <w:p>
+      <w:r>
+        <w:t xml:space="preserve">Pakkala, T., Hanski, I. &amp; Tomppo, E. 2002. </w:t>
+      </w:r>
+      <w:r>
+        <w:rPr>
+          <w:i/>
+        </w:rPr>
+        <w:t xml:space="preserve">Spatial ecology of the three-toed woodpecker in managed forest landscapes. </w:t>
+      </w:r>
+      <w:r>
+        <w:t>Silva Fennica 36(1): 279–288.</w:t>
+      </w:r>
+    </w:p>
+    <w:p>
+      <w:r>
+        <w:t xml:space="preserve">Skogsstyrelsen, 2016. </w:t>
+      </w:r>
+      <w:r>
+        <w:rPr>
+          <w:i/>
+        </w:rPr>
+        <w:t xml:space="preserve">Vägledning för hänsyn till fåglar – Tretåig hackspett. </w:t>
+      </w:r>
+      <w:r>
+        <w:t>www.skogsstyrelsen.se</w:t>
+      </w:r>
+    </w:p>
+    <w:p>
+      <w:r>
+        <w:t xml:space="preserve">Stachura-Skierczynska, K., Tumiel, T. &amp; Skierczynski, M. 2009. </w:t>
+      </w:r>
+      <w:r>
+        <w:rPr>
+          <w:i/>
+        </w:rPr>
+        <w:t xml:space="preserve">Habitat prediction model for three-toed woodpecker and its implications for the conservation of biologically valuable forests. </w:t>
+      </w:r>
+      <w:r>
+        <w:t>Forest Ecology and Management 258(5): 697–703.</w:t>
+      </w:r>
+    </w:p>
+    <w:p>
+      <w:r>
+        <w:t xml:space="preserve">Virkkala, R. 1991. </w:t>
+      </w:r>
+      <w:r>
+        <w:rPr>
+          <w:i/>
+        </w:rPr>
+        <w:t xml:space="preserve">Population trends of forest birds in a Finnish Lapland landscape of large habitat blocks – Consequences of stochastic environmental variation or regional habitat alteration. </w:t>
+      </w:r>
+      <w:r>
+        <w:t>Biological conservation 56(2): 223–240</w:t>
+      </w:r>
+    </w:p>
+    <w:p>
+      <w:r>
+        <w:t xml:space="preserve">Wesolowski, T., Czeszczewik, D. &amp; Rowinski, P. 2005. </w:t>
+      </w:r>
+      <w:r>
+        <w:rPr>
+          <w:i/>
+        </w:rPr>
+        <w:t xml:space="preserve">Effects of forest management on Three-toed Woodpecker Picoides tridactylus distribution in the Bialowieza Forest (NE Poland): conservation implications. </w:t>
+      </w:r>
+      <w:r>
+        <w:t>Acta Ornithologica 40(1): 53–60.</w:t>
       </w:r>
     </w:p>
     <w:p>
@@ -1786,7 +1971,7 @@
     <w:r>
       <w:tab/>
       <w:tab/>
-      <w:t>2025-09-12</w:t>
+      <w:t>2025-09-13</w:t>
       <w:br/>
       <w:br/>
     </w:r>

--- a/klagomål/A 53355-2024 FSC-klagomål.docx
+++ b/klagomål/A 53355-2024 FSC-klagomål.docx
@@ -1971,7 +1971,7 @@
     <w:r>
       <w:tab/>
       <w:tab/>
-      <w:t>2025-09-13</w:t>
+      <w:t>2025-09-14</w:t>
       <w:br/>
       <w:br/>
     </w:r>

--- a/klagomål/A 53355-2024 FSC-klagomål.docx
+++ b/klagomål/A 53355-2024 FSC-klagomål.docx
@@ -541,7 +541,25 @@
         <w:t>Knärot (VU, §8)</w:t>
       </w:r>
       <w:r>
-        <w:t xml:space="preserve"> är rödlistad som sårbar och fridlyst enligt 8§ artskyddsförordningen. En nyligen genomförd analys av 79 floraväktarlokaler indikerar att det behövs någonstans mellan 100 och 150 meters skyddszon för att en knärotspopulation inte ska dö ut på lång sikt (Sebestyén &amp; Sundberg, 2025). Detta ligger väl i linje med tidigare genomförda studier som visar att det krävs väl tilltagna buffertzoner för att knäroten inte ska ta skada av skogsbruksåtgärder i intilliggande skog (Johnson, 2014; Koelmeijer m.fl., 2022; Skogsstyrelsen, 2022). Arten är även känslig för gallring vilket framgår av Skogsstyrelsens egen vägledning för hänsyn till knärot (Skogsstyrelsen, 2022). För rika förekomster av knärot är reservatsbildning eller biotopskydd lämpliga åtgärder för att skydda den (SLU Artdatabanken, 2024).</w:t>
+        <w:t xml:space="preserve"> är rödlistad som sårbar och fridlyst enligt 8§ artskyddsförordningen. En nyligen genomförd analys av 79 floraväktarlokaler indikerar att det behövs någonstans mellan 100 och 150 meters skyddszon för att en knärotspopulation inte ska dö ut på lång sikt (Sebestyén &amp; Sundberg, 2025). Detta ligger väl i linje med tidigare genomförda studier som visar att det krävs väl tilltagna buffertzoner för att knäroten inte ska ta skada av skogsbruksåtgärder i intilliggande skog (Johnson, 2014; Koelmeijer m.fl., 2022; Skogsstyrelsen, 2022). Arten är även känslig för gallring vilket framgår av Skogsstyrelsens egen vägledning för hänsyn till knärot (Skogsstyrelsen, 2022). För rika förekomster av knärot är reservatsbildning eller biotopskydd lämpliga åtgärder för att skydda den. På knärot kan den sällsynta rostsvampen </w:t>
+      </w:r>
+      <w:r>
+        <w:rPr>
+          <w:i/>
+        </w:rPr>
+        <w:t>Pucciniastrum goodyerae</w:t>
+      </w:r>
+      <w:r>
+        <w:t xml:space="preserve"> påträffas. </w:t>
+      </w:r>
+      <w:r>
+        <w:rPr>
+          <w:i/>
+        </w:rPr>
+        <w:t>Pucciniastrum goodyerae</w:t>
+      </w:r>
+      <w:r>
+        <w:t xml:space="preserve"> är klassad som NE (ej bedömd) i rödlistan(SLU Artdatabanken, 2024).</w:t>
       </w:r>
     </w:p>
     <w:p>
@@ -1971,7 +1989,7 @@
     <w:r>
       <w:tab/>
       <w:tab/>
-      <w:t>2025-09-14</w:t>
+      <w:t>2025-09-15</w:t>
       <w:br/>
       <w:br/>
     </w:r>

--- a/klagomål/A 53355-2024 FSC-klagomål.docx
+++ b/klagomål/A 53355-2024 FSC-klagomål.docx
@@ -1989,7 +1989,7 @@
     <w:r>
       <w:tab/>
       <w:tab/>
-      <w:t>2025-09-15</w:t>
+      <w:t>2025-09-16</w:t>
       <w:br/>
       <w:br/>
     </w:r>

--- a/klagomål/A 53355-2024 FSC-klagomål.docx
+++ b/klagomål/A 53355-2024 FSC-klagomål.docx
@@ -1989,7 +1989,7 @@
     <w:r>
       <w:tab/>
       <w:tab/>
-      <w:t>2025-09-16</w:t>
+      <w:t>2025-09-17</w:t>
       <w:br/>
       <w:br/>
     </w:r>

--- a/klagomål/A 53355-2024 FSC-klagomål.docx
+++ b/klagomål/A 53355-2024 FSC-klagomål.docx
@@ -1989,7 +1989,7 @@
     <w:r>
       <w:tab/>
       <w:tab/>
-      <w:t>2025-09-17</w:t>
+      <w:t>2025-09-18</w:t>
       <w:br/>
       <w:br/>
     </w:r>

--- a/klagomål/A 53355-2024 FSC-klagomål.docx
+++ b/klagomål/A 53355-2024 FSC-klagomål.docx
@@ -1989,7 +1989,7 @@
     <w:r>
       <w:tab/>
       <w:tab/>
-      <w:t>2025-09-18</w:t>
+      <w:t>2025-09-22</w:t>
       <w:br/>
       <w:br/>
     </w:r>

--- a/klagomål/A 53355-2024 FSC-klagomål.docx
+++ b/klagomål/A 53355-2024 FSC-klagomål.docx
@@ -1989,7 +1989,7 @@
     <w:r>
       <w:tab/>
       <w:tab/>
-      <w:t>2025-09-22</w:t>
+      <w:t>2025-09-23</w:t>
       <w:br/>
       <w:br/>
     </w:r>

--- a/klagomål/A 53355-2024 FSC-klagomål.docx
+++ b/klagomål/A 53355-2024 FSC-klagomål.docx
@@ -1989,7 +1989,7 @@
     <w:r>
       <w:tab/>
       <w:tab/>
-      <w:t>2025-09-23</w:t>
+      <w:t>2025-09-24</w:t>
       <w:br/>
       <w:br/>
     </w:r>

--- a/klagomål/A 53355-2024 FSC-klagomål.docx
+++ b/klagomål/A 53355-2024 FSC-klagomål.docx
@@ -1989,7 +1989,7 @@
     <w:r>
       <w:tab/>
       <w:tab/>
-      <w:t>2025-09-24</w:t>
+      <w:t>2025-09-25</w:t>
       <w:br/>
       <w:br/>
     </w:r>

--- a/klagomål/A 53355-2024 FSC-klagomål.docx
+++ b/klagomål/A 53355-2024 FSC-klagomål.docx
@@ -1989,7 +1989,7 @@
     <w:r>
       <w:tab/>
       <w:tab/>
-      <w:t>2025-09-25</w:t>
+      <w:t>2025-09-26</w:t>
       <w:br/>
       <w:br/>
     </w:r>

--- a/klagomål/A 53355-2024 FSC-klagomål.docx
+++ b/klagomål/A 53355-2024 FSC-klagomål.docx
@@ -1989,7 +1989,7 @@
     <w:r>
       <w:tab/>
       <w:tab/>
-      <w:t>2025-09-26</w:t>
+      <w:t>2025-09-27</w:t>
       <w:br/>
       <w:br/>
     </w:r>

--- a/klagomål/A 53355-2024 FSC-klagomål.docx
+++ b/klagomål/A 53355-2024 FSC-klagomål.docx
@@ -1989,7 +1989,7 @@
     <w:r>
       <w:tab/>
       <w:tab/>
-      <w:t>2025-09-27</w:t>
+      <w:t>2025-09-28</w:t>
       <w:br/>
       <w:br/>
     </w:r>

--- a/klagomål/A 53355-2024 FSC-klagomål.docx
+++ b/klagomål/A 53355-2024 FSC-klagomål.docx
@@ -1989,7 +1989,7 @@
     <w:r>
       <w:tab/>
       <w:tab/>
-      <w:t>2025-09-28</w:t>
+      <w:t>2025-09-29</w:t>
       <w:br/>
       <w:br/>
     </w:r>

--- a/klagomål/A 53355-2024 FSC-klagomål.docx
+++ b/klagomål/A 53355-2024 FSC-klagomål.docx
@@ -1989,7 +1989,7 @@
     <w:r>
       <w:tab/>
       <w:tab/>
-      <w:t>2025-09-29</w:t>
+      <w:t>2025-09-30</w:t>
       <w:br/>
       <w:br/>
     </w:r>

--- a/klagomål/A 53355-2024 FSC-klagomål.docx
+++ b/klagomål/A 53355-2024 FSC-klagomål.docx
@@ -1989,7 +1989,7 @@
     <w:r>
       <w:tab/>
       <w:tab/>
-      <w:t>2025-09-30</w:t>
+      <w:t>2025-10-01</w:t>
       <w:br/>
       <w:br/>
     </w:r>

--- a/klagomål/A 53355-2024 FSC-klagomål.docx
+++ b/klagomål/A 53355-2024 FSC-klagomål.docx
@@ -1989,7 +1989,7 @@
     <w:r>
       <w:tab/>
       <w:tab/>
-      <w:t>2025-10-01</w:t>
+      <w:t>2025-10-02</w:t>
       <w:br/>
       <w:br/>
     </w:r>

--- a/klagomål/A 53355-2024 FSC-klagomål.docx
+++ b/klagomål/A 53355-2024 FSC-klagomål.docx
@@ -1989,7 +1989,7 @@
     <w:r>
       <w:tab/>
       <w:tab/>
-      <w:t>2025-10-02</w:t>
+      <w:t>2025-10-03</w:t>
       <w:br/>
       <w:br/>
     </w:r>

--- a/klagomål/A 53355-2024 FSC-klagomål.docx
+++ b/klagomål/A 53355-2024 FSC-klagomål.docx
@@ -1989,7 +1989,7 @@
     <w:r>
       <w:tab/>
       <w:tab/>
-      <w:t>2025-10-03</w:t>
+      <w:t>2025-10-04</w:t>
       <w:br/>
       <w:br/>
     </w:r>

--- a/klagomål/A 53355-2024 FSC-klagomål.docx
+++ b/klagomål/A 53355-2024 FSC-klagomål.docx
@@ -1989,7 +1989,7 @@
     <w:r>
       <w:tab/>
       <w:tab/>
-      <w:t>2025-10-04</w:t>
+      <w:t>2025-10-05</w:t>
       <w:br/>
       <w:br/>
     </w:r>

--- a/klagomål/A 53355-2024 FSC-klagomål.docx
+++ b/klagomål/A 53355-2024 FSC-klagomål.docx
@@ -1989,7 +1989,7 @@
     <w:r>
       <w:tab/>
       <w:tab/>
-      <w:t>2025-10-05</w:t>
+      <w:t>2025-10-06</w:t>
       <w:br/>
       <w:br/>
     </w:r>

--- a/klagomål/A 53355-2024 FSC-klagomål.docx
+++ b/klagomål/A 53355-2024 FSC-klagomål.docx
@@ -1989,7 +1989,7 @@
     <w:r>
       <w:tab/>
       <w:tab/>
-      <w:t>2025-10-06</w:t>
+      <w:t>2025-10-07</w:t>
       <w:br/>
       <w:br/>
     </w:r>

--- a/klagomål/A 53355-2024 FSC-klagomål.docx
+++ b/klagomål/A 53355-2024 FSC-klagomål.docx
@@ -168,7 +168,7 @@
     </w:p>
     <w:p>
       <w:r>
-        <w:t>Detta dokument behandlar höga naturvärden i avverkningsanmälan A 53355-2024 i Älvdalens kommun. Denna avverkningsanmälan inkom 2024-11-18 10:55:29 och omfattar 14,0 ha.</w:t>
+        <w:t>Detta dokument behandlar höga naturvärden i avverkningsanmälan A 53355-2024 i Älvdalens kommun. Denna avverkningsanmälan inkom 2024-11-18 00:00:00 och omfattar 14,0 ha.</w:t>
       </w:r>
     </w:p>
     <w:p>
@@ -1989,7 +1989,7 @@
     <w:r>
       <w:tab/>
       <w:tab/>
-      <w:t>2025-10-07</w:t>
+      <w:t>2025-10-08</w:t>
       <w:br/>
       <w:br/>
     </w:r>

--- a/klagomål/A 53355-2024 FSC-klagomål.docx
+++ b/klagomål/A 53355-2024 FSC-klagomål.docx
@@ -1989,7 +1989,7 @@
     <w:r>
       <w:tab/>
       <w:tab/>
-      <w:t>2025-10-08</w:t>
+      <w:t>2025-10-09</w:t>
       <w:br/>
       <w:br/>
     </w:r>

--- a/klagomål/A 53355-2024 FSC-klagomål.docx
+++ b/klagomål/A 53355-2024 FSC-klagomål.docx
@@ -1989,7 +1989,7 @@
     <w:r>
       <w:tab/>
       <w:tab/>
-      <w:t>2025-10-09</w:t>
+      <w:t>2025-10-10</w:t>
       <w:br/>
       <w:br/>
     </w:r>

--- a/klagomål/A 53355-2024 FSC-klagomål.docx
+++ b/klagomål/A 53355-2024 FSC-klagomål.docx
@@ -1989,7 +1989,7 @@
     <w:r>
       <w:tab/>
       <w:tab/>
-      <w:t>2025-10-10</w:t>
+      <w:t>2025-10-11</w:t>
       <w:br/>
       <w:br/>
     </w:r>

--- a/klagomål/A 53355-2024 FSC-klagomål.docx
+++ b/klagomål/A 53355-2024 FSC-klagomål.docx
@@ -1989,7 +1989,7 @@
     <w:r>
       <w:tab/>
       <w:tab/>
-      <w:t>2025-10-16</w:t>
+      <w:t>2025-10-17</w:t>
       <w:br/>
       <w:br/>
     </w:r>

--- a/klagomål/A 53355-2024 FSC-klagomål.docx
+++ b/klagomål/A 53355-2024 FSC-klagomål.docx
@@ -1989,7 +1989,7 @@
     <w:r>
       <w:tab/>
       <w:tab/>
-      <w:t>2025-10-17</w:t>
+      <w:t>2025-10-18</w:t>
       <w:br/>
       <w:br/>
     </w:r>

--- a/klagomål/A 53355-2024 FSC-klagomål.docx
+++ b/klagomål/A 53355-2024 FSC-klagomål.docx
@@ -1989,7 +1989,7 @@
     <w:r>
       <w:tab/>
       <w:tab/>
-      <w:t>2025-10-18</w:t>
+      <w:t>2025-10-19</w:t>
       <w:br/>
       <w:br/>
     </w:r>

--- a/klagomål/A 53355-2024 FSC-klagomål.docx
+++ b/klagomål/A 53355-2024 FSC-klagomål.docx
@@ -1989,7 +1989,7 @@
     <w:r>
       <w:tab/>
       <w:tab/>
-      <w:t>2025-10-19</w:t>
+      <w:t>2025-10-20</w:t>
       <w:br/>
       <w:br/>
     </w:r>

--- a/klagomål/A 53355-2024 FSC-klagomål.docx
+++ b/klagomål/A 53355-2024 FSC-klagomål.docx
@@ -1989,7 +1989,7 @@
     <w:r>
       <w:tab/>
       <w:tab/>
-      <w:t>2025-10-20</w:t>
+      <w:t>2025-10-21</w:t>
       <w:br/>
       <w:br/>
     </w:r>

--- a/klagomål/A 53355-2024 FSC-klagomål.docx
+++ b/klagomål/A 53355-2024 FSC-klagomål.docx
@@ -559,7 +559,7 @@
         <w:t>Pucciniastrum goodyerae</w:t>
       </w:r>
       <w:r>
-        <w:t xml:space="preserve"> är klassad som NE (ej bedömd) i rödlistan(SLU Artdatabanken, 2024).</w:t>
+        <w:t xml:space="preserve"> är klassad som NE (ej bedömd) i rödlistan (SLU Artdatabanken, 2024).</w:t>
       </w:r>
     </w:p>
     <w:p>
@@ -650,6 +650,17 @@
       </w:r>
       <w:r>
         <w:t>, rödlistad som nära hotad och prioriterad art i Skogsvårdslagen har häckningsrevir i anmälan. Arten har minskat kraftigt de senaste 30 åren och minskningstakten innevarande 10-årsperiod beräknas till 20 (10–30) %. Talltitan är synnerligen trogen sitt cirka 15 hektar stora revir och är beroende av flerskiktade olikåldriga skogar för att kunna föda upp sina ungar. Talltitan försvinner om dess livsmiljö kalavverkas (Eggers &amp; Low (2014); Ekman (1979); Griesser et al (2007); Klein (2020); Siffczyk et al (2003); SLU Artdatabanken (2021).</w:t>
+      </w:r>
+    </w:p>
+    <w:p>
+      <w:r>
+        <w:rPr>
+          <w:b/>
+        </w:rPr>
+        <w:t>Tjäder (§4)</w:t>
+      </w:r>
+      <w:r>
+        <w:t xml:space="preserve"> är en utpräglad skogsfågel knuten till större sammanhängande barrskogsområden. Tupparna och hönorna utnyttjar till viss del olika miljöer, och habitatvalet varierar dessutom mellan olika delar av året. För att det ska finnas livskraftiga tjäderbestånd krävs funktionella skogslandskap med en blandning av uppvuxen, gles och luckig skog, täta sumpskogar, myrar och andra små våtmarker. Arten försvinner när skogen fragmenteras och den sammanlagda arealen hyggen och andra öppna områden blir för stor. Ett småskaligt och försiktigt virkesuttag genom hyggesfria metoder kan i vissa fall vara möjligt i området inom 200 m från lekcentrum. Längre ut från lekcentrum, inom 200–500 m bör den avverkade ytan inte överskrida 1 hektar för att undvika alltför stora och snabba förändringar (Skogsstyrelsen, 2019).</w:t>
       </w:r>
     </w:p>
     <w:p>
@@ -1989,7 +2000,7 @@
     <w:r>
       <w:tab/>
       <w:tab/>
-      <w:t>2025-10-21</w:t>
+      <w:t>2025-10-22</w:t>
       <w:br/>
       <w:br/>
     </w:r>

--- a/klagomål/A 53355-2024 FSC-klagomål.docx
+++ b/klagomål/A 53355-2024 FSC-klagomål.docx
@@ -2000,7 +2000,7 @@
     <w:r>
       <w:tab/>
       <w:tab/>
-      <w:t>2025-10-22</w:t>
+      <w:t>2025-10-23</w:t>
       <w:br/>
       <w:br/>
     </w:r>

--- a/klagomål/A 53355-2024 FSC-klagomål.docx
+++ b/klagomål/A 53355-2024 FSC-klagomål.docx
@@ -2000,7 +2000,7 @@
     <w:r>
       <w:tab/>
       <w:tab/>
-      <w:t>2025-10-23</w:t>
+      <w:t>2025-10-24</w:t>
       <w:br/>
       <w:br/>
     </w:r>

--- a/klagomål/A 53355-2024 FSC-klagomål.docx
+++ b/klagomål/A 53355-2024 FSC-klagomål.docx
@@ -2000,7 +2000,7 @@
     <w:r>
       <w:tab/>
       <w:tab/>
-      <w:t>2025-10-24</w:t>
+      <w:t>2025-10-25</w:t>
       <w:br/>
       <w:br/>
     </w:r>

--- a/klagomål/A 53355-2024 FSC-klagomål.docx
+++ b/klagomål/A 53355-2024 FSC-klagomål.docx
@@ -2000,7 +2000,7 @@
     <w:r>
       <w:tab/>
       <w:tab/>
-      <w:t>2025-10-25</w:t>
+      <w:t>2025-10-26</w:t>
       <w:br/>
       <w:br/>
     </w:r>

--- a/klagomål/A 53355-2024 FSC-klagomål.docx
+++ b/klagomål/A 53355-2024 FSC-klagomål.docx
@@ -2000,7 +2000,7 @@
     <w:r>
       <w:tab/>
       <w:tab/>
-      <w:t>2025-10-26</w:t>
+      <w:t>2025-10-27</w:t>
       <w:br/>
       <w:br/>
     </w:r>

--- a/klagomål/A 53355-2024 FSC-klagomål.docx
+++ b/klagomål/A 53355-2024 FSC-klagomål.docx
@@ -2000,7 +2000,7 @@
     <w:r>
       <w:tab/>
       <w:tab/>
-      <w:t>2025-10-27</w:t>
+      <w:t>2025-10-28</w:t>
       <w:br/>
       <w:br/>
     </w:r>

--- a/klagomål/A 53355-2024 FSC-klagomål.docx
+++ b/klagomål/A 53355-2024 FSC-klagomål.docx
@@ -2000,7 +2000,7 @@
     <w:r>
       <w:tab/>
       <w:tab/>
-      <w:t>2025-10-28</w:t>
+      <w:t>2025-10-29</w:t>
       <w:br/>
       <w:br/>
     </w:r>

--- a/klagomål/A 53355-2024 FSC-klagomål.docx
+++ b/klagomål/A 53355-2024 FSC-klagomål.docx
@@ -2000,7 +2000,7 @@
     <w:r>
       <w:tab/>
       <w:tab/>
-      <w:t>2025-10-29</w:t>
+      <w:t>2025-10-30</w:t>
       <w:br/>
       <w:br/>
     </w:r>

--- a/klagomål/A 53355-2024 FSC-klagomål.docx
+++ b/klagomål/A 53355-2024 FSC-klagomål.docx
@@ -2000,7 +2000,7 @@
     <w:r>
       <w:tab/>
       <w:tab/>
-      <w:t>2025-10-30</w:t>
+      <w:t>2025-10-31</w:t>
       <w:br/>
       <w:br/>
     </w:r>

--- a/klagomål/A 53355-2024 FSC-klagomål.docx
+++ b/klagomål/A 53355-2024 FSC-klagomål.docx
@@ -2000,7 +2000,7 @@
     <w:r>
       <w:tab/>
       <w:tab/>
-      <w:t>2025-10-31</w:t>
+      <w:t>2025-11-01</w:t>
       <w:br/>
       <w:br/>
     </w:r>

--- a/klagomål/A 53355-2024 FSC-klagomål.docx
+++ b/klagomål/A 53355-2024 FSC-klagomål.docx
@@ -2000,7 +2000,7 @@
     <w:r>
       <w:tab/>
       <w:tab/>
-      <w:t>2025-11-15</w:t>
+      <w:t>2025-11-20</w:t>
       <w:br/>
       <w:br/>
     </w:r>

--- a/klagomål/A 53355-2024 FSC-klagomål.docx
+++ b/klagomål/A 53355-2024 FSC-klagomål.docx
@@ -2000,7 +2000,7 @@
     <w:r>
       <w:tab/>
       <w:tab/>
-      <w:t>2025-11-20</w:t>
+      <w:t>2025-11-21</w:t>
       <w:br/>
       <w:br/>
     </w:r>

--- a/klagomål/A 53355-2024 FSC-klagomål.docx
+++ b/klagomål/A 53355-2024 FSC-klagomål.docx
@@ -2000,7 +2000,7 @@
     <w:r>
       <w:tab/>
       <w:tab/>
-      <w:t>2025-11-21</w:t>
+      <w:t>2025-11-22</w:t>
       <w:br/>
       <w:br/>
     </w:r>

--- a/klagomål/A 53355-2024 FSC-klagomål.docx
+++ b/klagomål/A 53355-2024 FSC-klagomål.docx
@@ -2000,7 +2000,7 @@
     <w:r>
       <w:tab/>
       <w:tab/>
-      <w:t>2025-11-22</w:t>
+      <w:t>2025-11-23</w:t>
       <w:br/>
       <w:br/>
     </w:r>

--- a/klagomål/A 53355-2024 FSC-klagomål.docx
+++ b/klagomål/A 53355-2024 FSC-klagomål.docx
@@ -2000,7 +2000,7 @@
     <w:r>
       <w:tab/>
       <w:tab/>
-      <w:t>2025-11-23</w:t>
+      <w:t>2025-11-24</w:t>
       <w:br/>
       <w:br/>
     </w:r>

--- a/klagomål/A 53355-2024 FSC-klagomål.docx
+++ b/klagomål/A 53355-2024 FSC-klagomål.docx
@@ -2000,7 +2000,7 @@
     <w:r>
       <w:tab/>
       <w:tab/>
-      <w:t>2025-11-24</w:t>
+      <w:t>2025-11-25</w:t>
       <w:br/>
       <w:br/>
     </w:r>

--- a/klagomål/A 53355-2024 FSC-klagomål.docx
+++ b/klagomål/A 53355-2024 FSC-klagomål.docx
@@ -2000,7 +2000,7 @@
     <w:r>
       <w:tab/>
       <w:tab/>
-      <w:t>2025-11-25</w:t>
+      <w:t>2025-11-26</w:t>
       <w:br/>
       <w:br/>
     </w:r>

--- a/klagomål/A 53355-2024 FSC-klagomål.docx
+++ b/klagomål/A 53355-2024 FSC-klagomål.docx
@@ -2000,7 +2000,7 @@
     <w:r>
       <w:tab/>
       <w:tab/>
-      <w:t>2025-11-26</w:t>
+      <w:t>2025-11-27</w:t>
       <w:br/>
       <w:br/>
     </w:r>

--- a/klagomål/A 53355-2024 FSC-klagomål.docx
+++ b/klagomål/A 53355-2024 FSC-klagomål.docx
@@ -2000,7 +2000,7 @@
     <w:r>
       <w:tab/>
       <w:tab/>
-      <w:t>2025-11-27</w:t>
+      <w:t>2025-11-28</w:t>
       <w:br/>
       <w:br/>
     </w:r>

--- a/klagomål/A 53355-2024 FSC-klagomål.docx
+++ b/klagomål/A 53355-2024 FSC-klagomål.docx
@@ -2000,7 +2000,7 @@
     <w:r>
       <w:tab/>
       <w:tab/>
-      <w:t>2025-11-28</w:t>
+      <w:t>2025-11-29</w:t>
       <w:br/>
       <w:br/>
     </w:r>

--- a/klagomål/A 53355-2024 FSC-klagomål.docx
+++ b/klagomål/A 53355-2024 FSC-klagomål.docx
@@ -2000,7 +2000,7 @@
     <w:r>
       <w:tab/>
       <w:tab/>
-      <w:t>2025-11-29</w:t>
+      <w:t>2025-11-30</w:t>
       <w:br/>
       <w:br/>
     </w:r>

--- a/klagomål/A 53355-2024 FSC-klagomål.docx
+++ b/klagomål/A 53355-2024 FSC-klagomål.docx
@@ -2000,7 +2000,7 @@
     <w:r>
       <w:tab/>
       <w:tab/>
-      <w:t>2025-11-30</w:t>
+      <w:t>2025-12-01</w:t>
       <w:br/>
       <w:br/>
     </w:r>

--- a/klagomål/A 53355-2024 FSC-klagomål.docx
+++ b/klagomål/A 53355-2024 FSC-klagomål.docx
@@ -2000,7 +2000,7 @@
     <w:r>
       <w:tab/>
       <w:tab/>
-      <w:t>2025-12-01</w:t>
+      <w:t>2025-12-02</w:t>
       <w:br/>
       <w:br/>
     </w:r>

--- a/klagomål/A 53355-2024 FSC-klagomål.docx
+++ b/klagomål/A 53355-2024 FSC-klagomål.docx
@@ -2000,7 +2000,7 @@
     <w:r>
       <w:tab/>
       <w:tab/>
-      <w:t>2025-12-02</w:t>
+      <w:t>2025-12-03</w:t>
       <w:br/>
       <w:br/>
     </w:r>

--- a/klagomål/A 53355-2024 FSC-klagomål.docx
+++ b/klagomål/A 53355-2024 FSC-klagomål.docx
@@ -2000,7 +2000,7 @@
     <w:r>
       <w:tab/>
       <w:tab/>
-      <w:t>2025-12-03</w:t>
+      <w:t>2025-12-04</w:t>
       <w:br/>
       <w:br/>
     </w:r>

--- a/klagomål/A 53355-2024 FSC-klagomål.docx
+++ b/klagomål/A 53355-2024 FSC-klagomål.docx
@@ -2000,7 +2000,7 @@
     <w:r>
       <w:tab/>
       <w:tab/>
-      <w:t>2025-12-04</w:t>
+      <w:t>2025-12-05</w:t>
       <w:br/>
       <w:br/>
     </w:r>

--- a/klagomål/A 53355-2024 FSC-klagomål.docx
+++ b/klagomål/A 53355-2024 FSC-klagomål.docx
@@ -2000,7 +2000,7 @@
     <w:r>
       <w:tab/>
       <w:tab/>
-      <w:t>2025-12-05</w:t>
+      <w:t>2025-12-06</w:t>
       <w:br/>
       <w:br/>
     </w:r>

--- a/klagomål/A 53355-2024 FSC-klagomål.docx
+++ b/klagomål/A 53355-2024 FSC-klagomål.docx
@@ -2000,7 +2000,7 @@
     <w:r>
       <w:tab/>
       <w:tab/>
-      <w:t>2025-12-06</w:t>
+      <w:t>2025-12-07</w:t>
       <w:br/>
       <w:br/>
     </w:r>

--- a/klagomål/A 53355-2024 FSC-klagomål.docx
+++ b/klagomål/A 53355-2024 FSC-klagomål.docx
@@ -2000,7 +2000,7 @@
     <w:r>
       <w:tab/>
       <w:tab/>
-      <w:t>2025-12-07</w:t>
+      <w:t>2025-12-08</w:t>
       <w:br/>
       <w:br/>
     </w:r>

--- a/klagomål/A 53355-2024 FSC-klagomål.docx
+++ b/klagomål/A 53355-2024 FSC-klagomål.docx
@@ -2000,7 +2000,7 @@
     <w:r>
       <w:tab/>
       <w:tab/>
-      <w:t>2025-12-08</w:t>
+      <w:t>2025-12-09</w:t>
       <w:br/>
       <w:br/>
     </w:r>

--- a/klagomål/A 53355-2024 FSC-klagomål.docx
+++ b/klagomål/A 53355-2024 FSC-klagomål.docx
@@ -2000,7 +2000,7 @@
     <w:r>
       <w:tab/>
       <w:tab/>
-      <w:t>2025-12-09</w:t>
+      <w:t>2025-12-10</w:t>
       <w:br/>
       <w:br/>
     </w:r>

--- a/klagomål/A 53355-2024 FSC-klagomål.docx
+++ b/klagomål/A 53355-2024 FSC-klagomål.docx
@@ -2000,7 +2000,7 @@
     <w:r>
       <w:tab/>
       <w:tab/>
-      <w:t>2025-12-10</w:t>
+      <w:t>2025-12-11</w:t>
       <w:br/>
       <w:br/>
     </w:r>

--- a/klagomål/A 53355-2024 FSC-klagomål.docx
+++ b/klagomål/A 53355-2024 FSC-klagomål.docx
@@ -2000,7 +2000,7 @@
     <w:r>
       <w:tab/>
       <w:tab/>
-      <w:t>2025-12-11</w:t>
+      <w:t>2025-12-12</w:t>
       <w:br/>
       <w:br/>
     </w:r>

--- a/klagomål/A 53355-2024 FSC-klagomål.docx
+++ b/klagomål/A 53355-2024 FSC-klagomål.docx
@@ -2000,7 +2000,7 @@
     <w:r>
       <w:tab/>
       <w:tab/>
-      <w:t>2025-12-12</w:t>
+      <w:t>2025-12-13</w:t>
       <w:br/>
       <w:br/>
     </w:r>

--- a/klagomål/A 53355-2024 FSC-klagomål.docx
+++ b/klagomål/A 53355-2024 FSC-klagomål.docx
@@ -2000,7 +2000,7 @@
     <w:r>
       <w:tab/>
       <w:tab/>
-      <w:t>2025-12-19</w:t>
+      <w:t>2025-12-20</w:t>
       <w:br/>
       <w:br/>
     </w:r>

--- a/klagomål/A 53355-2024 FSC-klagomål.docx
+++ b/klagomål/A 53355-2024 FSC-klagomål.docx
@@ -2000,7 +2000,7 @@
     <w:r>
       <w:tab/>
       <w:tab/>
-      <w:t>2025-12-20</w:t>
+      <w:t>2025-12-21</w:t>
       <w:br/>
       <w:br/>
     </w:r>

--- a/klagomål/A 53355-2024 FSC-klagomål.docx
+++ b/klagomål/A 53355-2024 FSC-klagomål.docx
@@ -2000,7 +2000,7 @@
     <w:r>
       <w:tab/>
       <w:tab/>
-      <w:t>2025-12-21</w:t>
+      <w:t>2025-12-22</w:t>
       <w:br/>
       <w:br/>
     </w:r>

--- a/klagomål/A 53355-2024 FSC-klagomål.docx
+++ b/klagomål/A 53355-2024 FSC-klagomål.docx
@@ -2000,7 +2000,7 @@
     <w:r>
       <w:tab/>
       <w:tab/>
-      <w:t>2025-12-22</w:t>
+      <w:t>2025-12-26</w:t>
       <w:br/>
       <w:br/>
     </w:r>

--- a/klagomål/A 53355-2024 FSC-klagomål.docx
+++ b/klagomål/A 53355-2024 FSC-klagomål.docx
@@ -530,7 +530,7 @@
         <w:t>Järpe (NT, §4)</w:t>
       </w:r>
       <w:r>
-        <w:t>, rödlistad som nära hotad och prioriterad art i Skogsvårdslagen har häckningsrevir i avverkningsanmälan. Arten har minskat med 25 (10–40) % under de senaste 12 åren och är mycket stationär inom sitt revir som är minst 25 hektar stort. Dess livsmiljöer utgörs av tät barrskog med inblandning av lövträd och en väl utvecklad flerskiktad struktur med bärris och yngre eller undertryckta, täta granar i ett lägre skikt, ofta utmed bäckar och åar inne i den skyddande granskogen. Järpen överlever inte om dess livsmiljö kalavverkas och är även känslig för röjning, gallring och avverkning där unga granar och lövträd inte sparas i tillräcklig omfattning (SLU Artdatabanken, 2022).</w:t>
+        <w:t>, som är rödlistad som nära hotad och upptagen i bilaga 1 och 2 EU:s fågeldirektiv, har häckningsrevir i avverkningsanmälan. Arten har minskat med 25 (10–40) % under de senaste 12 åren och är mycket stationär inom sitt revir som är minst 25 hektar stort. Dess livsmiljöer utgörs av tät barrskog med inblandning av lövträd och en väl utvecklad flerskiktad struktur med bärris och yngre eller undertryckta, täta granar i ett lägre skikt, ofta utmed bäckar och åar inne i den skyddande granskogen. Järpen överlever inte om dess livsmiljö kalavverkas och är även känslig för röjning, gallring och avverkning där unga granar och lövträd inte sparas i tillräcklig omfattning. Minskningstakten för den svenska populationen bedöms vara nära gränsvärdet för Sårbar (VU). (A2b)  (SLU Artdatabanken, 2022).</w:t>
       </w:r>
     </w:p>
     <w:p>
@@ -1034,12 +1034,12 @@
     </w:p>
     <w:p>
       <w:r>
-        <w:t>Järpe är rödlistad som nära hotad (NT), fridlyst enligt 4§ Artskyddsförordningen och prioriterad art i Skogsvårdslagen. Järpen, som minskat med 25 (10–40) % under de senaste 12 åren, har sina livsmiljöer i tät barrskog med inblandning av lövträd och en väl utvecklad flerskiktad struktur med bärris och yngre eller undertryckta, täta granar i ett lägre skikt, ofta utmed bäckar och åar inne i den skyddande granskogen.</w:t>
-      </w:r>
-    </w:p>
-    <w:p>
-      <w:r>
-        <w:t>Arten behöver lämpliga skogsbestånd om sammanlagt minst 25 hektar. Den är mycket stationär inom sitt revir och när ett par etablerat sig stannar de så länge miljön är intakt. Den undviker öppen mark och förﬂyttar sig sällan över större öppna myrar eller åkermark, och är därför känslig för fragmentering. Järpen överlever inte om dess livsmiljö kalavverkas och är även känslig för röjning, gallring och avverkning där unga granar och lövträd inte sparas i tillräcklig omfattning (SLU Artdatabanken, 2022).</w:t>
+        <w:t>Järpe är rödlistad som nära hotad (NT), fridlyst enligt 4§ Artskyddsförordningen och upptagen i bilaga 1 och 2 EU:s fågeldirektiv. Järpen, som minskat med 25 (10–40) % under de senaste 12 åren, har sina livsmiljöer i tät barrskog med inblandning av lövträd och en väl utvecklad flerskiktad struktur med bärris och yngre eller undertryckta, täta granar i ett lägre skikt, ofta utmed bäckar och åar inne i den skyddande granskogen (SLU Artdatabanken, 2022).</w:t>
+      </w:r>
+    </w:p>
+    <w:p>
+      <w:r>
+        <w:t>Arten behöver lämpliga skogsbestånd om sammanlagt minst 25 hektar. Den är mycket stationär inom sitt revir och när ett par etablerat sig stannar de så länge miljön är intakt. Den undviker öppen mark och förﬂyttar sig sällan över större öppna myrar eller åkermark, och är därför känslig för fragmentering. Järpen överlever inte om dess livsmiljö kalavverkas och är även känslig för röjning, gallring och avverkning där unga granar och lövträd inte sparas i tillräcklig omfattning. Minskningstakten för den svenska populationen bedöms vara nära gränsvärdet för Sårbar (VU). (A2b)  (SLU Artdatabanken, 2022).</w:t>
       </w:r>
     </w:p>
     <w:p>
@@ -2000,7 +2000,7 @@
     <w:r>
       <w:tab/>
       <w:tab/>
-      <w:t>2026-01-03</w:t>
+      <w:t>2026-01-04</w:t>
       <w:br/>
       <w:br/>
     </w:r>

--- a/klagomål/A 53355-2024 FSC-klagomål.docx
+++ b/klagomål/A 53355-2024 FSC-klagomål.docx
@@ -2000,7 +2000,7 @@
     <w:r>
       <w:tab/>
       <w:tab/>
-      <w:t>2026-01-07</w:t>
+      <w:t>2026-01-08</w:t>
       <w:br/>
       <w:br/>
     </w:r>

--- a/klagomål/A 53355-2024 FSC-klagomål.docx
+++ b/klagomål/A 53355-2024 FSC-klagomål.docx
@@ -2000,7 +2000,7 @@
     <w:r>
       <w:tab/>
       <w:tab/>
-      <w:t>2026-01-08</w:t>
+      <w:t>2026-01-09</w:t>
       <w:br/>
       <w:br/>
     </w:r>

--- a/klagomål/A 53355-2024 FSC-klagomål.docx
+++ b/klagomål/A 53355-2024 FSC-klagomål.docx
@@ -2000,7 +2000,7 @@
     <w:r>
       <w:tab/>
       <w:tab/>
-      <w:t>2026-01-09</w:t>
+      <w:t>2026-01-10</w:t>
       <w:br/>
       <w:br/>
     </w:r>

--- a/klagomål/A 53355-2024 FSC-klagomål.docx
+++ b/klagomål/A 53355-2024 FSC-klagomål.docx
@@ -2000,7 +2000,7 @@
     <w:r>
       <w:tab/>
       <w:tab/>
-      <w:t>2026-01-10</w:t>
+      <w:t>2026-01-11</w:t>
       <w:br/>
       <w:br/>
     </w:r>

--- a/klagomål/A 53355-2024 FSC-klagomål.docx
+++ b/klagomål/A 53355-2024 FSC-klagomål.docx
@@ -2000,7 +2000,7 @@
     <w:r>
       <w:tab/>
       <w:tab/>
-      <w:t>2026-01-11</w:t>
+      <w:t>2026-01-12</w:t>
       <w:br/>
       <w:br/>
     </w:r>

--- a/klagomål/A 53355-2024 FSC-klagomål.docx
+++ b/klagomål/A 53355-2024 FSC-klagomål.docx
@@ -2000,7 +2000,7 @@
     <w:r>
       <w:tab/>
       <w:tab/>
-      <w:t>2026-01-12</w:t>
+      <w:t>2026-01-13</w:t>
       <w:br/>
       <w:br/>
     </w:r>

--- a/klagomål/A 53355-2024 FSC-klagomål.docx
+++ b/klagomål/A 53355-2024 FSC-klagomål.docx
@@ -2000,7 +2000,7 @@
     <w:r>
       <w:tab/>
       <w:tab/>
-      <w:t>2026-01-13</w:t>
+      <w:t>2026-01-14</w:t>
       <w:br/>
       <w:br/>
     </w:r>

--- a/klagomål/A 53355-2024 FSC-klagomål.docx
+++ b/klagomål/A 53355-2024 FSC-klagomål.docx
@@ -2000,7 +2000,7 @@
     <w:r>
       <w:tab/>
       <w:tab/>
-      <w:t>2026-01-14</w:t>
+      <w:t>2026-01-15</w:t>
       <w:br/>
       <w:br/>
     </w:r>

--- a/klagomål/A 53355-2024 FSC-klagomål.docx
+++ b/klagomål/A 53355-2024 FSC-klagomål.docx
@@ -2000,7 +2000,7 @@
     <w:r>
       <w:tab/>
       <w:tab/>
-      <w:t>2026-01-15</w:t>
+      <w:t>2026-01-16</w:t>
       <w:br/>
       <w:br/>
     </w:r>

--- a/klagomål/A 53355-2024 FSC-klagomål.docx
+++ b/klagomål/A 53355-2024 FSC-klagomål.docx
@@ -2000,7 +2000,7 @@
     <w:r>
       <w:tab/>
       <w:tab/>
-      <w:t>2026-01-16</w:t>
+      <w:t>2026-01-17</w:t>
       <w:br/>
       <w:br/>
     </w:r>

--- a/klagomål/A 53355-2024 FSC-klagomål.docx
+++ b/klagomål/A 53355-2024 FSC-klagomål.docx
@@ -2000,7 +2000,7 @@
     <w:r>
       <w:tab/>
       <w:tab/>
-      <w:t>2026-01-17</w:t>
+      <w:t>2026-01-18</w:t>
       <w:br/>
       <w:br/>
     </w:r>

--- a/klagomål/A 53355-2024 FSC-klagomål.docx
+++ b/klagomål/A 53355-2024 FSC-klagomål.docx
@@ -2000,7 +2000,7 @@
     <w:r>
       <w:tab/>
       <w:tab/>
-      <w:t>2026-01-18</w:t>
+      <w:t>2026-01-19</w:t>
       <w:br/>
       <w:br/>
     </w:r>

--- a/klagomål/A 53355-2024 FSC-klagomål.docx
+++ b/klagomål/A 53355-2024 FSC-klagomål.docx
@@ -2000,7 +2000,7 @@
     <w:r>
       <w:tab/>
       <w:tab/>
-      <w:t>2026-01-19</w:t>
+      <w:t>2026-01-20</w:t>
       <w:br/>
       <w:br/>
     </w:r>

--- a/klagomål/A 53355-2024 FSC-klagomål.docx
+++ b/klagomål/A 53355-2024 FSC-klagomål.docx
@@ -2000,7 +2000,7 @@
     <w:r>
       <w:tab/>
       <w:tab/>
-      <w:t>2026-01-20</w:t>
+      <w:t>2026-01-21</w:t>
       <w:br/>
       <w:br/>
     </w:r>

--- a/klagomål/A 53355-2024 FSC-klagomål.docx
+++ b/klagomål/A 53355-2024 FSC-klagomål.docx
@@ -2000,7 +2000,7 @@
     <w:r>
       <w:tab/>
       <w:tab/>
-      <w:t>2026-01-21</w:t>
+      <w:t>2026-01-23</w:t>
       <w:br/>
       <w:br/>
     </w:r>

--- a/klagomål/A 53355-2024 FSC-klagomål.docx
+++ b/klagomål/A 53355-2024 FSC-klagomål.docx
@@ -2000,7 +2000,7 @@
     <w:r>
       <w:tab/>
       <w:tab/>
-      <w:t>2026-01-23</w:t>
+      <w:t>2026-01-24</w:t>
       <w:br/>
       <w:br/>
     </w:r>

--- a/klagomål/A 53355-2024 FSC-klagomål.docx
+++ b/klagomål/A 53355-2024 FSC-klagomål.docx
@@ -2000,7 +2000,7 @@
     <w:r>
       <w:tab/>
       <w:tab/>
-      <w:t>2026-01-24</w:t>
+      <w:t>2026-01-25</w:t>
       <w:br/>
       <w:br/>
     </w:r>

--- a/klagomål/A 53355-2024 FSC-klagomål.docx
+++ b/klagomål/A 53355-2024 FSC-klagomål.docx
@@ -2000,7 +2000,7 @@
     <w:r>
       <w:tab/>
       <w:tab/>
-      <w:t>2026-01-25</w:t>
+      <w:t>2026-01-26</w:t>
       <w:br/>
       <w:br/>
     </w:r>

--- a/klagomål/A 53355-2024 FSC-klagomål.docx
+++ b/klagomål/A 53355-2024 FSC-klagomål.docx
@@ -2000,7 +2000,7 @@
     <w:r>
       <w:tab/>
       <w:tab/>
-      <w:t>2026-01-26</w:t>
+      <w:t>2026-01-27</w:t>
       <w:br/>
       <w:br/>
     </w:r>

--- a/klagomål/A 53355-2024 FSC-klagomål.docx
+++ b/klagomål/A 53355-2024 FSC-klagomål.docx
@@ -2000,7 +2000,7 @@
     <w:r>
       <w:tab/>
       <w:tab/>
-      <w:t>2026-01-27</w:t>
+      <w:t>2026-01-28</w:t>
       <w:br/>
       <w:br/>
     </w:r>

--- a/klagomål/A 53355-2024 FSC-klagomål.docx
+++ b/klagomål/A 53355-2024 FSC-klagomål.docx
@@ -112,7 +112,7 @@
         <w:pStyle w:val="ListBullet"/>
       </w:pPr>
       <w:r>
-        <w:t>Om ett ombud (tex Norra skog eller Mellanskog) avverkningsanmäler en skog med naturvärden motsvarande nyckelbiotops kvalité men markägaren inte är FSC certifierad, bör du skicka in ett FSC kontrollerat virke klagomål. Då ska klagomålet skickas till ombudsföretaget.</w:t>
+        <w:t>Om ett ombud (tex Norra skog eller Mellanskog) avverkningsanmäler en skog med naturvärden motsvarande nyckelbiotops kvalitet men markägaren inte är FSC certifierad, bör du skicka in ett FSC kontrollerat virke klagomål. Då ska klagomålet skickas till ombudsföretaget.</w:t>
       </w:r>
     </w:p>
     <w:p>
@@ -251,10 +251,68 @@
         <w:rPr>
           <w:b/>
         </w:rPr>
+        <w:t>Bronshjon</w:t>
+      </w:r>
+      <w:r>
+        <w:t xml:space="preserve"> är en skalbagge vars larvutveckling sker under grov bark på stammar av döda eller döende barrträd, främst gran, i mindre omfattning tall. Arten är knuten till äldre, naturskogslik granskog med inslag av torkande träd. Bronshjon är typisk art för </w:t>
+      </w:r>
+      <w:r>
+        <w:rPr>
+          <w:i/>
+        </w:rPr>
+        <w:t>9010 Taiga</w:t>
+      </w:r>
+      <w:r>
+        <w:t xml:space="preserve"> (SLU Artdatabanken, 2025).</w:t>
+      </w:r>
+    </w:p>
+    <w:p>
+      <w:r>
+        <w:rPr>
+          <w:b/>
+        </w:rPr>
+        <w:t>Bårdlav</w:t>
+      </w:r>
+      <w:r>
+        <w:t xml:space="preserve"> signalerar miljöer med höga naturvärden och på lokalerna finns vanligtvis många andra ovanliga och rödlistade arter. Den visar även på platser med hög och jämn luftfuktighet. Bårdlav är typisk art för </w:t>
+      </w:r>
+      <w:r>
+        <w:rPr>
+          <w:i/>
+        </w:rPr>
+        <w:t xml:space="preserve">9010 Taiga, 9020 Nordlig ädellövskog, 9070 Trädklädd betesmark, 9110 Näringsfattig bokskog, 9160 Näringsrik ekskog, 9180 Ädellövskog i branter </w:t>
+      </w:r>
+      <w:r>
+        <w:t>och</w:t>
+      </w:r>
+      <w:r>
+        <w:rPr>
+          <w:i/>
+        </w:rPr>
+        <w:t xml:space="preserve"> 9190 Näringsfattig ekskog</w:t>
+      </w:r>
+      <w:r>
+        <w:t xml:space="preserve"> (SLU Artdatabanken, 2025; Nitare &amp; Skogsstyrelsen, 2019).</w:t>
+      </w:r>
+    </w:p>
+    <w:p>
+      <w:r>
+        <w:rPr>
+          <w:b/>
+        </w:rPr>
         <w:t>Doftskinn (NT)</w:t>
       </w:r>
       <w:r>
-        <w:t>, rödlistad som nära hotad, är en mycket bra signalart för boreal granskog och indikerar ett gran-skogsekosystem med lång kontinuitet av grova lågor. Arten är placerad i toppen av Skogsstyrelsens värdepyramid för bedömning av skog med höga naturvärden och har klassats som en “urskogsindikator”, då den förekommer med ett tydligt optimum i helt eller nästan helt orörda skogar (Nitare &amp; Skogsstyrelsen, 2019).</w:t>
+        <w:t xml:space="preserve">, rödlistad som nära hotad, är en mycket bra signalart för boreal granskog och indikerar ett gran-skogsekosystem med lång kontinuitet av grova lågor. Arten är placerad i toppen av Skogsstyrelsens värdepyramid för bedömning av skog med höga naturvärden och har klassats som en “urskogsindikator”, då den förekommer med ett tydligt optimum i helt eller nästan helt orörda skogar. Doftskinn är typisk art för </w:t>
+      </w:r>
+      <w:r>
+        <w:rPr>
+          <w:i/>
+        </w:rPr>
+        <w:t xml:space="preserve">9010 Taiga </w:t>
+      </w:r>
+      <w:r>
+        <w:t>(SLU Artdatabanken, 2025; Nitare &amp; Skogsstyrelsen, 2019).</w:t>
       </w:r>
     </w:p>
     <w:p>
@@ -265,7 +323,16 @@
         <w:t>Gammelgransskål (NT)</w:t>
       </w:r>
       <w:r>
-        <w:t xml:space="preserve"> är en liten skålsvamp som växer på gamla granar med skrovlig bark. Typiska växtplatser är gransumpskog i myrkanter, bäckdråg, bäckraviner och skuggiga bergssluttningar, men också skog på torrare mark kan hysa arten om beståndet har stark naturskogskaraktär. Bestånd med arten bör behandlas som nyckelbiotoper och sparas vid en slutavverkning. Även gallring bör undvikas (SLU Artdatabanken, 2024; Nitare &amp; Skogsstyrelsen, 2019).</w:t>
+        <w:t xml:space="preserve"> är en liten skålsvamp som växer på gamla granar med skrovlig bark. Typiska växtplatser är gransumpskog i myrkanter, bäckdråg, bäckraviner och skuggiga bergssluttningar, men också skog på torrare mark kan hysa arten om beståndet har stark naturskogskaraktär. Bestånd med arten bör behandlas som nyckelbiotoper och sparas vid en slutavverkning. Även gallring bör undvikas. Gammelgransskål är typisk art för </w:t>
+      </w:r>
+      <w:r>
+        <w:rPr>
+          <w:i/>
+        </w:rPr>
+        <w:t>9010 Taiga</w:t>
+      </w:r>
+      <w:r>
+        <w:t xml:space="preserve"> (SLU Artdatabanken, 2024; Nitare &amp; Skogsstyrelsen, 2019).</w:t>
       </w:r>
     </w:p>
     <w:p>
@@ -276,7 +343,25 @@
         <w:t>Garnlav (NT)</w:t>
       </w:r>
       <w:r>
-        <w:t xml:space="preserve"> är en utpräglad barrskogsart som ibland kan drapera träden i norrländska grannaturskogar med hög luftfuktighet. Den förekommer även i talldominerade bestånd där den, förutom i trädens grenverk, påträffas hängande över ojämnheter i tallbarken. Arten har minskat starkt i södra och mellersta Sverige och den minskar även i sitt nordliga utbredningsområde. Orsaken till tillbakagången beror främst på slutavverkningar av naturskogsartade skogar. Bestånd med riklig förekomst bör regelmässigt sparas. Garnlav är värdväxt för den mycket sällsynta och akut hotade fjärilen barrskogslavfly (CR) som hör hemma i boreala barrskogar med riklig förekomst av värdväxten. Tidigare kunde arten konstateras årligen på flera platser vid Dala-Floda i Dalarna innan lokalerna kalavverkades. Senaste fyndet i landet av barrskogslavfly är från år 2000 då den påträffades vid Högberget i Sollefteå kommun (SLU Artdatabanken, 2024).</w:t>
+        <w:t xml:space="preserve"> är en utpräglad barrskogsart som ibland kan drapera träden i norrländska grannaturskogar med hög luftfuktighet. Den förekommer även i talldominerade bestånd där den, förutom i trädens grenverk, påträffas hängande över ojämnheter i tallbarken. Arten har minskat starkt i södra och mellersta Sverige och den minskar även i sitt nordliga utbredningsområde. Orsaken till tillbakagången beror främst på slutavverkningar av naturskogsartade skogar. Bestånd med riklig förekomst bör regelmässigt sparas. Garnlav är värdväxt för den mycket sällsynta och akut hotade fjärilen barrskogslavfly (CR) som hör hemma i boreala barrskogar med riklig förekomst av värdväxten. Tidigare kunde arten konstateras årligen på flera platser vid Dala-Floda i Dalarna innan lokalerna kalavverkades. Senaste fyndet i landet av barrskogslavfly är från år 2000 då den påträffades vid Högberget i Sollefteå kommun. Garnlav är typisk art för </w:t>
+      </w:r>
+      <w:r>
+        <w:rPr>
+          <w:i/>
+        </w:rPr>
+        <w:t xml:space="preserve">9010 Taiga </w:t>
+      </w:r>
+      <w:r>
+        <w:t>och</w:t>
+      </w:r>
+      <w:r>
+        <w:rPr>
+          <w:i/>
+        </w:rPr>
+        <w:t xml:space="preserve"> 9070 Trädklädd betesmark </w:t>
+      </w:r>
+      <w:r>
+        <w:t xml:space="preserve"> (SLU Artdatabanken, 2024).</w:t>
       </w:r>
     </w:p>
     <w:p>
@@ -309,7 +394,16 @@
         <w:t>Gränsticka (NT)</w:t>
       </w:r>
       <w:r>
-        <w:t xml:space="preserve"> är en mycket bra signalart inom hela sitt utbredningsområde. Den är huvudsakligen knuten till restbestånd av barrnaturskog och förekommer med ett tydligt optimum i orörda eller måttligt påverkade gamla granskogar där det föreligger långvarig kontinuitet av grov död ved. Lokaler som hyser arten, speciellt i mellersta och södra Sverige, bör undantas från skogsbruk (SLU Artdatabanken, 2024; Nitare &amp; Skogsstyrelsen, 2019).</w:t>
+        <w:t xml:space="preserve"> är en mycket bra signalart inom hela sitt utbredningsområde. Den är huvudsakligen knuten till restbestånd av barrnaturskog och förekommer med ett tydligt optimum i orörda eller måttligt påverkade gamla granskogar där det föreligger långvarig kontinuitet av grov död ved. Lokaler som hyser arten, speciellt i mellersta och södra Sverige, bör undantas från skogsbruk. Gränsticka är typisk art för </w:t>
+      </w:r>
+      <w:r>
+        <w:rPr>
+          <w:i/>
+        </w:rPr>
+        <w:t>9010 Taiga</w:t>
+      </w:r>
+      <w:r>
+        <w:t xml:space="preserve"> (SLU Artdatabanken, 2024; Nitare &amp; Skogsstyrelsen, 2019).</w:t>
       </w:r>
     </w:p>
     <w:p>
@@ -331,7 +425,27 @@
         <w:t>Knottrig blåslav (NT)</w:t>
       </w:r>
       <w:r>
-        <w:t xml:space="preserve"> har sin huvudutbredning i gamla granskogar i det övre barrskogsbältet mot fjällen. Den signalerar alltid höga naturvärden och växer i skogar med lång kontinuitet, mest i opåverkade naturskogsbestånd. Arten överlever inte en slutavverkning (inklusive hänsyn) och den finns idag enbart i kontinuitetsskog. Lavens fortsatta förekomst bör säkerställas genom att lokaler med äldre barrskog skyddas (SLU Artdatabanken, 2024; Nitare &amp; Skogsstyrelsen, 2019).</w:t>
+        <w:t xml:space="preserve"> har sin huvudutbredning i gamla granskogar i det övre barrskogsbältet mot fjällen. Den signalerar alltid höga naturvärden och växer i skogar med lång kontinuitet, mest i opåverkade naturskogsbestånd. Arten överlever inte en slutavverkning (inklusive hänsyn) och den finns idag enbart i kontinuitetsskog. Lavens fortsatta förekomst bör säkerställas genom att lokaler med äldre barrskog skyddas. Knottrig blåslav är typisk art för </w:t>
+      </w:r>
+      <w:r>
+        <w:rPr>
+          <w:i/>
+        </w:rPr>
+        <w:t xml:space="preserve">9010 Taiga </w:t>
+      </w:r>
+      <w:r>
+        <w:t>och</w:t>
+      </w:r>
+      <w:r>
+        <w:rPr>
+          <w:i/>
+        </w:rPr>
+        <w:t xml:space="preserve"> 9040 Fjällbjörkskog</w:t>
+      </w:r>
+    </w:p>
+    <w:p>
+      <w:r>
+        <w:t>(SLU Artdatabanken, 2024; Nitare &amp; Skogsstyrelsen, 2019).</w:t>
       </w:r>
     </w:p>
     <w:p>
@@ -342,7 +456,16 @@
         <w:t>Kolflarnlav (NT)</w:t>
       </w:r>
       <w:r>
-        <w:t xml:space="preserve"> är brandberoende och växer nästan uteslutande på kolad hård kärnved av tall. Etableringen verkar ske först 100–300 år efter brand och nytt substrat nybildas i mycket begränsad omfattning. Avverkning av tallskog av naturskogskaraktär med spår av återkommande bränder är ett hot och mängden lämplig ved att växa på för arten minskar dels på grund av naturlig nedbrytning men framförallt på grund av att det förstörs i samband med slutavverkningar, gallringar och markberedning. Såväl kolflarnlav som mörk kolflarnlav har glänsande bålfjäll och förekommer främst i tall- och blandbarrskogar av naturskogskaraktär med spår av återkommande bränder. Skogar som dessa hyser höga biologiska värden och bör skyddas (SLU Artdatabanken, 2024).</w:t>
+        <w:t xml:space="preserve"> är brandberoende och växer nästan uteslutande på kolad hård kärnved av tall. Etableringen verkar ske först 100–300 år efter brand och nytt substrat nybildas i mycket begränsad omfattning. Avverkning av tallskog av naturskogskaraktär med spår av återkommande bränder är ett hot och mängden lämplig ved att växa på för arten minskar dels på grund av naturlig nedbrytning men framförallt på grund av att det förstörs i samband med slutavverkningar, gallringar och markberedning. Såväl kolflarnlav som mörk kolflarnlav har glänsande bålfjäll och förekommer främst i tall- och blandbarrskogar av naturskogskaraktär med spår av återkommande bränder. Skogar som dessa hyser höga biologiska värden och bör skyddas. Kolflarnlav är typisk art för </w:t>
+      </w:r>
+      <w:r>
+        <w:rPr>
+          <w:i/>
+        </w:rPr>
+        <w:t>9010 Taiga</w:t>
+      </w:r>
+      <w:r>
+        <w:t xml:space="preserve"> (SLU Artdatabanken, 2024).</w:t>
       </w:r>
     </w:p>
     <w:p>
@@ -364,7 +487,16 @@
         <w:t>Liten sotlav (VU)</w:t>
       </w:r>
       <w:r>
-        <w:t xml:space="preserve"> förekommer i gamla brandrefugiala boreala granskogar där den oftast påträffas på grovbarkiga, senvuxna, mycket gamla granar. Arten är en av de mest krävande arterna i fuktig grannaturskog och är placerad högst upp i Skogsstyrelsens värdepyramid för bedömning av skog med höga naturvärden. Samtliga förekomster bör skyddas (SLU Artdatabanken, 2024; Nitare &amp; Skogsstyrelsen, 2019).</w:t>
+        <w:t xml:space="preserve"> förekommer i gamla brandrefugiala boreala granskogar där den oftast påträffas på grovbarkiga, senvuxna, mycket gamla granar. Arten är en av de mest krävande arterna i fuktig grannaturskog och är placerad högst upp i Skogsstyrelsens värdepyramid för bedömning av skog med höga naturvärden. Samtliga förekomster bör skyddas. Liten sotlav är typisk art för </w:t>
+      </w:r>
+      <w:r>
+        <w:rPr>
+          <w:i/>
+        </w:rPr>
+        <w:t>9010 Taiga</w:t>
+      </w:r>
+      <w:r>
+        <w:t xml:space="preserve"> (SLU Artdatabanken, 2024; Nitare &amp; Skogsstyrelsen, 2019).</w:t>
       </w:r>
     </w:p>
     <w:p>
@@ -384,7 +516,16 @@
         <w:t>Corticeus longulus</w:t>
       </w:r>
       <w:r>
-        <w:t xml:space="preserve"> (VU), tallbarksvartbagge (VU), tallgångbagge (VU) och cholodkovskys bastborre (NT). Den mindre märgborrens måsvingeliknande gnaggångar är lätta att känna igen och hittas ofta på grova tallgrenar på marken. Rika förekomster av främst mindre märgborre men även skarptandad barkborre (NT) är en signal för artrikedom och inventeringar har visat att det är i skogar med en naturlig självgallring som det skapas förutsättningar för dessa arter samt de efterföljande åtgärdsprogramsarterna. Tallskogar med stark förekomst av mindre märgborre och skarptandad barkborre bör avsättas som reservat. Generellt bör hänsyn tas vid slutavverkning av talldominerad skog så att avverkningsrester som gren- och toppdelar lämnas (Pettersson, 2014; Hedgren, 2012; Gunnarsson m fl., 1999).</w:t>
+        <w:t xml:space="preserve"> (VU), tallbarksvartbagge (VU), tallgångbagge (VU) och cholodkovskys bastborre (NT). Den mindre märgborrens måsvingeliknande gnaggångar är lätta att känna igen och hittas ofta på grova tallgrenar på marken. Rika förekomster av främst mindre märgborre men även skarptandad barkborre (NT) är en signal för artrikedom och inventeringar har visat att det är i skogar med en naturlig självgallring som det skapas förutsättningar för dessa arter samt de efterföljande åtgärdsprogramsarterna. Tallskogar med stark förekomst av mindre märgborre och skarptandad barkborre bör avsättas som reservat. Generellt bör hänsyn tas vid slutavverkning av talldominerad skog så att avverkningsrester som gren- och toppdelar lämnas. Mindre märgborre är typisk art för </w:t>
+      </w:r>
+      <w:r>
+        <w:rPr>
+          <w:i/>
+        </w:rPr>
+        <w:t>9060 Åsbarrskog</w:t>
+      </w:r>
+      <w:r>
+        <w:t xml:space="preserve"> (Pettersson, 2014; Hedgren, 2012; Gunnarsson m fl., 1999).</w:t>
       </w:r>
     </w:p>
     <w:p>
@@ -406,7 +547,25 @@
         <w:t>Rynkskinn (VU)</w:t>
       </w:r>
       <w:r>
-        <w:t>, rödlistad som sårbar, är en vednedbrytare som växer på grova granlågor och ingår i en karaktäristisk association av vedsvampar knutna till urskogsartade barrskogar. Den har klassificerats som en “urskogsindikator” och är placerad i toppen av Skogsstyrelsens värdepyramid för bedömning av skog med höga naturvärden. Allt tyder på att rynkskinn är mycket känslig för skogliga ingrepp (Nitare &amp; Skogsstyrelsen, 2019; SLU Artdatabanken, 2024).</w:t>
+        <w:t xml:space="preserve">, rödlistad som sårbar, är en vednedbrytare som växer på grova granlågor och ingår i en karaktäristisk association av vedsvampar knutna till urskogsartade barrskogar. Den har klassificerats som en “urskogsindikator” och är placerad i toppen av Skogsstyrelsens värdepyramid för bedömning av skog med höga naturvärden. Allt tyder på att rynkskinn är mycket känslig för skogliga ingrepp. Rynkskinn är typisk art för </w:t>
+      </w:r>
+      <w:r>
+        <w:rPr>
+          <w:i/>
+        </w:rPr>
+        <w:t xml:space="preserve">9010 Taiga, 9050 Näringsrik granskog </w:t>
+      </w:r>
+      <w:r>
+        <w:t>och</w:t>
+      </w:r>
+      <w:r>
+        <w:rPr>
+          <w:i/>
+        </w:rPr>
+        <w:t xml:space="preserve"> 9030 Landhöjningsskog</w:t>
+      </w:r>
+      <w:r>
+        <w:t xml:space="preserve"> (Nitare &amp; Skogsstyrelsen, 2019; SLU Artdatabanken, 2024).</w:t>
       </w:r>
     </w:p>
     <w:p>
@@ -414,10 +573,77 @@
         <w:rPr>
           <w:b/>
         </w:rPr>
+        <w:t>Skuggblåslav</w:t>
+      </w:r>
+      <w:r>
+        <w:t xml:space="preserve"> växer på silikatsten eller gamla träd i äldre naturskogar med hög luftfuktighet.  Den har minskat kraftigt under de senaste åren och enligt artdatabankens preliminära bedömning kommer den att bli rödlistad som nära hotad (NT) i nästa rödlista som kommer 2026. Skuggblåslav är typisk art för </w:t>
+      </w:r>
+      <w:r>
+        <w:rPr>
+          <w:i/>
+        </w:rPr>
+        <w:t xml:space="preserve">9010 Taiga </w:t>
+      </w:r>
+      <w:r>
+        <w:t>(Nitare &amp; Skogsstyrelsen, 2019; SLU Artdatabanken, 2025).</w:t>
+      </w:r>
+    </w:p>
+    <w:p>
+      <w:r>
+        <w:rPr>
+          <w:b/>
+        </w:rPr>
+        <w:t xml:space="preserve">Trådticka </w:t>
+      </w:r>
+      <w:r>
+        <w:t xml:space="preserve">är knuten till grova granar i rikare ofta fuktiga miljöer. Den återfinns på både levande och döda träd samt stubbar och nyligen fallna träd. Karaktärsart för äldre fuktiga granskogsbiotoper, och i stor mängd är den en bra signalart för miljöer med andra rödlistade arter. Trådticka är typisk art för </w:t>
+      </w:r>
+      <w:r>
+        <w:rPr>
+          <w:i/>
+        </w:rPr>
+        <w:t xml:space="preserve">9010 Taiga </w:t>
+      </w:r>
+      <w:r>
+        <w:t xml:space="preserve">och </w:t>
+      </w:r>
+      <w:r>
+        <w:rPr>
+          <w:i/>
+        </w:rPr>
+        <w:t xml:space="preserve">9050 Näringsrik granskog </w:t>
+      </w:r>
+      <w:r>
+        <w:t>(SLU Artdatabanken, 2025).</w:t>
+      </w:r>
+    </w:p>
+    <w:p>
+      <w:r>
+        <w:rPr>
+          <w:b/>
+        </w:rPr>
         <w:t>Ullticka (NT)</w:t>
       </w:r>
       <w:r>
-        <w:t xml:space="preserve"> är knuten till restbestånd av barrnaturskog och förekommer med ett tydligt optimum i orörda eller måttligt påverkade gamla granskogar där det föreligger viss kontinuitet av grov död ved. Ullticka är en bra signalart inom hela sitt utbredningsområde och i södra Sverige är den sällsynt och en god signalart för skyddsvärda granskogsmiljöer. Den hotas av avverkning och fragmentering av naturskog och äldre granskog med lång trädkontinuitet. På ullticka kan ibland ulltickeporing (VU) påträffas - det är en sällsynt ticka som nyligen delats upp i tre olika arter: </w:t>
+        <w:t xml:space="preserve"> är knuten till restbestånd av barrnaturskog och förekommer med ett tydligt optimum i orörda eller måttligt påverkade gamla granskogar där det föreligger viss kontinuitet av grov död ved. Ullticka är en bra signalart inom hela sitt utbredningsområde och i södra Sverige är den sällsynt och en god signalart för skyddsvärda granskogsmiljöer. Den hotas av avverkning och fragmentering av naturskog och äldre granskog med lång trädkontinuitet. Ullticka är typisk art för </w:t>
+      </w:r>
+      <w:r>
+        <w:rPr>
+          <w:i/>
+        </w:rPr>
+        <w:t xml:space="preserve">9010 Taiga, 9050 Näringsrik granskog </w:t>
+      </w:r>
+      <w:r>
+        <w:t xml:space="preserve">och </w:t>
+      </w:r>
+      <w:r>
+        <w:rPr>
+          <w:i/>
+        </w:rPr>
+        <w:t>9030 Landhöjningsskog</w:t>
+      </w:r>
+      <w:r>
+        <w:t xml:space="preserve">. På ullticka kan ibland ulltickeporing (VU) påträffas - det är en sällsynt ticka som nyligen delats upp i tre olika arter: </w:t>
       </w:r>
       <w:r>
         <w:rPr>
@@ -481,7 +707,16 @@
         <w:t>Vedskivlav (NT)</w:t>
       </w:r>
       <w:r>
-        <w:t xml:space="preserve"> växer på gammal, torr, exponerad, hård kärnved av framförallt tall i naturskogsartade bestånd. Avverkning av tallskog av naturskogskaraktär med spår av återkommande bränder är ett hot. Mängden lämplig ved att växa på för vedskivlav minskar, dels på grund av naturlig nedbrytning men framförallt på grund av att de förstörs i samband med slutavverkningar, gallringar och markberedning. Tall- och blandbarrskogar av naturskogskaraktär med spår av återkommande bränder bör skyddas (SLU Artdatabanken, 2024).</w:t>
+        <w:t xml:space="preserve"> växer på gammal, torr, exponerad, hård kärnved av framförallt tall i naturskogsartade bestånd. Avverkning av tallskog av naturskogskaraktär med spår av återkommande bränder är ett hot. Mängden lämplig ved att växa på för vedskivlav minskar, dels på grund av naturlig nedbrytning men framförallt på grund av att de förstörs i samband med slutavverkningar, gallringar och markberedning. Tall- och blandbarrskogar av naturskogskaraktär med spår av återkommande bränder bör skyddas. Vedskivlav är typisk art för </w:t>
+      </w:r>
+      <w:r>
+        <w:rPr>
+          <w:i/>
+        </w:rPr>
+        <w:t>9010 Taiga</w:t>
+      </w:r>
+      <w:r>
+        <w:t xml:space="preserve"> (SLU Artdatabanken, 2024).</w:t>
       </w:r>
     </w:p>
     <w:p>
@@ -489,10 +724,39 @@
         <w:rPr>
           <w:b/>
         </w:rPr>
+        <w:t xml:space="preserve">Vedticka </w:t>
+      </w:r>
+      <w:r>
+        <w:t xml:space="preserve">är en bra signalart söder om den naturliga norrlandsgränsen. Den är huvudsakligen knuten till äldre barrskogar där det föreligger långvarig kontinuitet av död barrved. Vedticka är typisk art för </w:t>
+      </w:r>
+      <w:r>
+        <w:rPr>
+          <w:i/>
+        </w:rPr>
+        <w:t xml:space="preserve">9010 Taiga </w:t>
+      </w:r>
+      <w:r>
+        <w:t>(Nitare &amp; Skogsstyrelsen, 2019; SLU Artdatabanken, 2025).</w:t>
+      </w:r>
+    </w:p>
+    <w:p>
+      <w:r>
+        <w:rPr>
+          <w:b/>
+        </w:rPr>
         <w:t>Violettgrå tagellav (NT)</w:t>
       </w:r>
       <w:r>
-        <w:t xml:space="preserve"> växer nästan uteslutande i gamla olikåldriga barrnaturskogar med lång skoglig kontinuitet och är en utmärkt signal på skog med höga naturvärden. Slutavverkning av tidigare aldrig slutavverkad skog (kontinuitetsskog) är det största hotet. Biotopen nyskapas i begränsad omfattning och barrskog äldre än 160 år, där den violettgrå tagellaven huvudsakligen påträffas har minskat med 50% de senaste 50 åren. Lågproduktiv skogsmark där laven förekommer bör undantas från skogsbruk och rika förekomster i äldre granskog bör skyddas. Arten är känslig för uttorkning och det är väsentligt att tillräckligt stora bestånd avsätts (SLU Artdatabanken, 2024; Nitare &amp; Skogsstyrelsen, 2019).</w:t>
+        <w:t xml:space="preserve"> växer nästan uteslutande i gamla olikåldriga barrnaturskogar med lång skoglig kontinuitet och är en utmärkt signal på skog med höga naturvärden. Slutavverkning av tidigare aldrig slutavverkad skog (kontinuitetsskog) är det största hotet. Biotopen nyskapas i begränsad omfattning och barrskog äldre än 160 år, där den violettgrå tagellaven huvudsakligen påträffas har minskat med 50% de senaste 50 åren. Lågproduktiv skogsmark där laven förekommer bör undantas från skogsbruk och rika förekomster i äldre granskog bör skyddas. Arten är känslig för uttorkning och det är väsentligt att tillräckligt stora bestånd avsätts. Violettgrå tagellav är typisk art för </w:t>
+      </w:r>
+      <w:r>
+        <w:rPr>
+          <w:i/>
+        </w:rPr>
+        <w:t>9010 Taiga</w:t>
+      </w:r>
+      <w:r>
+        <w:t xml:space="preserve"> (SLU Artdatabanken, 2024; Nitare &amp; Skogsstyrelsen, 2019).</w:t>
       </w:r>
     </w:p>
     <w:p>
@@ -530,7 +794,25 @@
         <w:t>Järpe (NT, §4)</w:t>
       </w:r>
       <w:r>
-        <w:t>, som är rödlistad som nära hotad och upptagen i bilaga 1 och 2 EU:s fågeldirektiv, har häckningsrevir i avverkningsanmälan. Arten har minskat med 25 (10–40) % under de senaste 12 åren och är mycket stationär inom sitt revir som är minst 25 hektar stort. Dess livsmiljöer utgörs av tät barrskog med inblandning av lövträd och en väl utvecklad flerskiktad struktur med bärris och yngre eller undertryckta, täta granar i ett lägre skikt, ofta utmed bäckar och åar inne i den skyddande granskogen. Järpen överlever inte om dess livsmiljö kalavverkas och är även känslig för röjning, gallring och avverkning där unga granar och lövträd inte sparas i tillräcklig omfattning. Minskningstakten för den svenska populationen bedöms vara nära gränsvärdet för Sårbar (VU). (A2b)  (SLU Artdatabanken, 2022).</w:t>
+        <w:t xml:space="preserve">, som är rödlistad som nära hotad och upptagen i bilaga 1 och 2 EU:s fågeldirektiv, har häckningsrevir i avverkningsanmälan. Arten har minskat med 25 (10–40) % under de senaste 12 åren och är mycket stationär inom sitt revir som är minst 25 hektar stort. Dess livsmiljöer utgörs av tät barrskog med inblandning av lövträd och en väl utvecklad flerskiktad struktur med bärris och yngre eller undertryckta, täta granar i ett lägre skikt, ofta utmed bäckar och åar inne i den skyddande granskogen. Järpen överlever inte om dess livsmiljö kalavverkas och är även känslig för röjning, gallring och avverkning där unga granar och lövträd inte sparas i tillräcklig omfattning. Minskningstakten för den svenska populationen bedöms vara nära gränsvärdet för Sårbar (VU). Järpe är typisk art för </w:t>
+      </w:r>
+      <w:r>
+        <w:rPr>
+          <w:i/>
+        </w:rPr>
+        <w:t xml:space="preserve">9010 Taiga, 9080 Lövsumpskog </w:t>
+      </w:r>
+      <w:r>
+        <w:t xml:space="preserve">och </w:t>
+      </w:r>
+      <w:r>
+        <w:rPr>
+          <w:i/>
+        </w:rPr>
+        <w:t xml:space="preserve">9740 Skogsbevuxen myr </w:t>
+      </w:r>
+      <w:r>
+        <w:t>(SLU Artdatabanken, 2022).</w:t>
       </w:r>
     </w:p>
     <w:p>
@@ -541,7 +823,25 @@
         <w:t>Knärot (VU, §8)</w:t>
       </w:r>
       <w:r>
-        <w:t xml:space="preserve"> är rödlistad som sårbar och fridlyst enligt 8§ artskyddsförordningen. En nyligen genomförd analys av 79 floraväktarlokaler indikerar att det behövs någonstans mellan 100 och 150 meters skyddszon för att en knärotspopulation inte ska dö ut på lång sikt (Sebestyén &amp; Sundberg, 2025). Detta ligger väl i linje med tidigare genomförda studier som visar att det krävs väl tilltagna buffertzoner för att knäroten inte ska ta skada av skogsbruksåtgärder i intilliggande skog (Johnson, 2014; Koelmeijer m.fl., 2022; Skogsstyrelsen, 2022). Arten är även känslig för gallring vilket framgår av Skogsstyrelsens egen vägledning för hänsyn till knärot (Skogsstyrelsen, 2022). För rika förekomster av knärot är reservatsbildning eller biotopskydd lämpliga åtgärder för att skydda den. På knärot kan den sällsynta rostsvampen </w:t>
+        <w:t xml:space="preserve"> är typisk art för </w:t>
+      </w:r>
+      <w:r>
+        <w:rPr>
+          <w:i/>
+        </w:rPr>
+        <w:t xml:space="preserve">9010 Taiga </w:t>
+      </w:r>
+      <w:r>
+        <w:t>och</w:t>
+      </w:r>
+      <w:r>
+        <w:rPr>
+          <w:i/>
+        </w:rPr>
+        <w:t xml:space="preserve"> 9050 Näringsrik granskog</w:t>
+      </w:r>
+      <w:r>
+        <w:t xml:space="preserve">, rödlistad som sårbar och fridlyst enligt 8§ artskyddsförordningen. En nyligen genomförd analys av 79 floraväktarlokaler indikerar att det behövs någonstans mellan 100 och 150 meters skyddszon för att en knärotspopulation inte ska dö ut på lång sikt (Sebestyén &amp; Sundberg, 2025). Detta ligger väl i linje med tidigare genomförda studier som visar att det krävs väl tilltagna buffertzoner för att knäroten inte ska ta skada av skogsbruksåtgärder i intilliggande skog (Johnson, 2014; Koelmeijer m.fl., 2022; Skogsstyrelsen, 2022). Arten är även känslig för gallring vilket framgår av Skogsstyrelsens egen vägledning för hänsyn till knärot (Skogsstyrelsen, 2022). För rika förekomster av knärot är reservatsbildning eller biotopskydd lämpliga åtgärder för att skydda den. På knärot kan den sällsynta rostsvampen </w:t>
       </w:r>
       <w:r>
         <w:rPr>
@@ -627,7 +927,25 @@
         <w:t>Spillkråka (NT, §4)</w:t>
       </w:r>
       <w:r>
-        <w:t xml:space="preserve"> är rödlistad som nära hotad och ingår i bilaga 1 i EU:s fågeldirektiv. Den minskar i population på grund av minskad tillgång på lämpliga bo- och födoträd och minskad födotillgång. Spillkråkans minskningstakt har uppgått till 19 (24–10) % under de senaste 15 åren. Minskningstakten för den svenska populationen bedöms vara nära gränsvärdet för Sårbar (VU) (A2bc). Skogsbruk med korta omloppstider och täta, homogena ungskogar utgör det största hotet, (SLU Artdatabanken, 2023).</w:t>
+        <w:t xml:space="preserve"> är rödlistad som nära hotad och ingår i bilaga 1 i EU:s fågeldirektiv. Den minskar i population på grund av minskad tillgång på lämpliga bo- och födoträd och minskad födotillgång. Spillkråkans minskningstakt har uppgått till 19 (24–10) % under de senaste 15 åren. Minskningstakten för den svenska populationen bedöms vara nära gränsvärdet för Sårbar (VU) (A2bc). Skogsbruk med korta omloppstider och täta, homogena ungskogar utgör det största hotet. Spillkråka är typisk art för </w:t>
+      </w:r>
+      <w:r>
+        <w:rPr>
+          <w:i/>
+        </w:rPr>
+        <w:t xml:space="preserve">9010 Taiga </w:t>
+      </w:r>
+      <w:r>
+        <w:t>och</w:t>
+      </w:r>
+      <w:r>
+        <w:rPr>
+          <w:i/>
+        </w:rPr>
+        <w:t xml:space="preserve"> 9740 Skogsbevuxen myr </w:t>
+      </w:r>
+      <w:r>
+        <w:t>(SLU Artdatabanken, 2023).</w:t>
       </w:r>
     </w:p>
     <w:p>
@@ -638,7 +956,25 @@
         <w:t>Spindelblomster (§8)</w:t>
       </w:r>
       <w:r>
-        <w:t xml:space="preserve"> växer i äldre mossrik granskog eller barrblandskog, men även i fjällbjörkskog. Arten indikerar långvarig trädkontinuitet och hög luftfuktighet och är mycket känslig för uttorkning och markskador. Spindelblomster har i många trakter minskat starkt under senare tid på grund av slutavverkningar och skogsmarksdikning (Nitare &amp; Skogsstyrelsen, 2019).</w:t>
+        <w:t xml:space="preserve"> växer i äldre mossrik granskog eller barrblandskog, men även i fjällbjörkskog. Arten indikerar långvarig trädkontinuitet och hög luftfuktighet och är mycket känslig för uttorkning och markskador. Spindelblomster har i många trakter minskat starkt under senare tid på grund av slutavverkningar och skogsmarksdikning. Spindelblomster är typisk art för </w:t>
+      </w:r>
+      <w:r>
+        <w:rPr>
+          <w:i/>
+        </w:rPr>
+        <w:t xml:space="preserve">9010 Taiga, 9050 Näringsrik granskog </w:t>
+      </w:r>
+      <w:r>
+        <w:t>och</w:t>
+      </w:r>
+      <w:r>
+        <w:rPr>
+          <w:i/>
+        </w:rPr>
+        <w:t xml:space="preserve"> 9040 Fjällbjörkskog</w:t>
+      </w:r>
+      <w:r>
+        <w:t xml:space="preserve"> (Nitare &amp; Skogsstyrelsen, 2019; SLU Artdatabanken, 2025).</w:t>
       </w:r>
     </w:p>
     <w:p>
@@ -660,7 +996,25 @@
         <w:t>Tjäder (§4)</w:t>
       </w:r>
       <w:r>
-        <w:t xml:space="preserve"> är en utpräglad skogsfågel knuten till större sammanhängande barrskogsområden. Tupparna och hönorna utnyttjar till viss del olika miljöer, och habitatvalet varierar dessutom mellan olika delar av året. För att det ska finnas livskraftiga tjäderbestånd krävs funktionella skogslandskap med en blandning av uppvuxen, gles och luckig skog, täta sumpskogar, myrar och andra små våtmarker. Arten försvinner när skogen fragmenteras och den sammanlagda arealen hyggen och andra öppna områden blir för stor. Ett småskaligt och försiktigt virkesuttag genom hyggesfria metoder kan i vissa fall vara möjligt i området inom 200 m från lekcentrum. Längre ut från lekcentrum, inom 200–500 m bör den avverkade ytan inte överskrida 1 hektar för att undvika alltför stora och snabba förändringar (Skogsstyrelsen, 2019).</w:t>
+        <w:t xml:space="preserve"> omfattas av bilaga 1 och 2 EU:s fågeldirektiv och är typisk art för </w:t>
+      </w:r>
+      <w:r>
+        <w:rPr>
+          <w:i/>
+        </w:rPr>
+        <w:t xml:space="preserve">9010 Taiga </w:t>
+      </w:r>
+      <w:r>
+        <w:t xml:space="preserve">och </w:t>
+      </w:r>
+      <w:r>
+        <w:rPr>
+          <w:i/>
+        </w:rPr>
+        <w:t>9740 Skogsbevuxen myr</w:t>
+      </w:r>
+      <w:r>
+        <w:t>. Tjädern är en utpräglad skogsfågel knuten till större sammanhängande barrskogsområden. Tupparna och hönorna utnyttjar till viss del olika miljöer, och habitatvalet varierar dessutom mellan olika delar av året. För att det ska finnas livskraftiga tjäderbestånd krävs funktionella skogslandskap med en blandning av uppvuxen, gles och luckig skog, täta sumpskogar, myrar och andra små våtmarker. Arten försvinner när skogen fragmenteras och den sammanlagda arealen hyggen och andra öppna områden blir för stor. Ett småskaligt och försiktigt virkesuttag genom hyggesfria metoder kan i vissa fall vara möjligt i området inom 200 m från lekcentrum. Längre ut från lekcentrum, inom 200–500 m bör den avverkade ytan inte överskrida 1 hektar för att undvika alltför stora och snabba förändringar (Skogsstyrelsen, 2019; SLU Artdatabanken, 2024).</w:t>
       </w:r>
     </w:p>
     <w:p>
@@ -671,7 +1025,25 @@
         <w:t>Tretåig hackspett (NT, §4)</w:t>
       </w:r>
       <w:r>
-        <w:t xml:space="preserve"> är rödlistad som nära hotad och ingår i bilaga 1 i EU:s fågeldirektiv. Tretåig hackspett är för sin överlevnad beroende av kontinuerlig tillförsel av äldre döende och död ved, som sker genom naturliga självgallringsprocesser i äldre grannaturskogar och barrblandade naturskogar. Om en skog genom skogsbruk gallras eller glesas ur så upphör och uteblir i stort sett den naturliga självgallringsprocessen för mycket lång tid framöver vilket omöjliggör upprätthållandet av den kontinuerliga ekologiska funktionen i ett område. Det finns studier som visar att naturskogens självgallringsprocess som den tretåiga hackspetten är beroende av, inte kan ersättas med efterlämnad hänsyn i skogsbruket (Imbeau &amp; Desrochers, 2002). Storleken på häckningsreviret varierar med skogstypen, förekomsten av död ved och graden av fragmentering, men är i allmänhet i storleksordningen 25–100 hektar. Vintertid krävs ofta betydligt större områden och det finns studier som antyder att arten behöver minst 100 hektar äldre skog. I områden med låg bonitet kan det behövas över 200 hektar lämpligt habitat för att ett par ska kunna reproducera sig. Områden med dokumenterad permanent förekomst i naturskogsmiljöer har vanligen så stora naturvärden att skogsbruk är olämpligt (Skogsstyrelsen, 2016).</w:t>
+        <w:t xml:space="preserve"> är rödlistad som nära hotad och ingår i bilaga 1 i EU:s fågeldirektiv. Tretåig hackspett är för sin överlevnad beroende av kontinuerlig tillförsel av äldre döende och död ved, som sker genom naturliga självgallringsprocesser i äldre grannaturskogar och barrblandade naturskogar. Om en skog genom skogsbruk gallras eller glesas ur så upphör och uteblir i stort sett den naturliga självgallringsprocessen för mycket lång tid framöver vilket omöjliggör upprätthållandet av den kontinuerliga ekologiska funktionen i ett område. Det finns studier som visar att naturskogens självgallringsprocess som den tretåiga hackspetten är beroende av, inte kan ersättas med efterlämnad hänsyn i skogsbruket (Imbeau &amp; Desrochers, 2002). Storleken på häckningsreviret varierar med skogstypen, förekomsten av död ved och graden av fragmentering, men är i allmänhet i storleksordningen 25–100 hektar. Vintertid krävs ofta betydligt större områden och det finns studier som antyder att arten behöver minst 100 hektar äldre skog. I områden med låg bonitet kan det behövas över 200 hektar lämpligt habitat för att ett par ska kunna reproducera sig. Områden med dokumenterad permanent förekomst i naturskogsmiljöer har vanligen så stora naturvärden att skogsbruk är olämpligt. Tretåig hackspett är typisk art för </w:t>
+      </w:r>
+      <w:r>
+        <w:rPr>
+          <w:i/>
+        </w:rPr>
+        <w:t xml:space="preserve">9010 Taiga, 9740 Skogsbevuxen myr, 9030 Landhöjningsskog </w:t>
+      </w:r>
+      <w:r>
+        <w:t xml:space="preserve">och </w:t>
+      </w:r>
+      <w:r>
+        <w:rPr>
+          <w:i/>
+        </w:rPr>
+        <w:t>9040 Fjällbjörkskog</w:t>
+      </w:r>
+      <w:r>
+        <w:t xml:space="preserve"> (Skogsstyrelsen, 2016; SLU Artdatabanken, 2024).</w:t>
       </w:r>
     </w:p>
     <w:p>
@@ -1074,7 +1446,25 @@
     </w:p>
     <w:p>
       <w:r>
-        <w:t>Knärot är fridlyst enligt 8 och 15 §§ artskyddsförordningen och klassad som sårbar (VU) enligt rödlistan 2020. Knärot är beroende av hög och jämn luftfuktighet i gamla, ostörda skogsmiljöer och är känslig för snabba förändringar av ljus-/vindförhållanden eller uttorkning. På grund av ett alltför intensivt skogsbruk har den minskat med 40 (25–50) % under de senaste 60 åren och i framtiden bedöms minskningstakten uppgå till 30 (20–40) %. Till följd av att arten har en dokumenterat högre minskningstakt i förhållande till sin generationstid än vad som tidigare varit känt (data från Riksskogstaxeringen) höjdes den till hotkategori sårbar (VU) i rödlistan 2020 (SLU Artdatabanken, 2024).</w:t>
+        <w:t xml:space="preserve">Knärot är typisk art för </w:t>
+      </w:r>
+      <w:r>
+        <w:rPr>
+          <w:i/>
+        </w:rPr>
+        <w:t xml:space="preserve">9010 Taiga </w:t>
+      </w:r>
+      <w:r>
+        <w:t>och</w:t>
+      </w:r>
+      <w:r>
+        <w:rPr>
+          <w:i/>
+        </w:rPr>
+        <w:t xml:space="preserve"> 9050 Näringsrik granskog</w:t>
+      </w:r>
+      <w:r>
+        <w:t>, fridlyst enligt 8 och 15 §§ artskyddsförordningen och klassad som sårbar (VU) enligt rödlistan 2020. Knärot är beroende av hög och jämn luftfuktighet i gamla, ostörda skogsmiljöer och är känslig för snabba förändringar av ljus-/vindförhållanden eller uttorkning. På grund av ett alltför intensivt skogsbruk har den minskat med 40 (25–50) % under de senaste 60 åren och i framtiden bedöms minskningstakten uppgå till 30 (20–40) %. Till följd av att arten har en dokumenterat högre minskningstakt i förhållande till sin generationstid än vad som tidigare varit känt (data från Riksskogstaxeringen) höjdes den till hotkategori sårbar (VU) i rödlistan 2020 (SLU Artdatabanken, 2024).</w:t>
       </w:r>
     </w:p>
     <w:p>
@@ -1291,7 +1681,16 @@
     </w:p>
     <w:p>
       <w:r>
-        <w:t>Rika förekomster av främst mindre märgborre men även skarptandad barkborre (NT) är en signal för artrikedom och inventeringar har visat att det är i skogar med en naturlig självgallring som det skapas förutsättningar för dessa arter samt de efterföljande åtgärdsprogramsarterna (Pettersson, 2014; Hedgren, 2012). Tallskogar med stark förekomst av mindre märgborre och skarptandad barkborre bör avsättas som reservat. Generellt bör hänsyn tas vid slutavverkning av talldominerad skog så att avverkningsrester som gren- och toppdelar (s.k. GROT) lämnas (Pettersson, 2014).</w:t>
+        <w:t xml:space="preserve">Rika förekomster av främst mindre märgborre men även skarptandad barkborre (NT) är en signal för artrikedom och inventeringar har visat att det är i skogar med en naturlig självgallring som det skapas förutsättningar för dessa arter samt de efterföljande åtgärdsprogramsarterna (Pettersson, 2014; Hedgren, 2012). Tallskogar med stark förekomst av mindre märgborre och skarptandad barkborre bör avsättas som reservat. Generellt bör hänsyn tas vid slutavverkning av talldominerad skog så att avverkningsrester som gren- och toppdelar (s.k. GROT) lämnas. Mindre märgborre är typisk art för </w:t>
+      </w:r>
+      <w:r>
+        <w:rPr>
+          <w:i/>
+        </w:rPr>
+        <w:t>9060 Åsbarrskog</w:t>
+      </w:r>
+      <w:r>
+        <w:t xml:space="preserve"> (Pettersson, 2014; SLU Artdatabanken, 2024).</w:t>
       </w:r>
     </w:p>
     <w:p>
@@ -1402,6 +1801,20 @@
     </w:p>
     <w:p>
       <w:r>
+        <w:t xml:space="preserve">SLU Artdatabanken, 2024. </w:t>
+      </w:r>
+      <w:r>
+        <w:rPr>
+          <w:i/>
+        </w:rPr>
+        <w:t xml:space="preserve">Artfaktablad. Naturvård – artfakta. </w:t>
+      </w:r>
+      <w:r>
+        <w:t>SLU Artdatabanken, Uppsala.</w:t>
+      </w:r>
+    </w:p>
+    <w:p>
+      <w:r>
         <w:t xml:space="preserve">Wikars, L.-O., Hansson, J. &amp; Hedgren, O., 2010. </w:t>
       </w:r>
       <w:r>
@@ -1438,12 +1851,30 @@
     </w:p>
     <w:p>
       <w:r>
-        <w:t>Spillkråka (NT) är rödlistad som nära hotad, fridlyst enligt §4 Artskyddsförordningen och ingår i bilaga 1 i EU:s fågeldirektiv. Spillkråka lever i både barr- och blandskog liksom i ren lövskog. De tätaste populationerna tenderar att finnas i äldre, variationsrik blandskog med gott om död ved och gamla träd.</w:t>
-      </w:r>
-    </w:p>
-    <w:p>
-      <w:r>
-        <w:t>Varje par utnyttjar 400–1000 hektar skog beroende på skogens kvalitet. En minskning av populationen pågår på grund av minskad tillgång på lämpliga bo- och födoträd och minskad födotillgång. Spillkråkans minskningstakt har uppgått till 19 (24–10) % under de senaste 15 åren. Minskningstakten för den svenska populationen bedöms vara nära gränsvärdet för Sårbar (VU) (A2bc). Skogsbruk med korta omloppstider och täta, homogena ungskogar utgör det största hotet (Artdatabanken 2023).</w:t>
+        <w:t xml:space="preserve">Spillkråka (NT) är rödlistad som nära hotad, fridlyst enligt §4 Artskyddsförordningen, typisk art för </w:t>
+      </w:r>
+      <w:r>
+        <w:rPr>
+          <w:i/>
+        </w:rPr>
+        <w:t xml:space="preserve">9010 Taiga </w:t>
+      </w:r>
+      <w:r>
+        <w:t>och</w:t>
+      </w:r>
+      <w:r>
+        <w:rPr>
+          <w:i/>
+        </w:rPr>
+        <w:t xml:space="preserve"> 9740 Skogsbevuxen myr</w:t>
+      </w:r>
+      <w:r>
+        <w:t xml:space="preserve"> och ingår i bilaga 1 i EU:s fågeldirektiv. Spillkråka lever i både barr- och blandskog liksom i ren lövskog. De tätaste populationerna tenderar att finnas i äldre, variationsrik blandskog med gott om död ved och gamla träd.</w:t>
+      </w:r>
+    </w:p>
+    <w:p>
+      <w:r>
+        <w:t>Varje par utnyttjar 400–1000 hektar skog beroende på skogens kvalitet. En minskning av populationen pågår på grund av minskad tillgång på lämpliga bo- och födoträd och minskad födotillgång. Spillkråkans minskningstakt har uppgått till 19 (24–10) % under de senaste 15 åren. Minskningstakten för den svenska populationen bedöms vara nära gränsvärdet för Sårbar (VU) (A2bc). Skogsbruk med korta omloppstider och täta, homogena ungskogar utgör det största hotet (SLU Artdatabanken 2023).</w:t>
       </w:r>
     </w:p>
     <w:p>
@@ -1598,7 +2029,25 @@
     </w:p>
     <w:p>
       <w:r>
-        <w:t>Tjäder (§4) är en utpräglad skogsfågel knuten till större sammanhängande barrskogsområden. Tupparna och hönorna utnyttjar till viss del olika miljöer, och habitatvalet varierar dessutom mellan olika delar av året. För att det ska finnas livskraftiga tjäderbestånd krävs funktionella skogslandskap med en blandning av uppvuxen, gles och luckig skog, täta sumpskogar, myrar och andra små våtmarker (Skogsstyrelsen, 2019).</w:t>
+        <w:t xml:space="preserve">Tjäder (§4) omfattas av bilaga 1 och 2 EU:s fågeldirektiv och är typisk art för </w:t>
+      </w:r>
+      <w:r>
+        <w:rPr>
+          <w:i/>
+        </w:rPr>
+        <w:t xml:space="preserve">9010 Taiga </w:t>
+      </w:r>
+      <w:r>
+        <w:t xml:space="preserve">och </w:t>
+      </w:r>
+      <w:r>
+        <w:rPr>
+          <w:i/>
+        </w:rPr>
+        <w:t>9740 Skogsbevuxen myr</w:t>
+      </w:r>
+      <w:r>
+        <w:t>. Tjädern är en utpräglad skogsfågel knuten till större sammanhängande barrskogsområden. Tupparna och hönorna utnyttjar till viss del olika miljöer, och habitatvalet varierar dessutom mellan olika delar av året. För att det ska finnas livskraftiga tjäderbestånd krävs funktionella skogslandskap med en blandning av uppvuxen, gles och luckig skog, täta sumpskogar, myrar och andra små våtmarker (Skogsstyrelsen, 2019; SLU Artdatabanken 2024).</w:t>
       </w:r>
     </w:p>
     <w:p>
@@ -1622,10 +2071,21 @@
         <w:rPr>
           <w:i/>
         </w:rPr>
-        <w:t xml:space="preserve">Vägledning för hänsyn till fåglar – tjäder. </w:t>
-      </w:r>
-      <w:r>
-        <w:t>https://www.skogsstyrelsen.se/globalassets/lag-och-tillsyn/artskydd/vagledningar-for-hansyn-till-faglar/tjader-vagledning-hansyn2.pdf</w:t>
+        <w:t>Vägledning för hänsyn till fåglar – tjäder.</w:t>
+      </w:r>
+    </w:p>
+    <w:p>
+      <w:r>
+        <w:t xml:space="preserve">SLU Artdatabanken, 2024. </w:t>
+      </w:r>
+      <w:r>
+        <w:rPr>
+          <w:i/>
+        </w:rPr>
+        <w:t xml:space="preserve">Artfaktablad. Naturvård – artfakta. </w:t>
+      </w:r>
+      <w:r>
+        <w:t>SLU Artdatabanken, Uppsala</w:t>
       </w:r>
     </w:p>
     <w:p>
@@ -1653,7 +2113,16 @@
         <w:rPr>
           <w:i/>
         </w:rPr>
-        <w:t>“Områden med dokumenterad permanent förekomst i naturskogsmiljöer har vanligen så stora naturvärden att skogsbruk är olämpligt”.</w:t>
+        <w:t>“Områden med dokumenterad permanent förekomst i naturskogsmiljöer har vanligen så stora naturvärden att skogsbruk är olämpligt”</w:t>
+      </w:r>
+      <w:r>
+        <w:t xml:space="preserve"> (SLU Artdatabanken, 2024; Skogsstyrelsen, 2016)</w:t>
+      </w:r>
+      <w:r>
+        <w:rPr>
+          <w:i/>
+        </w:rPr>
+        <w:t>.</w:t>
       </w:r>
     </w:p>
     <w:p>
@@ -1663,12 +2132,30 @@
     </w:p>
     <w:p>
       <w:r>
-        <w:t>Permanenta revir av tretåig hackspett karaktäriseras ofta av artens typiska ringformigt ordnade hackmärken på framför allt gamla granar. För att säkerställa att inte revir av tretåig hackspett drabbas av avverkningsplanerna bör en inventering göras i området både under häckningstid och under vintern, då arten utnyttjar betydligt större områden än under sommarens häckningsrevir. Storleken på häckningsreviret varierar med skogstypen, förekomsten av död ved och graden av fragmentering, men är i allmänhet i storleksordningen 25–100 hektar.</w:t>
-      </w:r>
-    </w:p>
-    <w:p>
-      <w:r>
-        <w:t>Förutom fridlysning enligt §4 Artskyddsförordningen är tretåig hackspett även förtecknad i EU:s fågeldirektiv bilaga 1. Den ingår också i Natura 2000 och är förtecknad i Bernkonventionen bilaga II (strikt skyddade djurarter).</w:t>
+        <w:t>Permanenta revir av tretåig hackspett karaktäriseras ofta av artens typiska ringformigt ordnade hackmärken på framför allt gamla granar. För att säkerställa att inte revir av tretåig hackspett drabbas av avverkningsplanerna bör en inventering göras i området både under häckningstid och under vintern, då arten utnyttjar betydligt större områden än under sommarens häckningsrevir. Storleken på häckningsreviret varierar med skogstypen, förekomsten av död ved och graden av fragmentering, men är i allmänhet i storleksordningen 25–100 hektar (SLU Artdatabanken, 2024; Skogsstyrelsen, 2016).</w:t>
+      </w:r>
+    </w:p>
+    <w:p>
+      <w:r>
+        <w:t xml:space="preserve">Förutom fridlysning enligt §4 Artskyddsförordningen är tretåig hackspett även förtecknad i EU:s fågeldirektiv bilaga 1. Den är typisk art för </w:t>
+      </w:r>
+      <w:r>
+        <w:rPr>
+          <w:i/>
+        </w:rPr>
+        <w:t xml:space="preserve">9010 Taiga, 9740 Skogsbevuxen myr, 9030 Landhöjningsskog </w:t>
+      </w:r>
+      <w:r>
+        <w:t xml:space="preserve">och </w:t>
+      </w:r>
+      <w:r>
+        <w:rPr>
+          <w:i/>
+        </w:rPr>
+        <w:t>9040 Fjällbjörkskog</w:t>
+      </w:r>
+      <w:r>
+        <w:t xml:space="preserve"> samt ingår i Natura 2000 och är förtecknad i Bernkonventionen bilaga II (strikt skyddade djurarter) (SLU Artdatabanken, 2024; Skogsstyrelsen, 2016).</w:t>
       </w:r>
     </w:p>
     <w:p>
@@ -1690,7 +2177,7 @@
         <w:t xml:space="preserve">Förekomst av tretåig hackspett Picoides tridactylus på bestånds- och landskapsnivå. </w:t>
       </w:r>
       <w:r>
-        <w:t>Ornis Svecica 6: 107–119</w:t>
+        <w:t>Ornis Svecica 6: 107–119.</w:t>
       </w:r>
     </w:p>
     <w:p>
@@ -1704,7 +2191,7 @@
         <w:t xml:space="preserve">Dead wood threshold values for the three-toed woodpecker presence in boreal and sub-Alpine forest. </w:t>
       </w:r>
       <w:r>
-        <w:t>Biological conservation 119(3): 305–318</w:t>
+        <w:t>Biological conservation 119(3): 305–318.</w:t>
       </w:r>
     </w:p>
     <w:p>
@@ -1743,10 +2230,21 @@
         <w:rPr>
           <w:i/>
         </w:rPr>
-        <w:t xml:space="preserve">Vägledning för hänsyn till fåglar – Tretåig hackspett. </w:t>
-      </w:r>
-      <w:r>
-        <w:t>www.skogsstyrelsen.se</w:t>
+        <w:t>Vägledning för hänsyn till fåglar – Tretåig hackspett.</w:t>
+      </w:r>
+    </w:p>
+    <w:p>
+      <w:r>
+        <w:t xml:space="preserve">SLU Artdatabanken, 2024. </w:t>
+      </w:r>
+      <w:r>
+        <w:rPr>
+          <w:i/>
+        </w:rPr>
+        <w:t xml:space="preserve">Artfaktablad. Naturvård – artfakta. </w:t>
+      </w:r>
+      <w:r>
+        <w:t>SLU Artdatabanken, Uppsala.</w:t>
       </w:r>
     </w:p>
     <w:p>
@@ -1774,7 +2272,7 @@
         <w:t xml:space="preserve">Population trends of forest birds in a Finnish Lapland landscape of large habitat blocks – Consequences of stochastic environmental variation or regional habitat alteration. </w:t>
       </w:r>
       <w:r>
-        <w:t>Biological conservation 56(2): 223–240</w:t>
+        <w:t>Biological conservation 56(2): 223–240.</w:t>
       </w:r>
     </w:p>
     <w:p>
@@ -2000,7 +2498,7 @@
     <w:r>
       <w:tab/>
       <w:tab/>
-      <w:t>2026-01-28</w:t>
+      <w:t>2026-01-29</w:t>
       <w:br/>
       <w:br/>
     </w:r>

--- a/klagomål/A 53355-2024 FSC-klagomål.docx
+++ b/klagomål/A 53355-2024 FSC-klagomål.docx
@@ -2498,7 +2498,7 @@
     <w:r>
       <w:tab/>
       <w:tab/>
-      <w:t>2026-01-29</w:t>
+      <w:t>2026-01-30</w:t>
       <w:br/>
       <w:br/>
     </w:r>

--- a/klagomål/A 53355-2024 FSC-klagomål.docx
+++ b/klagomål/A 53355-2024 FSC-klagomål.docx
@@ -2498,7 +2498,7 @@
     <w:r>
       <w:tab/>
       <w:tab/>
-      <w:t>2026-01-30</w:t>
+      <w:t>2026-01-31</w:t>
       <w:br/>
       <w:br/>
     </w:r>
